--- a/docs/supplements.docx
+++ b/docs/supplements.docx
@@ -1,6 +1,6 @@
 
 <file path=word/document.xml><?xml version="1.0" encoding="utf-8"?>
-<w:document xmlns:wpc="http://schemas.microsoft.com/office/word/2010/wordprocessingCanvas" xmlns:cx="http://schemas.microsoft.com/office/drawing/2014/chartex" xmlns:cx1="http://schemas.microsoft.com/office/drawing/2015/9/8/chartex" xmlns:cx2="http://schemas.microsoft.com/office/drawing/2015/10/21/chartex" xmlns:cx3="http://schemas.microsoft.com/office/drawing/2016/5/9/chartex" xmlns:cx4="http://schemas.microsoft.com/office/drawing/2016/5/10/chartex" xmlns:cx5="http://schemas.microsoft.com/office/drawing/2016/5/11/chartex" xmlns:cx6="http://schemas.microsoft.com/office/drawing/2016/5/12/chartex" xmlns:cx7="http://schemas.microsoft.com/office/drawing/2016/5/13/chartex" xmlns:cx8="http://schemas.microsoft.com/office/drawing/2016/5/14/chartex" xmlns:mc="http://schemas.openxmlformats.org/markup-compatibility/2006" xmlns:aink="http://schemas.microsoft.com/office/drawing/2016/ink" xmlns:am3d="http://schemas.microsoft.com/office/drawing/2017/model3d" xmlns:o="urn:schemas-microsoft-com:office:office" xmlns:oel="http://schemas.microsoft.com/office/2019/extlst" xmlns:r="http://schemas.openxmlformats.org/officeDocument/2006/relationships" xmlns:m="http://schemas.openxmlformats.org/officeDocument/2006/math" xmlns:v="urn:schemas-microsoft-com:vml" xmlns:wp14="http://schemas.microsoft.com/office/word/2010/wordprocessingDrawing" xmlns:wp="http://schemas.openxmlformats.org/drawingml/2006/wordprocessingDrawing" xmlns:w10="urn:schemas-microsoft-com:office:word" xmlns:w="http://schemas.openxmlformats.org/wordprocessingml/2006/main" xmlns:w14="http://schemas.microsoft.com/office/word/2010/wordml" xmlns:w15="http://schemas.microsoft.com/office/word/2012/wordml" xmlns:w16cex="http://schemas.microsoft.com/office/word/2018/wordml/cex" xmlns:w16cid="http://schemas.microsoft.com/office/word/2016/wordml/cid" xmlns:w16="http://schemas.microsoft.com/office/word/2018/wordml" xmlns:w16du="http://schemas.microsoft.com/office/word/2023/wordml/word16du" xmlns:w16sdtdh="http://schemas.microsoft.com/office/word/2020/wordml/sdtdatahash" xmlns:w16se="http://schemas.microsoft.com/office/word/2015/wordml/symex" xmlns:wpg="http://schemas.microsoft.com/office/word/2010/wordprocessingGroup" xmlns:wpi="http://schemas.microsoft.com/office/word/2010/wordprocessingInk" xmlns:wne="http://schemas.microsoft.com/office/word/2006/wordml" xmlns:wps="http://schemas.microsoft.com/office/word/2010/wordprocessingShape" mc:Ignorable="w14 w15 w16se w16cid w16 w16cex w16sdtdh w16du wp14">
+<w:document xmlns:wpc="http://schemas.microsoft.com/office/word/2010/wordprocessingCanvas" xmlns:cx="http://schemas.microsoft.com/office/drawing/2014/chartex" xmlns:cx1="http://schemas.microsoft.com/office/drawing/2015/9/8/chartex" xmlns:cx2="http://schemas.microsoft.com/office/drawing/2015/10/21/chartex" xmlns:cx3="http://schemas.microsoft.com/office/drawing/2016/5/9/chartex" xmlns:cx4="http://schemas.microsoft.com/office/drawing/2016/5/10/chartex" xmlns:cx5="http://schemas.microsoft.com/office/drawing/2016/5/11/chartex" xmlns:cx6="http://schemas.microsoft.com/office/drawing/2016/5/12/chartex" xmlns:cx7="http://schemas.microsoft.com/office/drawing/2016/5/13/chartex" xmlns:cx8="http://schemas.microsoft.com/office/drawing/2016/5/14/chartex" xmlns:mc="http://schemas.openxmlformats.org/markup-compatibility/2006" xmlns:aink="http://schemas.microsoft.com/office/drawing/2016/ink" xmlns:am3d="http://schemas.microsoft.com/office/drawing/2017/model3d" xmlns:o="urn:schemas-microsoft-com:office:office" xmlns:oel="http://schemas.microsoft.com/office/2019/extlst" xmlns:r="http://schemas.openxmlformats.org/officeDocument/2006/relationships" xmlns:m="http://schemas.openxmlformats.org/officeDocument/2006/math" xmlns:v="urn:schemas-microsoft-com:vml" xmlns:wp14="http://schemas.microsoft.com/office/word/2010/wordprocessingDrawing" xmlns:wp="http://schemas.openxmlformats.org/drawingml/2006/wordprocessingDrawing" xmlns:w10="urn:schemas-microsoft-com:office:word" xmlns:w="http://schemas.openxmlformats.org/wordprocessingml/2006/main" xmlns:w14="http://schemas.microsoft.com/office/word/2010/wordml" xmlns:w15="http://schemas.microsoft.com/office/word/2012/wordml" xmlns:w16cex="http://schemas.microsoft.com/office/word/2018/wordml/cex" xmlns:w16cid="http://schemas.microsoft.com/office/word/2016/wordml/cid" xmlns:w16="http://schemas.microsoft.com/office/word/2018/wordml" xmlns:w16du="http://schemas.microsoft.com/office/word/2023/wordml/word16du" xmlns:w16sdtdh="http://schemas.microsoft.com/office/word/2020/wordml/sdtdatahash" xmlns:w16sdtfl="http://schemas.microsoft.com/office/word/2024/wordml/sdtformatlock" xmlns:w16se="http://schemas.microsoft.com/office/word/2015/wordml/symex" xmlns:wpg="http://schemas.microsoft.com/office/word/2010/wordprocessingGroup" xmlns:wpi="http://schemas.microsoft.com/office/word/2010/wordprocessingInk" xmlns:wne="http://schemas.microsoft.com/office/word/2006/wordml" xmlns:wps="http://schemas.microsoft.com/office/word/2010/wordprocessingShape" mc:Ignorable="w14 w15 w16se w16cid w16 w16cex w16sdtdh w16sdtfl w16du wp14">
   <w:body>
     <w:p>
       <w:pPr>
@@ -84,14 +84,22 @@
             <w:pStyle w:val="Inhaltsverzeichnisberschrift"/>
           </w:pPr>
           <w:r>
-            <w:t>Table of Content</w:t>
+            <w:t xml:space="preserve">Table </w:t>
+          </w:r>
+          <w:proofErr w:type="spellStart"/>
+          <w:r>
+            <w:t>of</w:t>
+          </w:r>
+          <w:proofErr w:type="spellEnd"/>
+          <w:r>
+            <w:t xml:space="preserve"> Content</w:t>
           </w:r>
         </w:p>
         <w:p>
           <w:pPr>
             <w:pStyle w:val="Verzeichnis1"/>
             <w:tabs>
-              <w:tab w:val="right" w:leader="dot" w:pos="9062"/>
+              <w:tab w:val="right" w:leader="dot" w:pos="9060"/>
             </w:tabs>
             <w:rPr>
               <w:rFonts w:asciiTheme="minorHAnsi" w:eastAsiaTheme="minorEastAsia" w:hAnsiTheme="minorHAnsi"/>
@@ -110,17 +118,15 @@
           <w:r>
             <w:fldChar w:fldCharType="separate"/>
           </w:r>
-          <w:hyperlink w:anchor="_Toc177375168" w:history="1">
+          <w:hyperlink w:anchor="_Toc188532109" w:history="1">
             <w:r>
               <w:rPr>
                 <w:rStyle w:val="Hyperlink"/>
-                <w:rFonts w:eastAsia="Times New Roman" w:cs="Open Sans"/>
+                <w:rFonts w:eastAsia="Times New Roman"/>
                 <w:noProof/>
-                <w:kern w:val="36"/>
                 <w:lang w:val="en-US" w:eastAsia="de-DE"/>
-                <w14:ligatures w14:val="none"/>
-              </w:rPr>
-              <w:t>supplement 1 - descriptive statistics per participant</w:t>
+              </w:rPr>
+              <w:t>supplement 1 – canonical pupillary response function</w:t>
             </w:r>
             <w:r>
               <w:rPr>
@@ -141,7 +147,7 @@
                 <w:noProof/>
                 <w:webHidden/>
               </w:rPr>
-              <w:instrText xml:space="preserve"> PAGEREF _Toc177375168 \h </w:instrText>
+              <w:instrText xml:space="preserve"> PAGEREF _Toc188532109 \h </w:instrText>
             </w:r>
             <w:r>
               <w:rPr>
@@ -161,7 +167,7 @@
                 <w:noProof/>
                 <w:webHidden/>
               </w:rPr>
-              <w:t>3</w:t>
+              <w:t>2</w:t>
             </w:r>
             <w:r>
               <w:rPr>
@@ -176,7 +182,7 @@
           <w:pPr>
             <w:pStyle w:val="Verzeichnis1"/>
             <w:tabs>
-              <w:tab w:val="right" w:leader="dot" w:pos="9062"/>
+              <w:tab w:val="right" w:leader="dot" w:pos="9060"/>
             </w:tabs>
             <w:rPr>
               <w:rFonts w:asciiTheme="minorHAnsi" w:eastAsiaTheme="minorEastAsia" w:hAnsiTheme="minorHAnsi"/>
@@ -186,17 +192,14 @@
               <w:lang w:eastAsia="de-DE"/>
             </w:rPr>
           </w:pPr>
-          <w:hyperlink w:anchor="_Toc177375169" w:history="1">
+          <w:hyperlink w:anchor="_Toc188532110" w:history="1">
             <w:r>
               <w:rPr>
                 <w:rStyle w:val="Hyperlink"/>
-                <w:rFonts w:eastAsia="Times New Roman" w:cs="Open Sans"/>
                 <w:noProof/>
-                <w:kern w:val="36"/>
-                <w:lang w:val="en-US" w:eastAsia="de-DE"/>
-                <w14:ligatures w14:val="none"/>
-              </w:rPr>
-              <w:t>supplement 2 - descriptive statistics per trial</w:t>
+                <w:lang w:val="en-US"/>
+              </w:rPr>
+              <w:t>supplement 2 – relative luminance across the task</w:t>
             </w:r>
             <w:r>
               <w:rPr>
@@ -217,7 +220,7 @@
                 <w:noProof/>
                 <w:webHidden/>
               </w:rPr>
-              <w:instrText xml:space="preserve"> PAGEREF _Toc177375169 \h </w:instrText>
+              <w:instrText xml:space="preserve"> PAGEREF _Toc188532110 \h </w:instrText>
             </w:r>
             <w:r>
               <w:rPr>
@@ -237,7 +240,7 @@
                 <w:noProof/>
                 <w:webHidden/>
               </w:rPr>
-              <w:t>4</w:t>
+              <w:t>3</w:t>
             </w:r>
             <w:r>
               <w:rPr>
@@ -252,7 +255,7 @@
           <w:pPr>
             <w:pStyle w:val="Verzeichnis1"/>
             <w:tabs>
-              <w:tab w:val="right" w:leader="dot" w:pos="9062"/>
+              <w:tab w:val="right" w:leader="dot" w:pos="9060"/>
             </w:tabs>
             <w:rPr>
               <w:rFonts w:asciiTheme="minorHAnsi" w:eastAsiaTheme="minorEastAsia" w:hAnsiTheme="minorHAnsi"/>
@@ -262,7 +265,7 @@
               <w:lang w:eastAsia="de-DE"/>
             </w:rPr>
           </w:pPr>
-          <w:hyperlink w:anchor="_Toc177375170" w:history="1">
+          <w:hyperlink w:anchor="_Toc188532111" w:history="1">
             <w:r>
               <w:rPr>
                 <w:rStyle w:val="Hyperlink"/>
@@ -272,7 +275,7 @@
                 <w:lang w:val="en-US" w:eastAsia="de-DE"/>
                 <w14:ligatures w14:val="none"/>
               </w:rPr>
-              <w:t>supplement 3 - group comparisons on per-participant estimates</w:t>
+              <w:t>supplement 3 – data quality as missing data with task progression between groups</w:t>
             </w:r>
             <w:r>
               <w:rPr>
@@ -293,7 +296,7 @@
                 <w:noProof/>
                 <w:webHidden/>
               </w:rPr>
-              <w:instrText xml:space="preserve"> PAGEREF _Toc177375170 \h </w:instrText>
+              <w:instrText xml:space="preserve"> PAGEREF _Toc188532111 \h </w:instrText>
             </w:r>
             <w:r>
               <w:rPr>
@@ -313,7 +316,7 @@
                 <w:noProof/>
                 <w:webHidden/>
               </w:rPr>
-              <w:t>5</w:t>
+              <w:t>4</w:t>
             </w:r>
             <w:r>
               <w:rPr>
@@ -328,7 +331,7 @@
           <w:pPr>
             <w:pStyle w:val="Verzeichnis1"/>
             <w:tabs>
-              <w:tab w:val="right" w:leader="dot" w:pos="9062"/>
+              <w:tab w:val="right" w:leader="dot" w:pos="9060"/>
             </w:tabs>
             <w:rPr>
               <w:rFonts w:asciiTheme="minorHAnsi" w:eastAsiaTheme="minorEastAsia" w:hAnsiTheme="minorHAnsi"/>
@@ -338,7 +341,7 @@
               <w:lang w:eastAsia="de-DE"/>
             </w:rPr>
           </w:pPr>
-          <w:hyperlink w:anchor="_Toc177375171" w:history="1">
+          <w:hyperlink w:anchor="_Toc188532112" w:history="1">
             <w:r>
               <w:rPr>
                 <w:rStyle w:val="Hyperlink"/>
@@ -348,7 +351,7 @@
                 <w:lang w:val="en-US" w:eastAsia="de-DE"/>
                 <w14:ligatures w14:val="none"/>
               </w:rPr>
-              <w:t>supplement 4 - covariate effects: BPS group difference</w:t>
+              <w:t>supplement 4 – data quality as gaze center deviation with task progression between groups</w:t>
             </w:r>
             <w:r>
               <w:rPr>
@@ -369,7 +372,7 @@
                 <w:noProof/>
                 <w:webHidden/>
               </w:rPr>
-              <w:instrText xml:space="preserve"> PAGEREF _Toc177375171 \h </w:instrText>
+              <w:instrText xml:space="preserve"> PAGEREF _Toc188532112 \h </w:instrText>
             </w:r>
             <w:r>
               <w:rPr>
@@ -389,7 +392,7 @@
                 <w:noProof/>
                 <w:webHidden/>
               </w:rPr>
-              <w:t>6</w:t>
+              <w:t>5</w:t>
             </w:r>
             <w:r>
               <w:rPr>
@@ -404,7 +407,7 @@
           <w:pPr>
             <w:pStyle w:val="Verzeichnis1"/>
             <w:tabs>
-              <w:tab w:val="right" w:leader="dot" w:pos="9062"/>
+              <w:tab w:val="right" w:leader="dot" w:pos="9060"/>
             </w:tabs>
             <w:rPr>
               <w:rFonts w:asciiTheme="minorHAnsi" w:eastAsiaTheme="minorEastAsia" w:hAnsiTheme="minorHAnsi"/>
@@ -414,7 +417,7 @@
               <w:lang w:eastAsia="de-DE"/>
             </w:rPr>
           </w:pPr>
-          <w:hyperlink w:anchor="_Toc177375172" w:history="1">
+          <w:hyperlink w:anchor="_Toc188532113" w:history="1">
             <w:r>
               <w:rPr>
                 <w:rStyle w:val="Hyperlink"/>
@@ -424,7 +427,7 @@
                 <w:lang w:val="en-US" w:eastAsia="de-DE"/>
                 <w14:ligatures w14:val="none"/>
               </w:rPr>
-              <w:t>supplement 5 - effect of medication on group differences</w:t>
+              <w:t>supplement 5 - histograms of per-participant estimates</w:t>
             </w:r>
             <w:r>
               <w:rPr>
@@ -445,7 +448,7 @@
                 <w:noProof/>
                 <w:webHidden/>
               </w:rPr>
-              <w:instrText xml:space="preserve"> PAGEREF _Toc177375172 \h </w:instrText>
+              <w:instrText xml:space="preserve"> PAGEREF _Toc188532113 \h </w:instrText>
             </w:r>
             <w:r>
               <w:rPr>
@@ -465,7 +468,7 @@
                 <w:noProof/>
                 <w:webHidden/>
               </w:rPr>
-              <w:t>7</w:t>
+              <w:t>6</w:t>
             </w:r>
             <w:r>
               <w:rPr>
@@ -480,7 +483,7 @@
           <w:pPr>
             <w:pStyle w:val="Verzeichnis1"/>
             <w:tabs>
-              <w:tab w:val="right" w:leader="dot" w:pos="9062"/>
+              <w:tab w:val="right" w:leader="dot" w:pos="9060"/>
             </w:tabs>
             <w:rPr>
               <w:rFonts w:asciiTheme="minorHAnsi" w:eastAsiaTheme="minorEastAsia" w:hAnsiTheme="minorHAnsi"/>
@@ -490,7 +493,7 @@
               <w:lang w:eastAsia="de-DE"/>
             </w:rPr>
           </w:pPr>
-          <w:hyperlink w:anchor="_Toc177375173" w:history="1">
+          <w:hyperlink w:anchor="_Toc188532114" w:history="1">
             <w:r>
               <w:rPr>
                 <w:rStyle w:val="Hyperlink"/>
@@ -500,7 +503,7 @@
                 <w:lang w:val="en-US" w:eastAsia="de-DE"/>
                 <w14:ligatures w14:val="none"/>
               </w:rPr>
-              <w:t>supplement 6 - BPS association with age, IQ, biological sex</w:t>
+              <w:t>supplement 6 - histograms of per-trial estimates</w:t>
             </w:r>
             <w:r>
               <w:rPr>
@@ -521,7 +524,7 @@
                 <w:noProof/>
                 <w:webHidden/>
               </w:rPr>
-              <w:instrText xml:space="preserve"> PAGEREF _Toc177375173 \h </w:instrText>
+              <w:instrText xml:space="preserve"> PAGEREF _Toc188532114 \h </w:instrText>
             </w:r>
             <w:r>
               <w:rPr>
@@ -541,7 +544,7 @@
                 <w:noProof/>
                 <w:webHidden/>
               </w:rPr>
-              <w:t>8</w:t>
+              <w:t>7</w:t>
             </w:r>
             <w:r>
               <w:rPr>
@@ -556,7 +559,7 @@
           <w:pPr>
             <w:pStyle w:val="Verzeichnis1"/>
             <w:tabs>
-              <w:tab w:val="right" w:leader="dot" w:pos="9062"/>
+              <w:tab w:val="right" w:leader="dot" w:pos="9060"/>
             </w:tabs>
             <w:rPr>
               <w:rFonts w:asciiTheme="minorHAnsi" w:eastAsiaTheme="minorEastAsia" w:hAnsiTheme="minorHAnsi"/>
@@ -566,7 +569,7 @@
               <w:lang w:eastAsia="de-DE"/>
             </w:rPr>
           </w:pPr>
-          <w:hyperlink w:anchor="_Toc177375174" w:history="1">
+          <w:hyperlink w:anchor="_Toc188532115" w:history="1">
             <w:r>
               <w:rPr>
                 <w:rStyle w:val="Hyperlink"/>
@@ -576,7 +579,7 @@
                 <w:lang w:val="en-US" w:eastAsia="de-DE"/>
                 <w14:ligatures w14:val="none"/>
               </w:rPr>
-              <w:t>supplement 7 - SEPR association with age, IQ, biological sex</w:t>
+              <w:t>supplement 7 - Bayesian posterior estimate MCMC chain convergence</w:t>
             </w:r>
             <w:r>
               <w:rPr>
@@ -597,7 +600,7 @@
                 <w:noProof/>
                 <w:webHidden/>
               </w:rPr>
-              <w:instrText xml:space="preserve"> PAGEREF _Toc177375174 \h </w:instrText>
+              <w:instrText xml:space="preserve"> PAGEREF _Toc188532115 \h </w:instrText>
             </w:r>
             <w:r>
               <w:rPr>
@@ -617,7 +620,7 @@
                 <w:noProof/>
                 <w:webHidden/>
               </w:rPr>
-              <w:t>9</w:t>
+              <w:t>8</w:t>
             </w:r>
             <w:r>
               <w:rPr>
@@ -632,7 +635,7 @@
           <w:pPr>
             <w:pStyle w:val="Verzeichnis1"/>
             <w:tabs>
-              <w:tab w:val="right" w:leader="dot" w:pos="9062"/>
+              <w:tab w:val="right" w:leader="dot" w:pos="9060"/>
             </w:tabs>
             <w:rPr>
               <w:rFonts w:asciiTheme="minorHAnsi" w:eastAsiaTheme="minorEastAsia" w:hAnsiTheme="minorHAnsi"/>
@@ -642,7 +645,7 @@
               <w:lang w:eastAsia="de-DE"/>
             </w:rPr>
           </w:pPr>
-          <w:hyperlink w:anchor="_Toc177375175" w:history="1">
+          <w:hyperlink w:anchor="_Toc188532116" w:history="1">
             <w:r>
               <w:rPr>
                 <w:rStyle w:val="Hyperlink"/>
@@ -652,7 +655,7 @@
                 <w:lang w:val="en-US" w:eastAsia="de-DE"/>
                 <w14:ligatures w14:val="none"/>
               </w:rPr>
-              <w:t>supplement 8 - MMN-amp association with age, IQ, biological sex</w:t>
+              <w:t>supplement 8 - descriptive statistics per participant</w:t>
             </w:r>
             <w:r>
               <w:rPr>
@@ -673,7 +676,7 @@
                 <w:noProof/>
                 <w:webHidden/>
               </w:rPr>
-              <w:instrText xml:space="preserve"> PAGEREF _Toc177375175 \h </w:instrText>
+              <w:instrText xml:space="preserve"> PAGEREF _Toc188532116 \h </w:instrText>
             </w:r>
             <w:r>
               <w:rPr>
@@ -693,7 +696,7 @@
                 <w:noProof/>
                 <w:webHidden/>
               </w:rPr>
-              <w:t>10</w:t>
+              <w:t>9</w:t>
             </w:r>
             <w:r>
               <w:rPr>
@@ -708,7 +711,7 @@
           <w:pPr>
             <w:pStyle w:val="Verzeichnis1"/>
             <w:tabs>
-              <w:tab w:val="right" w:leader="dot" w:pos="9062"/>
+              <w:tab w:val="right" w:leader="dot" w:pos="9060"/>
             </w:tabs>
             <w:rPr>
               <w:rFonts w:asciiTheme="minorHAnsi" w:eastAsiaTheme="minorEastAsia" w:hAnsiTheme="minorHAnsi"/>
@@ -718,7 +721,7 @@
               <w:lang w:eastAsia="de-DE"/>
             </w:rPr>
           </w:pPr>
-          <w:hyperlink w:anchor="_Toc177375176" w:history="1">
+          <w:hyperlink w:anchor="_Toc188532117" w:history="1">
             <w:r>
               <w:rPr>
                 <w:rStyle w:val="Hyperlink"/>
@@ -728,7 +731,7 @@
                 <w:lang w:val="en-US" w:eastAsia="de-DE"/>
                 <w14:ligatures w14:val="none"/>
               </w:rPr>
-              <w:t>supplement 10 - correlation table of BPS, SEPR, MMN-amp, NG</w:t>
+              <w:t>supplement 9 - descriptive statistics per trial</w:t>
             </w:r>
             <w:r>
               <w:rPr>
@@ -749,7 +752,7 @@
                 <w:noProof/>
                 <w:webHidden/>
               </w:rPr>
-              <w:instrText xml:space="preserve"> PAGEREF _Toc177375176 \h </w:instrText>
+              <w:instrText xml:space="preserve"> PAGEREF _Toc188532117 \h </w:instrText>
             </w:r>
             <w:r>
               <w:rPr>
@@ -769,7 +772,7 @@
                 <w:noProof/>
                 <w:webHidden/>
               </w:rPr>
-              <w:t>11</w:t>
+              <w:t>10</w:t>
             </w:r>
             <w:r>
               <w:rPr>
@@ -784,7 +787,7 @@
           <w:pPr>
             <w:pStyle w:val="Verzeichnis1"/>
             <w:tabs>
-              <w:tab w:val="right" w:leader="dot" w:pos="9062"/>
+              <w:tab w:val="right" w:leader="dot" w:pos="9060"/>
             </w:tabs>
             <w:rPr>
               <w:rFonts w:asciiTheme="minorHAnsi" w:eastAsiaTheme="minorEastAsia" w:hAnsiTheme="minorHAnsi"/>
@@ -794,7 +797,7 @@
               <w:lang w:eastAsia="de-DE"/>
             </w:rPr>
           </w:pPr>
-          <w:hyperlink w:anchor="_Toc177375177" w:history="1">
+          <w:hyperlink w:anchor="_Toc188532118" w:history="1">
             <w:r>
               <w:rPr>
                 <w:rStyle w:val="Hyperlink"/>
@@ -804,7 +807,7 @@
                 <w:lang w:val="en-US" w:eastAsia="de-DE"/>
                 <w14:ligatures w14:val="none"/>
               </w:rPr>
-              <w:t>supplement 11- polynomial fit comparison for BPS, SEPR; MMN-amp</w:t>
+              <w:t>supplement 10 - group comparisons on per-participant estimates</w:t>
             </w:r>
             <w:r>
               <w:rPr>
@@ -825,7 +828,7 @@
                 <w:noProof/>
                 <w:webHidden/>
               </w:rPr>
-              <w:instrText xml:space="preserve"> PAGEREF _Toc177375177 \h </w:instrText>
+              <w:instrText xml:space="preserve"> PAGEREF _Toc188532118 \h </w:instrText>
             </w:r>
             <w:r>
               <w:rPr>
@@ -845,7 +848,7 @@
                 <w:noProof/>
                 <w:webHidden/>
               </w:rPr>
-              <w:t>12</w:t>
+              <w:t>11</w:t>
             </w:r>
             <w:r>
               <w:rPr>
@@ -860,7 +863,7 @@
           <w:pPr>
             <w:pStyle w:val="Verzeichnis1"/>
             <w:tabs>
-              <w:tab w:val="right" w:leader="dot" w:pos="9062"/>
+              <w:tab w:val="right" w:leader="dot" w:pos="9060"/>
             </w:tabs>
             <w:rPr>
               <w:rFonts w:asciiTheme="minorHAnsi" w:eastAsiaTheme="minorEastAsia" w:hAnsiTheme="minorHAnsi"/>
@@ -870,7 +873,7 @@
               <w:lang w:eastAsia="de-DE"/>
             </w:rPr>
           </w:pPr>
-          <w:hyperlink w:anchor="_Toc177375178" w:history="1">
+          <w:hyperlink w:anchor="_Toc188532119" w:history="1">
             <w:r>
               <w:rPr>
                 <w:rStyle w:val="Hyperlink"/>
@@ -880,7 +883,7 @@
                 <w:lang w:val="en-US" w:eastAsia="de-DE"/>
                 <w14:ligatures w14:val="none"/>
               </w:rPr>
-              <w:t>supplement 12 - BPS linear mixed model - task progression</w:t>
+              <w:t>supplement 11 - covariate effects: BPS group difference</w:t>
             </w:r>
             <w:r>
               <w:rPr>
@@ -901,7 +904,7 @@
                 <w:noProof/>
                 <w:webHidden/>
               </w:rPr>
-              <w:instrText xml:space="preserve"> PAGEREF _Toc177375178 \h </w:instrText>
+              <w:instrText xml:space="preserve"> PAGEREF _Toc188532119 \h </w:instrText>
             </w:r>
             <w:r>
               <w:rPr>
@@ -921,7 +924,7 @@
                 <w:noProof/>
                 <w:webHidden/>
               </w:rPr>
-              <w:t>13</w:t>
+              <w:t>12</w:t>
             </w:r>
             <w:r>
               <w:rPr>
@@ -936,7 +939,7 @@
           <w:pPr>
             <w:pStyle w:val="Verzeichnis1"/>
             <w:tabs>
-              <w:tab w:val="right" w:leader="dot" w:pos="9062"/>
+              <w:tab w:val="right" w:leader="dot" w:pos="9060"/>
             </w:tabs>
             <w:rPr>
               <w:rFonts w:asciiTheme="minorHAnsi" w:eastAsiaTheme="minorEastAsia" w:hAnsiTheme="minorHAnsi"/>
@@ -946,7 +949,7 @@
               <w:lang w:eastAsia="de-DE"/>
             </w:rPr>
           </w:pPr>
-          <w:hyperlink w:anchor="_Toc177375179" w:history="1">
+          <w:hyperlink w:anchor="_Toc188532120" w:history="1">
             <w:r>
               <w:rPr>
                 <w:rStyle w:val="Hyperlink"/>
@@ -956,7 +959,7 @@
                 <w:lang w:val="en-US" w:eastAsia="de-DE"/>
                 <w14:ligatures w14:val="none"/>
               </w:rPr>
-              <w:t>supplement 19 - Bayesian posterior estimate MCMC chain convergence</w:t>
+              <w:t>supplement 12 - effect of medication on group differences</w:t>
             </w:r>
             <w:r>
               <w:rPr>
@@ -977,7 +980,7 @@
                 <w:noProof/>
                 <w:webHidden/>
               </w:rPr>
-              <w:instrText xml:space="preserve"> PAGEREF _Toc177375179 \h </w:instrText>
+              <w:instrText xml:space="preserve"> PAGEREF _Toc188532120 \h </w:instrText>
             </w:r>
             <w:r>
               <w:rPr>
@@ -997,7 +1000,7 @@
                 <w:noProof/>
                 <w:webHidden/>
               </w:rPr>
-              <w:t>14</w:t>
+              <w:t>13</w:t>
             </w:r>
             <w:r>
               <w:rPr>
@@ -1012,7 +1015,7 @@
           <w:pPr>
             <w:pStyle w:val="Verzeichnis1"/>
             <w:tabs>
-              <w:tab w:val="right" w:leader="dot" w:pos="9062"/>
+              <w:tab w:val="right" w:leader="dot" w:pos="9060"/>
             </w:tabs>
             <w:rPr>
               <w:rFonts w:asciiTheme="minorHAnsi" w:eastAsiaTheme="minorEastAsia" w:hAnsiTheme="minorHAnsi"/>
@@ -1022,7 +1025,7 @@
               <w:lang w:eastAsia="de-DE"/>
             </w:rPr>
           </w:pPr>
-          <w:hyperlink w:anchor="_Toc177375181" w:history="1">
+          <w:hyperlink w:anchor="_Toc188532121" w:history="1">
             <w:r>
               <w:rPr>
                 <w:rStyle w:val="Hyperlink"/>
@@ -1032,7 +1035,7 @@
                 <w:lang w:val="en-US" w:eastAsia="de-DE"/>
                 <w14:ligatures w14:val="none"/>
               </w:rPr>
-              <w:t>supplement 20 - histograms of per-participant estimates</w:t>
+              <w:t>supplement 13 - BPS association with age, IQ, biological sex</w:t>
             </w:r>
             <w:r>
               <w:rPr>
@@ -1053,7 +1056,7 @@
                 <w:noProof/>
                 <w:webHidden/>
               </w:rPr>
-              <w:instrText xml:space="preserve"> PAGEREF _Toc177375181 \h </w:instrText>
+              <w:instrText xml:space="preserve"> PAGEREF _Toc188532121 \h </w:instrText>
             </w:r>
             <w:r>
               <w:rPr>
@@ -1073,7 +1076,7 @@
                 <w:noProof/>
                 <w:webHidden/>
               </w:rPr>
-              <w:t>15</w:t>
+              <w:t>14</w:t>
             </w:r>
             <w:r>
               <w:rPr>
@@ -1088,7 +1091,7 @@
           <w:pPr>
             <w:pStyle w:val="Verzeichnis1"/>
             <w:tabs>
-              <w:tab w:val="right" w:leader="dot" w:pos="9062"/>
+              <w:tab w:val="right" w:leader="dot" w:pos="9060"/>
             </w:tabs>
             <w:rPr>
               <w:rFonts w:asciiTheme="minorHAnsi" w:eastAsiaTheme="minorEastAsia" w:hAnsiTheme="minorHAnsi"/>
@@ -1098,7 +1101,7 @@
               <w:lang w:eastAsia="de-DE"/>
             </w:rPr>
           </w:pPr>
-          <w:hyperlink w:anchor="_Toc177375182" w:history="1">
+          <w:hyperlink w:anchor="_Toc188532122" w:history="1">
             <w:r>
               <w:rPr>
                 <w:rStyle w:val="Hyperlink"/>
@@ -1108,7 +1111,7 @@
                 <w:lang w:val="en-US" w:eastAsia="de-DE"/>
                 <w14:ligatures w14:val="none"/>
               </w:rPr>
-              <w:t>supplement 21- histograms of per-trial estimates</w:t>
+              <w:t>supplement 14 - SEPR association with age, IQ, biological sex</w:t>
             </w:r>
             <w:r>
               <w:rPr>
@@ -1129,7 +1132,7 @@
                 <w:noProof/>
                 <w:webHidden/>
               </w:rPr>
-              <w:instrText xml:space="preserve"> PAGEREF _Toc177375182 \h </w:instrText>
+              <w:instrText xml:space="preserve"> PAGEREF _Toc188532122 \h </w:instrText>
             </w:r>
             <w:r>
               <w:rPr>
@@ -1149,7 +1152,311 @@
                 <w:noProof/>
                 <w:webHidden/>
               </w:rPr>
+              <w:t>15</w:t>
+            </w:r>
+            <w:r>
+              <w:rPr>
+                <w:noProof/>
+                <w:webHidden/>
+              </w:rPr>
+              <w:fldChar w:fldCharType="end"/>
+            </w:r>
+          </w:hyperlink>
+        </w:p>
+        <w:p>
+          <w:pPr>
+            <w:pStyle w:val="Verzeichnis1"/>
+            <w:tabs>
+              <w:tab w:val="right" w:leader="dot" w:pos="9060"/>
+            </w:tabs>
+            <w:rPr>
+              <w:rFonts w:asciiTheme="minorHAnsi" w:eastAsiaTheme="minorEastAsia" w:hAnsiTheme="minorHAnsi"/>
+              <w:noProof/>
+              <w:sz w:val="24"/>
+              <w:szCs w:val="24"/>
+              <w:lang w:eastAsia="de-DE"/>
+            </w:rPr>
+          </w:pPr>
+          <w:hyperlink w:anchor="_Toc188532123" w:history="1">
+            <w:r>
+              <w:rPr>
+                <w:rStyle w:val="Hyperlink"/>
+                <w:rFonts w:eastAsia="Times New Roman" w:cs="Open Sans"/>
+                <w:noProof/>
+                <w:kern w:val="36"/>
+                <w:lang w:val="en-US" w:eastAsia="de-DE"/>
+                <w14:ligatures w14:val="none"/>
+              </w:rPr>
+              <w:t>supplement 15 - MMN-amp association with age, IQ, biological sex</w:t>
+            </w:r>
+            <w:r>
+              <w:rPr>
+                <w:noProof/>
+                <w:webHidden/>
+              </w:rPr>
+              <w:tab/>
+            </w:r>
+            <w:r>
+              <w:rPr>
+                <w:noProof/>
+                <w:webHidden/>
+              </w:rPr>
+              <w:fldChar w:fldCharType="begin"/>
+            </w:r>
+            <w:r>
+              <w:rPr>
+                <w:noProof/>
+                <w:webHidden/>
+              </w:rPr>
+              <w:instrText xml:space="preserve"> PAGEREF _Toc188532123 \h </w:instrText>
+            </w:r>
+            <w:r>
+              <w:rPr>
+                <w:noProof/>
+                <w:webHidden/>
+              </w:rPr>
+            </w:r>
+            <w:r>
+              <w:rPr>
+                <w:noProof/>
+                <w:webHidden/>
+              </w:rPr>
+              <w:fldChar w:fldCharType="separate"/>
+            </w:r>
+            <w:r>
+              <w:rPr>
+                <w:noProof/>
+                <w:webHidden/>
+              </w:rPr>
               <w:t>16</w:t>
+            </w:r>
+            <w:r>
+              <w:rPr>
+                <w:noProof/>
+                <w:webHidden/>
+              </w:rPr>
+              <w:fldChar w:fldCharType="end"/>
+            </w:r>
+          </w:hyperlink>
+        </w:p>
+        <w:p>
+          <w:pPr>
+            <w:pStyle w:val="Verzeichnis1"/>
+            <w:tabs>
+              <w:tab w:val="right" w:leader="dot" w:pos="9060"/>
+            </w:tabs>
+            <w:rPr>
+              <w:rFonts w:asciiTheme="minorHAnsi" w:eastAsiaTheme="minorEastAsia" w:hAnsiTheme="minorHAnsi"/>
+              <w:noProof/>
+              <w:sz w:val="24"/>
+              <w:szCs w:val="24"/>
+              <w:lang w:eastAsia="de-DE"/>
+            </w:rPr>
+          </w:pPr>
+          <w:hyperlink w:anchor="_Toc188532124" w:history="1">
+            <w:r>
+              <w:rPr>
+                <w:rStyle w:val="Hyperlink"/>
+                <w:rFonts w:eastAsia="Times New Roman" w:cs="Open Sans"/>
+                <w:noProof/>
+                <w:kern w:val="36"/>
+                <w:lang w:val="en-US" w:eastAsia="de-DE"/>
+                <w14:ligatures w14:val="none"/>
+              </w:rPr>
+              <w:t>supplement 16 - correlation table of BPS, SEPR, MMN-amp, NG</w:t>
+            </w:r>
+            <w:r>
+              <w:rPr>
+                <w:noProof/>
+                <w:webHidden/>
+              </w:rPr>
+              <w:tab/>
+            </w:r>
+            <w:r>
+              <w:rPr>
+                <w:noProof/>
+                <w:webHidden/>
+              </w:rPr>
+              <w:fldChar w:fldCharType="begin"/>
+            </w:r>
+            <w:r>
+              <w:rPr>
+                <w:noProof/>
+                <w:webHidden/>
+              </w:rPr>
+              <w:instrText xml:space="preserve"> PAGEREF _Toc188532124 \h </w:instrText>
+            </w:r>
+            <w:r>
+              <w:rPr>
+                <w:noProof/>
+                <w:webHidden/>
+              </w:rPr>
+            </w:r>
+            <w:r>
+              <w:rPr>
+                <w:noProof/>
+                <w:webHidden/>
+              </w:rPr>
+              <w:fldChar w:fldCharType="separate"/>
+            </w:r>
+            <w:r>
+              <w:rPr>
+                <w:noProof/>
+                <w:webHidden/>
+              </w:rPr>
+              <w:t>17</w:t>
+            </w:r>
+            <w:r>
+              <w:rPr>
+                <w:noProof/>
+                <w:webHidden/>
+              </w:rPr>
+              <w:fldChar w:fldCharType="end"/>
+            </w:r>
+          </w:hyperlink>
+        </w:p>
+        <w:p>
+          <w:pPr>
+            <w:pStyle w:val="Verzeichnis1"/>
+            <w:tabs>
+              <w:tab w:val="right" w:leader="dot" w:pos="9060"/>
+            </w:tabs>
+            <w:rPr>
+              <w:rFonts w:asciiTheme="minorHAnsi" w:eastAsiaTheme="minorEastAsia" w:hAnsiTheme="minorHAnsi"/>
+              <w:noProof/>
+              <w:sz w:val="24"/>
+              <w:szCs w:val="24"/>
+              <w:lang w:eastAsia="de-DE"/>
+            </w:rPr>
+          </w:pPr>
+          <w:hyperlink w:anchor="_Toc188532125" w:history="1">
+            <w:r>
+              <w:rPr>
+                <w:rStyle w:val="Hyperlink"/>
+                <w:rFonts w:eastAsia="Times New Roman" w:cs="Open Sans"/>
+                <w:noProof/>
+                <w:kern w:val="36"/>
+                <w:lang w:val="en-US" w:eastAsia="de-DE"/>
+                <w14:ligatures w14:val="none"/>
+              </w:rPr>
+              <w:t>supplement 17- polynomial fit comparison for BPS, SEPR; MMN-amp</w:t>
+            </w:r>
+            <w:r>
+              <w:rPr>
+                <w:noProof/>
+                <w:webHidden/>
+              </w:rPr>
+              <w:tab/>
+            </w:r>
+            <w:r>
+              <w:rPr>
+                <w:noProof/>
+                <w:webHidden/>
+              </w:rPr>
+              <w:fldChar w:fldCharType="begin"/>
+            </w:r>
+            <w:r>
+              <w:rPr>
+                <w:noProof/>
+                <w:webHidden/>
+              </w:rPr>
+              <w:instrText xml:space="preserve"> PAGEREF _Toc188532125 \h </w:instrText>
+            </w:r>
+            <w:r>
+              <w:rPr>
+                <w:noProof/>
+                <w:webHidden/>
+              </w:rPr>
+            </w:r>
+            <w:r>
+              <w:rPr>
+                <w:noProof/>
+                <w:webHidden/>
+              </w:rPr>
+              <w:fldChar w:fldCharType="separate"/>
+            </w:r>
+            <w:r>
+              <w:rPr>
+                <w:noProof/>
+                <w:webHidden/>
+              </w:rPr>
+              <w:t>18</w:t>
+            </w:r>
+            <w:r>
+              <w:rPr>
+                <w:noProof/>
+                <w:webHidden/>
+              </w:rPr>
+              <w:fldChar w:fldCharType="end"/>
+            </w:r>
+          </w:hyperlink>
+        </w:p>
+        <w:p>
+          <w:pPr>
+            <w:pStyle w:val="Verzeichnis1"/>
+            <w:tabs>
+              <w:tab w:val="right" w:leader="dot" w:pos="9060"/>
+            </w:tabs>
+            <w:rPr>
+              <w:rFonts w:asciiTheme="minorHAnsi" w:eastAsiaTheme="minorEastAsia" w:hAnsiTheme="minorHAnsi"/>
+              <w:noProof/>
+              <w:sz w:val="24"/>
+              <w:szCs w:val="24"/>
+              <w:lang w:eastAsia="de-DE"/>
+            </w:rPr>
+          </w:pPr>
+          <w:hyperlink w:anchor="_Toc188532126" w:history="1">
+            <w:r>
+              <w:rPr>
+                <w:rStyle w:val="Hyperlink"/>
+                <w:rFonts w:eastAsia="Times New Roman" w:cs="Open Sans"/>
+                <w:noProof/>
+                <w:kern w:val="36"/>
+                <w:lang w:val="en-US" w:eastAsia="de-DE"/>
+                <w14:ligatures w14:val="none"/>
+              </w:rPr>
+              <w:t>supplement 18 - BPS linear mixed model - task progression</w:t>
+            </w:r>
+            <w:r>
+              <w:rPr>
+                <w:noProof/>
+                <w:webHidden/>
+              </w:rPr>
+              <w:tab/>
+            </w:r>
+            <w:r>
+              <w:rPr>
+                <w:noProof/>
+                <w:webHidden/>
+              </w:rPr>
+              <w:fldChar w:fldCharType="begin"/>
+            </w:r>
+            <w:r>
+              <w:rPr>
+                <w:noProof/>
+                <w:webHidden/>
+              </w:rPr>
+              <w:instrText xml:space="preserve"> PAGEREF _Toc188532126 \h </w:instrText>
+            </w:r>
+            <w:r>
+              <w:rPr>
+                <w:noProof/>
+                <w:webHidden/>
+              </w:rPr>
+            </w:r>
+            <w:r>
+              <w:rPr>
+                <w:noProof/>
+                <w:webHidden/>
+              </w:rPr>
+              <w:fldChar w:fldCharType="separate"/>
+            </w:r>
+            <w:r>
+              <w:rPr>
+                <w:noProof/>
+                <w:webHidden/>
+              </w:rPr>
+              <w:t>19</w:t>
             </w:r>
             <w:r>
               <w:rPr>
@@ -1201,7 +1508,7 @@
         </w:rPr>
         <w:br w:type="page"/>
       </w:r>
-      <w:bookmarkStart w:id="0" w:name="_Toc177375168"/>
+      <w:bookmarkStart w:id="0" w:name="_Toc188532109"/>
       <w:r>
         <w:rPr>
           <w:rFonts w:eastAsia="Times New Roman"/>
@@ -1235,6 +1542,7 @@
         </w:rPr>
         <w:t>anonical pupillary response function</w:t>
       </w:r>
+      <w:bookmarkEnd w:id="0"/>
     </w:p>
     <w:p>
       <w:pPr>
@@ -1245,7 +1553,7 @@
           <w:noProof/>
         </w:rPr>
         <w:drawing>
-          <wp:inline distT="0" distB="0" distL="0" distR="0" wp14:anchorId="6862F662" wp14:editId="26234C76">
+          <wp:inline distT="0" distB="0" distL="0" distR="0" wp14:anchorId="6862F662" wp14:editId="569E2DB0">
             <wp:extent cx="5486400" cy="5486400"/>
             <wp:effectExtent l="19050" t="19050" r="19050" b="19050"/>
             <wp:docPr id="1109878920" name="Grafik 1"/>
@@ -1299,7 +1607,9 @@
     <w:p>
       <w:pPr>
         <w:pStyle w:val="Beschriftung"/>
+        <w:jc w:val="both"/>
         <w:rPr>
+          <w:color w:val="auto"/>
           <w:lang w:val="en-US"/>
         </w:rPr>
       </w:pPr>
@@ -1344,21 +1654,183 @@
           <w:color w:val="auto"/>
           <w:lang w:val="en-US"/>
         </w:rPr>
-        <w:t>shape = 6.65 [6.47, 6.82], rate = 7.68 [7.47, 7.89]</w:t>
+        <w:t xml:space="preserve">shape = 6.65 [6.47, 6.82], rate = 7.68 [7.47, 7.89]) to </w:t>
       </w:r>
       <w:r>
         <w:rPr>
           <w:color w:val="auto"/>
           <w:lang w:val="en-US"/>
         </w:rPr>
-        <w:t xml:space="preserve">) to </w:t>
+        <w:t xml:space="preserve">replicate the pupillary response. This optimized fit is used as a CPF in the </w:t>
+      </w:r>
+      <w:proofErr w:type="spellStart"/>
+      <w:r>
+        <w:rPr>
+          <w:color w:val="auto"/>
+          <w:lang w:val="en-US"/>
+        </w:rPr>
+        <w:t>epoched</w:t>
+      </w:r>
+      <w:proofErr w:type="spellEnd"/>
+      <w:r>
+        <w:rPr>
+          <w:color w:val="auto"/>
+          <w:lang w:val="en-US"/>
+        </w:rPr>
+        <w:t xml:space="preserve"> data</w:t>
       </w:r>
       <w:r>
         <w:rPr>
           <w:color w:val="auto"/>
           <w:lang w:val="en-US"/>
         </w:rPr>
-        <w:t xml:space="preserve">replicate the pupillary response. This optimized fit is used as a CPF in the current epoched data. Bottom: Residuals of the fit over time of a trial. Residuals appear randomly distributed with increasing variation over time. </w:t>
+        <w:t xml:space="preserve"> of the current study</w:t>
+      </w:r>
+      <w:r>
+        <w:rPr>
+          <w:color w:val="auto"/>
+          <w:lang w:val="en-US"/>
+        </w:rPr>
+        <w:t xml:space="preserve">. Bottom: Residuals of the fit over time of a trial. Residuals appear randomly distributed with increasing variation over time. </w:t>
+      </w:r>
+      <w:r>
+        <w:rPr>
+          <w:color w:val="auto"/>
+          <w:lang w:val="en-US"/>
+        </w:rPr>
+        <w:t xml:space="preserve">The R code documentation for the generation of the CPF can be found here: </w:t>
+      </w:r>
+      <w:hyperlink r:id="rId7" w:history="1">
+        <w:r>
+          <w:rPr>
+            <w:rStyle w:val="Hyperlink"/>
+            <w:lang w:val="en-US"/>
+          </w:rPr>
+          <w:t>https://github.com/nicobast/oddball_LEAP/blob/master/analysis/data_preprocessing_oddball_leap.Rmd</w:t>
+        </w:r>
+      </w:hyperlink>
+    </w:p>
+    <w:p>
+      <w:pPr>
+        <w:rPr>
+          <w:i/>
+          <w:iCs/>
+          <w:sz w:val="18"/>
+          <w:szCs w:val="18"/>
+          <w:lang w:val="en-US"/>
+        </w:rPr>
+      </w:pPr>
+      <w:r>
+        <w:rPr>
+          <w:lang w:val="en-US"/>
+        </w:rPr>
+        <w:br w:type="page"/>
+      </w:r>
+    </w:p>
+    <w:p>
+      <w:pPr>
+        <w:pStyle w:val="berschrift1"/>
+        <w:rPr>
+          <w:lang w:val="en-US"/>
+        </w:rPr>
+      </w:pPr>
+      <w:bookmarkStart w:id="1" w:name="_Toc188532110"/>
+      <w:r>
+        <w:rPr>
+          <w:lang w:val="en-US"/>
+        </w:rPr>
+        <w:lastRenderedPageBreak/>
+        <w:t>supplement 2 – relative luminance across the task</w:t>
+      </w:r>
+      <w:bookmarkEnd w:id="1"/>
+    </w:p>
+    <w:p>
+      <w:pPr>
+        <w:keepNext/>
+      </w:pPr>
+      <w:r>
+        <w:rPr>
+          <w:noProof/>
+        </w:rPr>
+        <w:drawing>
+          <wp:inline distT="0" distB="0" distL="0" distR="0" wp14:anchorId="5DCCBFA5" wp14:editId="34FFDBC0">
+            <wp:extent cx="5591177" cy="2795588"/>
+            <wp:effectExtent l="19050" t="19050" r="9525" b="24130"/>
+            <wp:docPr id="1455804747" name="Grafik 2"/>
+            <wp:cNvGraphicFramePr>
+              <a:graphicFrameLocks xmlns:a="http://schemas.openxmlformats.org/drawingml/2006/main" noChangeAspect="1"/>
+            </wp:cNvGraphicFramePr>
+            <a:graphic xmlns:a="http://schemas.openxmlformats.org/drawingml/2006/main">
+              <a:graphicData uri="http://schemas.openxmlformats.org/drawingml/2006/picture">
+                <pic:pic xmlns:pic="http://schemas.openxmlformats.org/drawingml/2006/picture">
+                  <pic:nvPicPr>
+                    <pic:cNvPr id="0" name="Picture 3"/>
+                    <pic:cNvPicPr>
+                      <a:picLocks noChangeAspect="1" noChangeArrowheads="1"/>
+                    </pic:cNvPicPr>
+                  </pic:nvPicPr>
+                  <pic:blipFill>
+                    <a:blip r:embed="rId8" cstate="print">
+                      <a:extLst>
+                        <a:ext uri="{28A0092B-C50C-407E-A947-70E740481C1C}">
+                          <a14:useLocalDpi xmlns:a14="http://schemas.microsoft.com/office/drawing/2010/main" val="0"/>
+                        </a:ext>
+                      </a:extLst>
+                    </a:blip>
+                    <a:srcRect/>
+                    <a:stretch>
+                      <a:fillRect/>
+                    </a:stretch>
+                  </pic:blipFill>
+                  <pic:spPr bwMode="auto">
+                    <a:xfrm>
+                      <a:off x="0" y="0"/>
+                      <a:ext cx="5608215" cy="2804107"/>
+                    </a:xfrm>
+                    <a:prstGeom prst="rect">
+                      <a:avLst/>
+                    </a:prstGeom>
+                    <a:noFill/>
+                    <a:ln>
+                      <a:solidFill>
+                        <a:schemeClr val="tx1"/>
+                      </a:solidFill>
+                    </a:ln>
+                  </pic:spPr>
+                </pic:pic>
+              </a:graphicData>
+            </a:graphic>
+          </wp:inline>
+        </w:drawing>
+      </w:r>
+    </w:p>
+    <w:p>
+      <w:pPr>
+        <w:pStyle w:val="Beschriftung"/>
+        <w:jc w:val="both"/>
+        <w:rPr>
+          <w:lang w:val="en-US"/>
+        </w:rPr>
+      </w:pPr>
+      <w:r>
+        <w:rPr>
+          <w:lang w:val="en-US"/>
+        </w:rPr>
+        <w:t xml:space="preserve">supplement 2. Relative luminance (0-1) of the video stimuli that is applied as a covariate in pupillary models to control for the effects of luminance on pupil size- Vertical line represents the end of the task (presentation of standard/oddball stimuli) while the video </w:t>
+      </w:r>
+      <w:proofErr w:type="gramStart"/>
+      <w:r>
+        <w:rPr>
+          <w:lang w:val="en-US"/>
+        </w:rPr>
+        <w:t>continue</w:t>
+      </w:r>
+      <w:proofErr w:type="gramEnd"/>
+      <w:r>
+        <w:rPr>
+          <w:lang w:val="en-US"/>
+        </w:rPr>
+        <w:t xml:space="preserve"> for some additional time. The graph shows that the tonic upregulation and downregulation of in baseline pupil size as an inverted u-shaped curve is unlikely to the induced by video luminance changes.</w:t>
       </w:r>
     </w:p>
     <w:p>
@@ -1400,6 +1872,994 @@
     </w:p>
     <w:p>
       <w:pPr>
+        <w:shd w:val="clear" w:color="auto" w:fill="FCFCFC"/>
+        <w:spacing w:after="135" w:line="240" w:lineRule="auto"/>
+        <w:outlineLvl w:val="0"/>
+        <w:rPr>
+          <w:rFonts w:eastAsia="Times New Roman" w:cs="Open Sans"/>
+          <w:color w:val="444444"/>
+          <w:kern w:val="36"/>
+          <w:sz w:val="40"/>
+          <w:szCs w:val="40"/>
+          <w:lang w:val="en-US" w:eastAsia="de-DE"/>
+          <w14:ligatures w14:val="none"/>
+        </w:rPr>
+      </w:pPr>
+      <w:bookmarkStart w:id="2" w:name="_Toc188532111"/>
+      <w:r>
+        <w:rPr>
+          <w:rFonts w:eastAsia="Times New Roman" w:cs="Open Sans"/>
+          <w:color w:val="444444"/>
+          <w:kern w:val="36"/>
+          <w:sz w:val="40"/>
+          <w:szCs w:val="40"/>
+          <w:lang w:val="en-US" w:eastAsia="de-DE"/>
+          <w14:ligatures w14:val="none"/>
+        </w:rPr>
+        <w:lastRenderedPageBreak/>
+        <w:t>supplement</w:t>
+      </w:r>
+      <w:r>
+        <w:rPr>
+          <w:rFonts w:eastAsia="Times New Roman" w:cs="Open Sans"/>
+          <w:color w:val="444444"/>
+          <w:kern w:val="36"/>
+          <w:sz w:val="40"/>
+          <w:szCs w:val="40"/>
+          <w:lang w:val="en-US" w:eastAsia="de-DE"/>
+          <w14:ligatures w14:val="none"/>
+        </w:rPr>
+        <w:t xml:space="preserve"> 3</w:t>
+      </w:r>
+      <w:r>
+        <w:rPr>
+          <w:rFonts w:eastAsia="Times New Roman" w:cs="Open Sans"/>
+          <w:color w:val="444444"/>
+          <w:kern w:val="36"/>
+          <w:sz w:val="40"/>
+          <w:szCs w:val="40"/>
+          <w:lang w:val="en-US" w:eastAsia="de-DE"/>
+          <w14:ligatures w14:val="none"/>
+        </w:rPr>
+        <w:t xml:space="preserve"> </w:t>
+      </w:r>
+      <w:r>
+        <w:rPr>
+          <w:rFonts w:eastAsia="Times New Roman" w:cs="Open Sans"/>
+          <w:color w:val="444444"/>
+          <w:kern w:val="36"/>
+          <w:sz w:val="40"/>
+          <w:szCs w:val="40"/>
+          <w:lang w:val="en-US" w:eastAsia="de-DE"/>
+          <w14:ligatures w14:val="none"/>
+        </w:rPr>
+        <w:t>–</w:t>
+      </w:r>
+      <w:r>
+        <w:rPr>
+          <w:rFonts w:eastAsia="Times New Roman" w:cs="Open Sans"/>
+          <w:color w:val="444444"/>
+          <w:kern w:val="36"/>
+          <w:sz w:val="40"/>
+          <w:szCs w:val="40"/>
+          <w:lang w:val="en-US" w:eastAsia="de-DE"/>
+          <w14:ligatures w14:val="none"/>
+        </w:rPr>
+        <w:t xml:space="preserve"> </w:t>
+      </w:r>
+      <w:r>
+        <w:rPr>
+          <w:rFonts w:eastAsia="Times New Roman" w:cs="Open Sans"/>
+          <w:color w:val="444444"/>
+          <w:kern w:val="36"/>
+          <w:sz w:val="40"/>
+          <w:szCs w:val="40"/>
+          <w:lang w:val="en-US" w:eastAsia="de-DE"/>
+          <w14:ligatures w14:val="none"/>
+        </w:rPr>
+        <w:t>data quality as missing data</w:t>
+      </w:r>
+      <w:r>
+        <w:rPr>
+          <w:rFonts w:eastAsia="Times New Roman" w:cs="Open Sans"/>
+          <w:color w:val="444444"/>
+          <w:kern w:val="36"/>
+          <w:sz w:val="40"/>
+          <w:szCs w:val="40"/>
+          <w:lang w:val="en-US" w:eastAsia="de-DE"/>
+          <w14:ligatures w14:val="none"/>
+        </w:rPr>
+        <w:t xml:space="preserve"> wit</w:t>
+      </w:r>
+      <w:r>
+        <w:rPr>
+          <w:rFonts w:eastAsia="Times New Roman" w:cs="Open Sans"/>
+          <w:color w:val="444444"/>
+          <w:kern w:val="36"/>
+          <w:sz w:val="40"/>
+          <w:szCs w:val="40"/>
+          <w:lang w:val="en-US" w:eastAsia="de-DE"/>
+          <w14:ligatures w14:val="none"/>
+        </w:rPr>
+        <w:t>h</w:t>
+      </w:r>
+      <w:r>
+        <w:rPr>
+          <w:rFonts w:eastAsia="Times New Roman" w:cs="Open Sans"/>
+          <w:color w:val="444444"/>
+          <w:kern w:val="36"/>
+          <w:sz w:val="40"/>
+          <w:szCs w:val="40"/>
+          <w:lang w:val="en-US" w:eastAsia="de-DE"/>
+          <w14:ligatures w14:val="none"/>
+        </w:rPr>
+        <w:t xml:space="preserve"> task progression between groups</w:t>
+      </w:r>
+      <w:bookmarkEnd w:id="2"/>
+    </w:p>
+    <w:p>
+      <w:pPr>
+        <w:rPr>
+          <w:rFonts w:eastAsia="Times New Roman" w:cs="Open Sans"/>
+          <w:color w:val="444444"/>
+          <w:kern w:val="36"/>
+          <w:sz w:val="40"/>
+          <w:szCs w:val="40"/>
+          <w:lang w:val="en-US" w:eastAsia="de-DE"/>
+          <w14:ligatures w14:val="none"/>
+        </w:rPr>
+      </w:pPr>
+      <w:r>
+        <w:rPr>
+          <w:noProof/>
+        </w:rPr>
+        <w:drawing>
+          <wp:inline distT="0" distB="0" distL="0" distR="0" wp14:anchorId="0519836D" wp14:editId="29E4438A">
+            <wp:extent cx="5854700" cy="2927350"/>
+            <wp:effectExtent l="19050" t="19050" r="12700" b="25400"/>
+            <wp:docPr id="1065866880" name="Grafik 1" descr="Ein Bild, das Text, Diagramm, Reihe, Screenshot enthält.&#10;&#10;Automatisch generierte Beschreibung"/>
+            <wp:cNvGraphicFramePr>
+              <a:graphicFrameLocks xmlns:a="http://schemas.openxmlformats.org/drawingml/2006/main" noChangeAspect="1"/>
+            </wp:cNvGraphicFramePr>
+            <a:graphic xmlns:a="http://schemas.openxmlformats.org/drawingml/2006/main">
+              <a:graphicData uri="http://schemas.openxmlformats.org/drawingml/2006/picture">
+                <pic:pic xmlns:pic="http://schemas.openxmlformats.org/drawingml/2006/picture">
+                  <pic:nvPicPr>
+                    <pic:cNvPr id="1065866880" name="Grafik 1" descr="Ein Bild, das Text, Diagramm, Reihe, Screenshot enthält.&#10;&#10;Automatisch generierte Beschreibung"/>
+                    <pic:cNvPicPr>
+                      <a:picLocks noChangeAspect="1" noChangeArrowheads="1"/>
+                    </pic:cNvPicPr>
+                  </pic:nvPicPr>
+                  <pic:blipFill>
+                    <a:blip r:embed="rId9" cstate="print">
+                      <a:extLst>
+                        <a:ext uri="{28A0092B-C50C-407E-A947-70E740481C1C}">
+                          <a14:useLocalDpi xmlns:a14="http://schemas.microsoft.com/office/drawing/2010/main" val="0"/>
+                        </a:ext>
+                      </a:extLst>
+                    </a:blip>
+                    <a:srcRect/>
+                    <a:stretch>
+                      <a:fillRect/>
+                    </a:stretch>
+                  </pic:blipFill>
+                  <pic:spPr bwMode="auto">
+                    <a:xfrm>
+                      <a:off x="0" y="0"/>
+                      <a:ext cx="5854700" cy="2927350"/>
+                    </a:xfrm>
+                    <a:prstGeom prst="rect">
+                      <a:avLst/>
+                    </a:prstGeom>
+                    <a:noFill/>
+                    <a:ln>
+                      <a:solidFill>
+                        <a:schemeClr val="tx1"/>
+                      </a:solidFill>
+                    </a:ln>
+                  </pic:spPr>
+                </pic:pic>
+              </a:graphicData>
+            </a:graphic>
+          </wp:inline>
+        </w:drawing>
+      </w:r>
+    </w:p>
+    <w:p>
+      <w:pPr>
+        <w:pStyle w:val="Beschriftung"/>
+        <w:jc w:val="both"/>
+        <w:rPr>
+          <w:lang w:val="en-US"/>
+        </w:rPr>
+      </w:pPr>
+      <w:r>
+        <w:rPr>
+          <w:lang w:val="en-US"/>
+        </w:rPr>
+        <w:t xml:space="preserve">supplement 3. Missing pupil data (0-100%) with task progression </w:t>
+      </w:r>
+      <w:r>
+        <w:rPr>
+          <w:lang w:val="en-US"/>
+        </w:rPr>
+        <w:t xml:space="preserve">as index of data quality </w:t>
+      </w:r>
+      <w:r>
+        <w:rPr>
+          <w:lang w:val="en-US"/>
+        </w:rPr>
+        <w:t>between groups. The graph indicates a higher missing pupil data in autistic versus non-autistic individuals. In addition, missing pupil data increases with task progression. However, no systematic differences occur between groups with task progression supporting that</w:t>
+      </w:r>
+      <w:r>
+        <w:rPr>
+          <w:lang w:val="en-US"/>
+        </w:rPr>
+        <w:t xml:space="preserve"> dynamic changes of BPS and SEPR with task progression between groups are not driven by systematic changes of missing pupil data with task progression between groups</w:t>
+      </w:r>
+      <w:r>
+        <w:rPr>
+          <w:lang w:val="en-US"/>
+        </w:rPr>
+        <w:t>.</w:t>
+      </w:r>
+      <w:r>
+        <w:rPr>
+          <w:lang w:val="en-US"/>
+        </w:rPr>
+        <w:t xml:space="preserve"> This variable is also considered in all statistical models.</w:t>
+      </w:r>
+    </w:p>
+    <w:p>
+      <w:pPr>
+        <w:rPr>
+          <w:rFonts w:eastAsia="Times New Roman" w:cs="Open Sans"/>
+          <w:color w:val="444444"/>
+          <w:kern w:val="36"/>
+          <w:sz w:val="40"/>
+          <w:szCs w:val="40"/>
+          <w:lang w:val="en-US" w:eastAsia="de-DE"/>
+          <w14:ligatures w14:val="none"/>
+        </w:rPr>
+      </w:pPr>
+      <w:r>
+        <w:rPr>
+          <w:rFonts w:eastAsia="Times New Roman" w:cs="Open Sans"/>
+          <w:color w:val="444444"/>
+          <w:kern w:val="36"/>
+          <w:sz w:val="40"/>
+          <w:szCs w:val="40"/>
+          <w:lang w:val="en-US" w:eastAsia="de-DE"/>
+          <w14:ligatures w14:val="none"/>
+        </w:rPr>
+        <w:br w:type="page"/>
+      </w:r>
+    </w:p>
+    <w:p>
+      <w:pPr>
+        <w:shd w:val="clear" w:color="auto" w:fill="FCFCFC"/>
+        <w:spacing w:after="135" w:line="240" w:lineRule="auto"/>
+        <w:outlineLvl w:val="0"/>
+        <w:rPr>
+          <w:rFonts w:eastAsia="Times New Roman" w:cs="Open Sans"/>
+          <w:color w:val="444444"/>
+          <w:kern w:val="36"/>
+          <w:sz w:val="40"/>
+          <w:szCs w:val="40"/>
+          <w:lang w:val="en-US" w:eastAsia="de-DE"/>
+          <w14:ligatures w14:val="none"/>
+        </w:rPr>
+      </w:pPr>
+      <w:bookmarkStart w:id="3" w:name="_Toc188532112"/>
+      <w:r>
+        <w:rPr>
+          <w:rFonts w:eastAsia="Times New Roman" w:cs="Open Sans"/>
+          <w:color w:val="444444"/>
+          <w:kern w:val="36"/>
+          <w:sz w:val="40"/>
+          <w:szCs w:val="40"/>
+          <w:lang w:val="en-US" w:eastAsia="de-DE"/>
+          <w14:ligatures w14:val="none"/>
+        </w:rPr>
+        <w:lastRenderedPageBreak/>
+        <w:t>supplement</w:t>
+      </w:r>
+      <w:r>
+        <w:rPr>
+          <w:rFonts w:eastAsia="Times New Roman" w:cs="Open Sans"/>
+          <w:color w:val="444444"/>
+          <w:kern w:val="36"/>
+          <w:sz w:val="40"/>
+          <w:szCs w:val="40"/>
+          <w:lang w:val="en-US" w:eastAsia="de-DE"/>
+          <w14:ligatures w14:val="none"/>
+        </w:rPr>
+        <w:t xml:space="preserve"> 4</w:t>
+      </w:r>
+      <w:r>
+        <w:rPr>
+          <w:rFonts w:eastAsia="Times New Roman" w:cs="Open Sans"/>
+          <w:color w:val="444444"/>
+          <w:kern w:val="36"/>
+          <w:sz w:val="40"/>
+          <w:szCs w:val="40"/>
+          <w:lang w:val="en-US" w:eastAsia="de-DE"/>
+          <w14:ligatures w14:val="none"/>
+        </w:rPr>
+        <w:t xml:space="preserve"> </w:t>
+      </w:r>
+      <w:r>
+        <w:rPr>
+          <w:rFonts w:eastAsia="Times New Roman" w:cs="Open Sans"/>
+          <w:color w:val="444444"/>
+          <w:kern w:val="36"/>
+          <w:sz w:val="40"/>
+          <w:szCs w:val="40"/>
+          <w:lang w:val="en-US" w:eastAsia="de-DE"/>
+          <w14:ligatures w14:val="none"/>
+        </w:rPr>
+        <w:t>–</w:t>
+      </w:r>
+      <w:r>
+        <w:rPr>
+          <w:rFonts w:eastAsia="Times New Roman" w:cs="Open Sans"/>
+          <w:color w:val="444444"/>
+          <w:kern w:val="36"/>
+          <w:sz w:val="40"/>
+          <w:szCs w:val="40"/>
+          <w:lang w:val="en-US" w:eastAsia="de-DE"/>
+          <w14:ligatures w14:val="none"/>
+        </w:rPr>
+        <w:t xml:space="preserve"> </w:t>
+      </w:r>
+      <w:r>
+        <w:rPr>
+          <w:rFonts w:eastAsia="Times New Roman" w:cs="Open Sans"/>
+          <w:color w:val="444444"/>
+          <w:kern w:val="36"/>
+          <w:sz w:val="40"/>
+          <w:szCs w:val="40"/>
+          <w:lang w:val="en-US" w:eastAsia="de-DE"/>
+          <w14:ligatures w14:val="none"/>
+        </w:rPr>
+        <w:t>data quality as gaze center deviation with task progression between groups</w:t>
+      </w:r>
+      <w:bookmarkEnd w:id="3"/>
+    </w:p>
+    <w:p>
+      <w:pPr>
+        <w:rPr>
+          <w:rFonts w:eastAsia="Times New Roman" w:cs="Open Sans"/>
+          <w:color w:val="444444"/>
+          <w:kern w:val="36"/>
+          <w:sz w:val="40"/>
+          <w:szCs w:val="40"/>
+          <w:lang w:val="en-US" w:eastAsia="de-DE"/>
+          <w14:ligatures w14:val="none"/>
+        </w:rPr>
+      </w:pPr>
+      <w:r>
+        <w:rPr>
+          <w:noProof/>
+        </w:rPr>
+        <w:drawing>
+          <wp:inline distT="0" distB="0" distL="0" distR="0" wp14:anchorId="04707D35" wp14:editId="2A8ACCEC">
+            <wp:extent cx="5956300" cy="2978150"/>
+            <wp:effectExtent l="19050" t="19050" r="25400" b="12700"/>
+            <wp:docPr id="1086906487" name="Grafik 2" descr="Ein Bild, das Text, Diagramm, Reihe, Screenshot enthält.&#10;&#10;Automatisch generierte Beschreibung"/>
+            <wp:cNvGraphicFramePr>
+              <a:graphicFrameLocks xmlns:a="http://schemas.openxmlformats.org/drawingml/2006/main" noChangeAspect="1"/>
+            </wp:cNvGraphicFramePr>
+            <a:graphic xmlns:a="http://schemas.openxmlformats.org/drawingml/2006/main">
+              <a:graphicData uri="http://schemas.openxmlformats.org/drawingml/2006/picture">
+                <pic:pic xmlns:pic="http://schemas.openxmlformats.org/drawingml/2006/picture">
+                  <pic:nvPicPr>
+                    <pic:cNvPr id="1086906487" name="Grafik 2" descr="Ein Bild, das Text, Diagramm, Reihe, Screenshot enthält.&#10;&#10;Automatisch generierte Beschreibung"/>
+                    <pic:cNvPicPr>
+                      <a:picLocks noChangeAspect="1" noChangeArrowheads="1"/>
+                    </pic:cNvPicPr>
+                  </pic:nvPicPr>
+                  <pic:blipFill>
+                    <a:blip r:embed="rId10" cstate="print">
+                      <a:extLst>
+                        <a:ext uri="{28A0092B-C50C-407E-A947-70E740481C1C}">
+                          <a14:useLocalDpi xmlns:a14="http://schemas.microsoft.com/office/drawing/2010/main" val="0"/>
+                        </a:ext>
+                      </a:extLst>
+                    </a:blip>
+                    <a:srcRect/>
+                    <a:stretch>
+                      <a:fillRect/>
+                    </a:stretch>
+                  </pic:blipFill>
+                  <pic:spPr bwMode="auto">
+                    <a:xfrm>
+                      <a:off x="0" y="0"/>
+                      <a:ext cx="5956300" cy="2978150"/>
+                    </a:xfrm>
+                    <a:prstGeom prst="rect">
+                      <a:avLst/>
+                    </a:prstGeom>
+                    <a:noFill/>
+                    <a:ln>
+                      <a:solidFill>
+                        <a:schemeClr val="tx1"/>
+                      </a:solidFill>
+                    </a:ln>
+                  </pic:spPr>
+                </pic:pic>
+              </a:graphicData>
+            </a:graphic>
+          </wp:inline>
+        </w:drawing>
+      </w:r>
+    </w:p>
+    <w:p>
+      <w:pPr>
+        <w:pStyle w:val="Beschriftung"/>
+        <w:jc w:val="both"/>
+        <w:rPr>
+          <w:lang w:val="en-US"/>
+        </w:rPr>
+      </w:pPr>
+      <w:r>
+        <w:rPr>
+          <w:lang w:val="en-US"/>
+        </w:rPr>
+        <w:t>supplement 4. Gaze center deviation (0-100%) with task progression as index of data quality between groups. The graph indicates a slightly higher gaze center deviation in autistic versus non-autistic individuals. However, no systematic differences occur between groups with task progression supporting that dynamic changes of BPS and SEPR with task progression between groups are not driven by systematic changes of gaze center deviation with task progression between groups. This variable is also considered in all statistical models.</w:t>
+      </w:r>
+    </w:p>
+    <w:p>
+      <w:pPr>
+        <w:rPr>
+          <w:rFonts w:eastAsia="Times New Roman" w:cs="Open Sans"/>
+          <w:color w:val="444444"/>
+          <w:kern w:val="36"/>
+          <w:sz w:val="40"/>
+          <w:szCs w:val="40"/>
+          <w:lang w:val="en-US" w:eastAsia="de-DE"/>
+          <w14:ligatures w14:val="none"/>
+        </w:rPr>
+      </w:pPr>
+      <w:r>
+        <w:rPr>
+          <w:rFonts w:eastAsia="Times New Roman" w:cs="Open Sans"/>
+          <w:color w:val="444444"/>
+          <w:kern w:val="36"/>
+          <w:sz w:val="40"/>
+          <w:szCs w:val="40"/>
+          <w:lang w:val="en-US" w:eastAsia="de-DE"/>
+          <w14:ligatures w14:val="none"/>
+        </w:rPr>
+        <w:br w:type="page"/>
+      </w:r>
+    </w:p>
+    <w:p>
+      <w:pPr>
+        <w:shd w:val="clear" w:color="auto" w:fill="FCFCFC"/>
+        <w:spacing w:after="135" w:line="240" w:lineRule="auto"/>
+        <w:outlineLvl w:val="0"/>
+        <w:rPr>
+          <w:rFonts w:eastAsia="Times New Roman" w:cs="Open Sans"/>
+          <w:color w:val="444444"/>
+          <w:kern w:val="36"/>
+          <w:sz w:val="40"/>
+          <w:szCs w:val="40"/>
+          <w:lang w:val="en-US" w:eastAsia="de-DE"/>
+          <w14:ligatures w14:val="none"/>
+        </w:rPr>
+      </w:pPr>
+      <w:bookmarkStart w:id="4" w:name="_Toc188532113"/>
+      <w:r>
+        <w:rPr>
+          <w:rFonts w:eastAsia="Times New Roman" w:cs="Open Sans"/>
+          <w:color w:val="444444"/>
+          <w:kern w:val="36"/>
+          <w:sz w:val="40"/>
+          <w:szCs w:val="40"/>
+          <w:lang w:val="en-US" w:eastAsia="de-DE"/>
+          <w14:ligatures w14:val="none"/>
+        </w:rPr>
+        <w:lastRenderedPageBreak/>
+        <w:t>supplement</w:t>
+      </w:r>
+      <w:r>
+        <w:rPr>
+          <w:rFonts w:eastAsia="Times New Roman" w:cs="Open Sans"/>
+          <w:color w:val="444444"/>
+          <w:kern w:val="36"/>
+          <w:sz w:val="40"/>
+          <w:szCs w:val="40"/>
+          <w:lang w:val="en-US" w:eastAsia="de-DE"/>
+          <w14:ligatures w14:val="none"/>
+        </w:rPr>
+        <w:t xml:space="preserve"> </w:t>
+      </w:r>
+      <w:r>
+        <w:rPr>
+          <w:rFonts w:eastAsia="Times New Roman" w:cs="Open Sans"/>
+          <w:color w:val="444444"/>
+          <w:kern w:val="36"/>
+          <w:sz w:val="40"/>
+          <w:szCs w:val="40"/>
+          <w:lang w:val="en-US" w:eastAsia="de-DE"/>
+          <w14:ligatures w14:val="none"/>
+        </w:rPr>
+        <w:t>5</w:t>
+      </w:r>
+      <w:r>
+        <w:rPr>
+          <w:rFonts w:eastAsia="Times New Roman" w:cs="Open Sans"/>
+          <w:color w:val="444444"/>
+          <w:kern w:val="36"/>
+          <w:sz w:val="40"/>
+          <w:szCs w:val="40"/>
+          <w:lang w:val="en-US" w:eastAsia="de-DE"/>
+          <w14:ligatures w14:val="none"/>
+        </w:rPr>
+        <w:t xml:space="preserve"> - </w:t>
+      </w:r>
+      <w:r>
+        <w:rPr>
+          <w:rFonts w:eastAsia="Times New Roman" w:cs="Open Sans"/>
+          <w:color w:val="444444"/>
+          <w:kern w:val="36"/>
+          <w:sz w:val="40"/>
+          <w:szCs w:val="40"/>
+          <w:lang w:val="en-US" w:eastAsia="de-DE"/>
+          <w14:ligatures w14:val="none"/>
+        </w:rPr>
+        <w:t>histograms of per-participant estimates</w:t>
+      </w:r>
+      <w:bookmarkEnd w:id="4"/>
+    </w:p>
+    <w:p>
+      <w:pPr>
+        <w:shd w:val="clear" w:color="auto" w:fill="FCFCFC"/>
+        <w:spacing w:after="135" w:line="240" w:lineRule="auto"/>
+        <w:rPr>
+          <w:rFonts w:eastAsia="Times New Roman" w:cs="Open Sans"/>
+          <w:color w:val="777777"/>
+          <w:kern w:val="0"/>
+          <w:sz w:val="20"/>
+          <w:szCs w:val="20"/>
+          <w:lang w:eastAsia="de-DE"/>
+          <w14:ligatures w14:val="none"/>
+        </w:rPr>
+      </w:pPr>
+      <w:r>
+        <w:rPr>
+          <w:noProof/>
+        </w:rPr>
+        <w:drawing>
+          <wp:inline distT="0" distB="0" distL="0" distR="0" wp14:anchorId="73F58981" wp14:editId="16A3F215">
+            <wp:extent cx="5759450" cy="5759450"/>
+            <wp:effectExtent l="0" t="0" r="0" b="0"/>
+            <wp:docPr id="793943253" name="Grafik 9"/>
+            <wp:cNvGraphicFramePr>
+              <a:graphicFrameLocks xmlns:a="http://schemas.openxmlformats.org/drawingml/2006/main" noChangeAspect="1"/>
+            </wp:cNvGraphicFramePr>
+            <a:graphic xmlns:a="http://schemas.openxmlformats.org/drawingml/2006/main">
+              <a:graphicData uri="http://schemas.openxmlformats.org/drawingml/2006/picture">
+                <pic:pic xmlns:pic="http://schemas.openxmlformats.org/drawingml/2006/picture">
+                  <pic:nvPicPr>
+                    <pic:cNvPr id="0" name="Picture 20"/>
+                    <pic:cNvPicPr>
+                      <a:picLocks noChangeAspect="1" noChangeArrowheads="1"/>
+                    </pic:cNvPicPr>
+                  </pic:nvPicPr>
+                  <pic:blipFill>
+                    <a:blip r:embed="rId11" cstate="print">
+                      <a:extLst>
+                        <a:ext uri="{28A0092B-C50C-407E-A947-70E740481C1C}">
+                          <a14:useLocalDpi xmlns:a14="http://schemas.microsoft.com/office/drawing/2010/main" val="0"/>
+                        </a:ext>
+                      </a:extLst>
+                    </a:blip>
+                    <a:srcRect/>
+                    <a:stretch>
+                      <a:fillRect/>
+                    </a:stretch>
+                  </pic:blipFill>
+                  <pic:spPr bwMode="auto">
+                    <a:xfrm>
+                      <a:off x="0" y="0"/>
+                      <a:ext cx="5759450" cy="5759450"/>
+                    </a:xfrm>
+                    <a:prstGeom prst="rect">
+                      <a:avLst/>
+                    </a:prstGeom>
+                    <a:noFill/>
+                    <a:ln>
+                      <a:noFill/>
+                    </a:ln>
+                  </pic:spPr>
+                </pic:pic>
+              </a:graphicData>
+            </a:graphic>
+          </wp:inline>
+        </w:drawing>
+      </w:r>
+    </w:p>
+    <w:p>
+      <w:pPr>
+        <w:rPr>
+          <w:rFonts w:eastAsia="Times New Roman" w:cs="Open Sans"/>
+          <w:color w:val="444444"/>
+          <w:kern w:val="36"/>
+          <w:sz w:val="40"/>
+          <w:szCs w:val="40"/>
+          <w:lang w:val="en-US" w:eastAsia="de-DE"/>
+          <w14:ligatures w14:val="none"/>
+        </w:rPr>
+      </w:pPr>
+      <w:r>
+        <w:rPr>
+          <w:rFonts w:eastAsia="Times New Roman" w:cs="Open Sans"/>
+          <w:color w:val="444444"/>
+          <w:kern w:val="36"/>
+          <w:sz w:val="40"/>
+          <w:szCs w:val="40"/>
+          <w:lang w:val="en-US" w:eastAsia="de-DE"/>
+          <w14:ligatures w14:val="none"/>
+        </w:rPr>
+        <w:br w:type="page"/>
+      </w:r>
+    </w:p>
+    <w:p>
+      <w:pPr>
+        <w:shd w:val="clear" w:color="auto" w:fill="FCFCFC"/>
+        <w:spacing w:after="135" w:line="240" w:lineRule="auto"/>
+        <w:outlineLvl w:val="0"/>
+        <w:rPr>
+          <w:rFonts w:eastAsia="Times New Roman" w:cs="Open Sans"/>
+          <w:color w:val="444444"/>
+          <w:kern w:val="36"/>
+          <w:sz w:val="40"/>
+          <w:szCs w:val="40"/>
+          <w:lang w:val="en-US" w:eastAsia="de-DE"/>
+          <w14:ligatures w14:val="none"/>
+        </w:rPr>
+      </w:pPr>
+      <w:bookmarkStart w:id="5" w:name="_Toc188532114"/>
+      <w:r>
+        <w:rPr>
+          <w:rFonts w:eastAsia="Times New Roman" w:cs="Open Sans"/>
+          <w:color w:val="444444"/>
+          <w:kern w:val="36"/>
+          <w:sz w:val="40"/>
+          <w:szCs w:val="40"/>
+          <w:lang w:val="en-US" w:eastAsia="de-DE"/>
+          <w14:ligatures w14:val="none"/>
+        </w:rPr>
+        <w:lastRenderedPageBreak/>
+        <w:t xml:space="preserve">supplement </w:t>
+      </w:r>
+      <w:r>
+        <w:rPr>
+          <w:rFonts w:eastAsia="Times New Roman" w:cs="Open Sans"/>
+          <w:color w:val="444444"/>
+          <w:kern w:val="36"/>
+          <w:sz w:val="40"/>
+          <w:szCs w:val="40"/>
+          <w:lang w:val="en-US" w:eastAsia="de-DE"/>
+          <w14:ligatures w14:val="none"/>
+        </w:rPr>
+        <w:t>6</w:t>
+      </w:r>
+      <w:r>
+        <w:rPr>
+          <w:rFonts w:eastAsia="Times New Roman" w:cs="Open Sans"/>
+          <w:color w:val="444444"/>
+          <w:kern w:val="36"/>
+          <w:sz w:val="40"/>
+          <w:szCs w:val="40"/>
+          <w:lang w:val="en-US" w:eastAsia="de-DE"/>
+          <w14:ligatures w14:val="none"/>
+        </w:rPr>
+        <w:t xml:space="preserve"> </w:t>
+      </w:r>
+      <w:r>
+        <w:rPr>
+          <w:rFonts w:eastAsia="Times New Roman" w:cs="Open Sans"/>
+          <w:color w:val="444444"/>
+          <w:kern w:val="36"/>
+          <w:sz w:val="40"/>
+          <w:szCs w:val="40"/>
+          <w:lang w:val="en-US" w:eastAsia="de-DE"/>
+          <w14:ligatures w14:val="none"/>
+        </w:rPr>
+        <w:t xml:space="preserve">- </w:t>
+      </w:r>
+      <w:r>
+        <w:rPr>
+          <w:rFonts w:eastAsia="Times New Roman" w:cs="Open Sans"/>
+          <w:color w:val="444444"/>
+          <w:kern w:val="36"/>
+          <w:sz w:val="40"/>
+          <w:szCs w:val="40"/>
+          <w:lang w:val="en-US" w:eastAsia="de-DE"/>
+          <w14:ligatures w14:val="none"/>
+        </w:rPr>
+        <w:t>histograms of per-trial estimates</w:t>
+      </w:r>
+      <w:bookmarkEnd w:id="5"/>
+    </w:p>
+    <w:p>
+      <w:pPr>
+        <w:shd w:val="clear" w:color="auto" w:fill="FCFCFC"/>
+        <w:spacing w:after="135" w:line="240" w:lineRule="auto"/>
+        <w:rPr>
+          <w:rFonts w:eastAsia="Times New Roman" w:cs="Open Sans"/>
+          <w:color w:val="777777"/>
+          <w:kern w:val="0"/>
+          <w:sz w:val="20"/>
+          <w:szCs w:val="20"/>
+          <w:lang w:eastAsia="de-DE"/>
+          <w14:ligatures w14:val="none"/>
+        </w:rPr>
+      </w:pPr>
+      <w:r>
+        <w:rPr>
+          <w:noProof/>
+        </w:rPr>
+        <w:drawing>
+          <wp:inline distT="0" distB="0" distL="0" distR="0" wp14:anchorId="080DD6AC" wp14:editId="4375BB6C">
+            <wp:extent cx="5759450" cy="5759450"/>
+            <wp:effectExtent l="0" t="0" r="0" b="0"/>
+            <wp:docPr id="84032213" name="Grafik 8"/>
+            <wp:cNvGraphicFramePr>
+              <a:graphicFrameLocks xmlns:a="http://schemas.openxmlformats.org/drawingml/2006/main" noChangeAspect="1"/>
+            </wp:cNvGraphicFramePr>
+            <a:graphic xmlns:a="http://schemas.openxmlformats.org/drawingml/2006/main">
+              <a:graphicData uri="http://schemas.openxmlformats.org/drawingml/2006/picture">
+                <pic:pic xmlns:pic="http://schemas.openxmlformats.org/drawingml/2006/picture">
+                  <pic:nvPicPr>
+                    <pic:cNvPr id="0" name="Picture 18"/>
+                    <pic:cNvPicPr>
+                      <a:picLocks noChangeAspect="1" noChangeArrowheads="1"/>
+                    </pic:cNvPicPr>
+                  </pic:nvPicPr>
+                  <pic:blipFill>
+                    <a:blip r:embed="rId12" cstate="print">
+                      <a:extLst>
+                        <a:ext uri="{28A0092B-C50C-407E-A947-70E740481C1C}">
+                          <a14:useLocalDpi xmlns:a14="http://schemas.microsoft.com/office/drawing/2010/main" val="0"/>
+                        </a:ext>
+                      </a:extLst>
+                    </a:blip>
+                    <a:srcRect/>
+                    <a:stretch>
+                      <a:fillRect/>
+                    </a:stretch>
+                  </pic:blipFill>
+                  <pic:spPr bwMode="auto">
+                    <a:xfrm>
+                      <a:off x="0" y="0"/>
+                      <a:ext cx="5759450" cy="5759450"/>
+                    </a:xfrm>
+                    <a:prstGeom prst="rect">
+                      <a:avLst/>
+                    </a:prstGeom>
+                    <a:noFill/>
+                    <a:ln>
+                      <a:noFill/>
+                    </a:ln>
+                  </pic:spPr>
+                </pic:pic>
+              </a:graphicData>
+            </a:graphic>
+          </wp:inline>
+        </w:drawing>
+      </w:r>
+    </w:p>
+    <w:p>
+      <w:pPr>
+        <w:rPr>
+          <w:rFonts w:eastAsia="Times New Roman" w:cs="Open Sans"/>
+          <w:color w:val="444444"/>
+          <w:kern w:val="36"/>
+          <w:sz w:val="40"/>
+          <w:szCs w:val="40"/>
+          <w:lang w:val="en-US" w:eastAsia="de-DE"/>
+          <w14:ligatures w14:val="none"/>
+        </w:rPr>
+      </w:pPr>
+      <w:r>
+        <w:rPr>
+          <w:rFonts w:eastAsia="Times New Roman" w:cs="Open Sans"/>
+          <w:color w:val="444444"/>
+          <w:kern w:val="36"/>
+          <w:sz w:val="40"/>
+          <w:lang w:val="en-US" w:eastAsia="de-DE"/>
+          <w14:ligatures w14:val="none"/>
+        </w:rPr>
+        <w:br w:type="page"/>
+      </w:r>
+    </w:p>
+    <w:p>
+      <w:pPr>
+        <w:shd w:val="clear" w:color="auto" w:fill="FCFCFC"/>
+        <w:spacing w:after="135" w:line="240" w:lineRule="auto"/>
+        <w:outlineLvl w:val="0"/>
+        <w:rPr>
+          <w:rFonts w:eastAsia="Times New Roman" w:cs="Open Sans"/>
+          <w:color w:val="444444"/>
+          <w:kern w:val="36"/>
+          <w:sz w:val="40"/>
+          <w:szCs w:val="40"/>
+          <w:lang w:val="en-US" w:eastAsia="de-DE"/>
+          <w14:ligatures w14:val="none"/>
+        </w:rPr>
+      </w:pPr>
+      <w:bookmarkStart w:id="6" w:name="_Toc188532115"/>
+      <w:r>
+        <w:rPr>
+          <w:rFonts w:eastAsia="Times New Roman" w:cs="Open Sans"/>
+          <w:color w:val="444444"/>
+          <w:kern w:val="36"/>
+          <w:sz w:val="40"/>
+          <w:szCs w:val="40"/>
+          <w:lang w:val="en-US" w:eastAsia="de-DE"/>
+          <w14:ligatures w14:val="none"/>
+        </w:rPr>
+        <w:lastRenderedPageBreak/>
+        <w:t xml:space="preserve">supplement </w:t>
+      </w:r>
+      <w:r>
+        <w:rPr>
+          <w:rFonts w:eastAsia="Times New Roman" w:cs="Open Sans"/>
+          <w:color w:val="444444"/>
+          <w:kern w:val="36"/>
+          <w:sz w:val="40"/>
+          <w:szCs w:val="40"/>
+          <w:lang w:val="en-US" w:eastAsia="de-DE"/>
+          <w14:ligatures w14:val="none"/>
+        </w:rPr>
+        <w:t>7</w:t>
+      </w:r>
+      <w:r>
+        <w:rPr>
+          <w:rFonts w:eastAsia="Times New Roman" w:cs="Open Sans"/>
+          <w:color w:val="444444"/>
+          <w:kern w:val="36"/>
+          <w:sz w:val="40"/>
+          <w:szCs w:val="40"/>
+          <w:lang w:val="en-US" w:eastAsia="de-DE"/>
+          <w14:ligatures w14:val="none"/>
+        </w:rPr>
+        <w:t xml:space="preserve"> - </w:t>
+      </w:r>
+      <w:r>
+        <w:rPr>
+          <w:rFonts w:eastAsia="Times New Roman" w:cs="Open Sans"/>
+          <w:color w:val="444444"/>
+          <w:kern w:val="36"/>
+          <w:sz w:val="40"/>
+          <w:szCs w:val="40"/>
+          <w:lang w:val="en-US" w:eastAsia="de-DE"/>
+          <w14:ligatures w14:val="none"/>
+        </w:rPr>
+        <w:t>Bayesian posterior estimate MCMC chain convergence</w:t>
+      </w:r>
+      <w:bookmarkEnd w:id="6"/>
+    </w:p>
+    <w:p>
+      <w:pPr>
+        <w:keepNext/>
+      </w:pPr>
+      <w:r>
+        <w:rPr>
+          <w:noProof/>
+        </w:rPr>
+        <w:drawing>
+          <wp:inline distT="0" distB="0" distL="0" distR="0" wp14:anchorId="7E6CDBAB" wp14:editId="45D2CFAB">
+            <wp:extent cx="5486400" cy="5486400"/>
+            <wp:effectExtent l="0" t="0" r="0" b="0"/>
+            <wp:docPr id="1244876980" name="Grafik 10"/>
+            <wp:cNvGraphicFramePr>
+              <a:graphicFrameLocks xmlns:a="http://schemas.openxmlformats.org/drawingml/2006/main" noChangeAspect="1"/>
+            </wp:cNvGraphicFramePr>
+            <a:graphic xmlns:a="http://schemas.openxmlformats.org/drawingml/2006/main">
+              <a:graphicData uri="http://schemas.openxmlformats.org/drawingml/2006/picture">
+                <pic:pic xmlns:pic="http://schemas.openxmlformats.org/drawingml/2006/picture">
+                  <pic:nvPicPr>
+                    <pic:cNvPr id="0" name="Picture 22"/>
+                    <pic:cNvPicPr>
+                      <a:picLocks noChangeAspect="1" noChangeArrowheads="1"/>
+                    </pic:cNvPicPr>
+                  </pic:nvPicPr>
+                  <pic:blipFill>
+                    <a:blip r:embed="rId13" cstate="print">
+                      <a:extLst>
+                        <a:ext uri="{28A0092B-C50C-407E-A947-70E740481C1C}">
+                          <a14:useLocalDpi xmlns:a14="http://schemas.microsoft.com/office/drawing/2010/main" val="0"/>
+                        </a:ext>
+                      </a:extLst>
+                    </a:blip>
+                    <a:srcRect/>
+                    <a:stretch>
+                      <a:fillRect/>
+                    </a:stretch>
+                  </pic:blipFill>
+                  <pic:spPr bwMode="auto">
+                    <a:xfrm>
+                      <a:off x="0" y="0"/>
+                      <a:ext cx="5486400" cy="5486400"/>
+                    </a:xfrm>
+                    <a:prstGeom prst="rect">
+                      <a:avLst/>
+                    </a:prstGeom>
+                    <a:noFill/>
+                    <a:ln>
+                      <a:noFill/>
+                    </a:ln>
+                  </pic:spPr>
+                </pic:pic>
+              </a:graphicData>
+            </a:graphic>
+          </wp:inline>
+        </w:drawing>
+      </w:r>
+    </w:p>
+    <w:p>
+      <w:pPr>
+        <w:pStyle w:val="Beschriftung"/>
+        <w:rPr>
+          <w:lang w:val="en-US"/>
+        </w:rPr>
+      </w:pPr>
+      <w:r>
+        <w:rPr>
+          <w:lang w:val="en-US"/>
+        </w:rPr>
+        <w:t xml:space="preserve">Supplement 5. Top: Chain convergence </w:t>
+      </w:r>
+      <w:r>
+        <w:rPr>
+          <w:lang w:val="en-US"/>
+        </w:rPr>
+        <w:t xml:space="preserve">of posterior estimates </w:t>
+      </w:r>
+      <w:r>
+        <w:rPr>
+          <w:lang w:val="en-US"/>
+        </w:rPr>
+        <w:t>i</w:t>
+      </w:r>
+      <w:r>
+        <w:rPr>
+          <w:lang w:val="en-US"/>
+        </w:rPr>
+        <w:t>n autistic and non-autistic individuals. Bottom: Stationarity of posterior estimates in autistic and non-autistic individuals.</w:t>
+      </w:r>
+    </w:p>
+    <w:p>
+      <w:pPr>
+        <w:rPr>
+          <w:rFonts w:eastAsia="Times New Roman" w:cs="Open Sans"/>
+          <w:color w:val="444444"/>
+          <w:kern w:val="36"/>
+          <w:sz w:val="40"/>
+          <w:szCs w:val="40"/>
+          <w:lang w:val="en-US" w:eastAsia="de-DE"/>
+          <w14:ligatures w14:val="none"/>
+        </w:rPr>
+      </w:pPr>
+      <w:r>
+        <w:rPr>
+          <w:rFonts w:eastAsia="Times New Roman" w:cs="Open Sans"/>
+          <w:color w:val="444444"/>
+          <w:kern w:val="36"/>
+          <w:sz w:val="40"/>
+          <w:lang w:val="en-US" w:eastAsia="de-DE"/>
+          <w14:ligatures w14:val="none"/>
+        </w:rPr>
+        <w:br w:type="page"/>
+      </w:r>
+    </w:p>
+    <w:p>
+      <w:pPr>
         <w:pStyle w:val="berschrift1"/>
         <w:shd w:val="clear" w:color="auto" w:fill="FCFCFC"/>
         <w:spacing w:before="0" w:after="135"/>
@@ -1413,6 +2873,7 @@
           <w14:ligatures w14:val="none"/>
         </w:rPr>
       </w:pPr>
+      <w:bookmarkStart w:id="7" w:name="_Toc188532116"/>
       <w:r>
         <w:rPr>
           <w:rFonts w:eastAsia="Times New Roman" w:cs="Open Sans"/>
@@ -1423,7 +2884,18 @@
           <w14:ligatures w14:val="none"/>
         </w:rPr>
         <w:lastRenderedPageBreak/>
-        <w:t>supplement 1</w:t>
+        <w:t xml:space="preserve">supplement </w:t>
+      </w:r>
+      <w:r>
+        <w:rPr>
+          <w:rFonts w:eastAsia="Times New Roman" w:cs="Open Sans"/>
+          <w:color w:val="444444"/>
+          <w:kern w:val="36"/>
+          <w:sz w:val="40"/>
+          <w:lang w:val="en-US" w:eastAsia="de-DE"/>
+          <w14:ligatures w14:val="none"/>
+        </w:rPr>
+        <w:t>8</w:t>
       </w:r>
       <w:r>
         <w:rPr>
@@ -1447,7 +2919,7 @@
         </w:rPr>
         <w:t>descriptive statistics per participant</w:t>
       </w:r>
-      <w:bookmarkEnd w:id="0"/>
+      <w:bookmarkEnd w:id="7"/>
     </w:p>
     <w:tbl>
       <w:tblPr>
@@ -1465,14 +2937,14 @@
         <w:tblLook w:val="04A0" w:firstRow="1" w:lastRow="0" w:firstColumn="1" w:lastColumn="0" w:noHBand="0" w:noVBand="1"/>
       </w:tblPr>
       <w:tblGrid>
-        <w:gridCol w:w="2455"/>
-        <w:gridCol w:w="645"/>
-        <w:gridCol w:w="1046"/>
-        <w:gridCol w:w="854"/>
-        <w:gridCol w:w="1046"/>
-        <w:gridCol w:w="894"/>
-        <w:gridCol w:w="894"/>
-        <w:gridCol w:w="1238"/>
+        <w:gridCol w:w="2409"/>
+        <w:gridCol w:w="652"/>
+        <w:gridCol w:w="1052"/>
+        <w:gridCol w:w="862"/>
+        <w:gridCol w:w="1052"/>
+        <w:gridCol w:w="898"/>
+        <w:gridCol w:w="898"/>
+        <w:gridCol w:w="1249"/>
       </w:tblGrid>
       <w:tr>
         <w:trPr>
@@ -1521,7 +2993,117 @@
                 <w:lang w:val="en-US" w:eastAsia="de-DE"/>
                 <w14:ligatures w14:val="none"/>
               </w:rPr>
-              <w:t>Per-participant level: Descriptive statistics of baseline pupil size (BPS), stimulus-evoked pupillary response (SEPR), and mismatch negativity (MMN)</w:t>
+              <w:t>Per-participant level: Descriptive statistics of baseline pupil size (BPS</w:t>
+            </w:r>
+            <w:r>
+              <w:rPr>
+                <w:rFonts w:eastAsia="Times New Roman" w:cs="Times New Roman"/>
+                <w:color w:val="222222"/>
+                <w:kern w:val="0"/>
+                <w:sz w:val="24"/>
+                <w:szCs w:val="24"/>
+                <w:lang w:val="en-US" w:eastAsia="de-DE"/>
+                <w14:ligatures w14:val="none"/>
+              </w:rPr>
+              <w:t xml:space="preserve"> in mm</w:t>
+            </w:r>
+            <w:r>
+              <w:rPr>
+                <w:rFonts w:eastAsia="Times New Roman" w:cs="Times New Roman"/>
+                <w:color w:val="222222"/>
+                <w:kern w:val="0"/>
+                <w:sz w:val="24"/>
+                <w:szCs w:val="24"/>
+                <w:lang w:val="en-US" w:eastAsia="de-DE"/>
+                <w14:ligatures w14:val="none"/>
+              </w:rPr>
+              <w:t>), stimulus-evoked pupillary response (SEPR</w:t>
+            </w:r>
+            <w:r>
+              <w:rPr>
+                <w:rFonts w:eastAsia="Times New Roman" w:cs="Times New Roman"/>
+                <w:color w:val="222222"/>
+                <w:kern w:val="0"/>
+                <w:sz w:val="24"/>
+                <w:szCs w:val="24"/>
+                <w:lang w:val="en-US" w:eastAsia="de-DE"/>
+                <w14:ligatures w14:val="none"/>
+              </w:rPr>
+              <w:t xml:space="preserve"> in mm</w:t>
+            </w:r>
+            <w:r>
+              <w:rPr>
+                <w:rFonts w:eastAsia="Times New Roman" w:cs="Times New Roman"/>
+                <w:color w:val="222222"/>
+                <w:kern w:val="0"/>
+                <w:sz w:val="24"/>
+                <w:szCs w:val="24"/>
+                <w:lang w:val="en-US" w:eastAsia="de-DE"/>
+                <w14:ligatures w14:val="none"/>
+              </w:rPr>
+              <w:t>), and mismatch negativity (MMN</w:t>
+            </w:r>
+            <w:r>
+              <w:rPr>
+                <w:rFonts w:eastAsia="Times New Roman" w:cs="Times New Roman"/>
+                <w:color w:val="222222"/>
+                <w:kern w:val="0"/>
+                <w:sz w:val="24"/>
+                <w:szCs w:val="24"/>
+                <w:lang w:val="en-US" w:eastAsia="de-DE"/>
+                <w14:ligatures w14:val="none"/>
+              </w:rPr>
+              <w:t xml:space="preserve"> in </w:t>
+            </w:r>
+            <w:proofErr w:type="spellStart"/>
+            <w:r>
+              <w:rPr>
+                <w:rFonts w:ascii="Arial" w:eastAsia="Times New Roman" w:hAnsi="Arial" w:cs="Arial"/>
+                <w:color w:val="222222"/>
+                <w:kern w:val="0"/>
+                <w:sz w:val="24"/>
+                <w:szCs w:val="24"/>
+                <w:lang w:val="en-US" w:eastAsia="de-DE"/>
+                <w14:ligatures w14:val="none"/>
+              </w:rPr>
+              <w:t>μ</w:t>
+            </w:r>
+            <w:r>
+              <w:rPr>
+                <w:rFonts w:eastAsia="Times New Roman" w:cs="Times New Roman"/>
+                <w:color w:val="222222"/>
+                <w:kern w:val="0"/>
+                <w:sz w:val="24"/>
+                <w:szCs w:val="24"/>
+                <w:lang w:val="en-US" w:eastAsia="de-DE"/>
+                <w14:ligatures w14:val="none"/>
+              </w:rPr>
+              <w:t>V</w:t>
+            </w:r>
+            <w:proofErr w:type="spellEnd"/>
+            <w:r>
+              <w:rPr>
+                <w:rFonts w:eastAsia="Times New Roman" w:cs="Times New Roman"/>
+                <w:color w:val="222222"/>
+                <w:kern w:val="0"/>
+                <w:sz w:val="24"/>
+                <w:szCs w:val="24"/>
+                <w:lang w:val="en-US" w:eastAsia="de-DE"/>
+                <w14:ligatures w14:val="none"/>
+              </w:rPr>
+              <w:t>)</w:t>
+            </w:r>
+            <w:r>
+              <w:rPr>
+                <w:rFonts w:eastAsia="Times New Roman" w:cs="Times New Roman"/>
+                <w:color w:val="222222"/>
+                <w:kern w:val="0"/>
+                <w:sz w:val="24"/>
+                <w:szCs w:val="24"/>
+                <w:lang w:val="en-US" w:eastAsia="de-DE"/>
+                <w14:ligatures w14:val="none"/>
+              </w:rPr>
+              <w:t>.</w:t>
             </w:r>
           </w:p>
         </w:tc>
@@ -1647,6 +3229,7 @@
                 <w14:ligatures w14:val="none"/>
               </w:rPr>
             </w:pPr>
+            <w:proofErr w:type="spellStart"/>
             <w:r>
               <w:rPr>
                 <w:rFonts w:eastAsia="Times New Roman" w:cs="Times New Roman"/>
@@ -1659,6 +3242,7 @@
               </w:rPr>
               <w:t>mean</w:t>
             </w:r>
+            <w:proofErr w:type="spellEnd"/>
           </w:p>
         </w:tc>
         <w:tc>
@@ -1691,6 +3275,7 @@
                 <w14:ligatures w14:val="none"/>
               </w:rPr>
             </w:pPr>
+            <w:proofErr w:type="spellStart"/>
             <w:r>
               <w:rPr>
                 <w:rFonts w:eastAsia="Times New Roman" w:cs="Times New Roman"/>
@@ -1703,6 +3288,7 @@
               </w:rPr>
               <w:t>sd</w:t>
             </w:r>
+            <w:proofErr w:type="spellEnd"/>
           </w:p>
         </w:tc>
         <w:tc>
@@ -1779,6 +3365,7 @@
                 <w14:ligatures w14:val="none"/>
               </w:rPr>
             </w:pPr>
+            <w:proofErr w:type="spellStart"/>
             <w:r>
               <w:rPr>
                 <w:rFonts w:eastAsia="Times New Roman" w:cs="Times New Roman"/>
@@ -1791,6 +3378,7 @@
               </w:rPr>
               <w:t>max</w:t>
             </w:r>
+            <w:proofErr w:type="spellEnd"/>
           </w:p>
         </w:tc>
         <w:tc>
@@ -1823,6 +3411,7 @@
                 <w14:ligatures w14:val="none"/>
               </w:rPr>
             </w:pPr>
+            <w:proofErr w:type="spellStart"/>
             <w:r>
               <w:rPr>
                 <w:rFonts w:eastAsia="Times New Roman" w:cs="Times New Roman"/>
@@ -1835,6 +3424,7 @@
               </w:rPr>
               <w:t>skew</w:t>
             </w:r>
+            <w:proofErr w:type="spellEnd"/>
           </w:p>
         </w:tc>
         <w:tc>
@@ -1867,6 +3457,7 @@
                 <w14:ligatures w14:val="none"/>
               </w:rPr>
             </w:pPr>
+            <w:proofErr w:type="spellStart"/>
             <w:r>
               <w:rPr>
                 <w:rFonts w:eastAsia="Times New Roman" w:cs="Times New Roman"/>
@@ -1879,6 +3470,7 @@
               </w:rPr>
               <w:t>kurtosis</w:t>
             </w:r>
+            <w:proofErr w:type="spellEnd"/>
           </w:p>
         </w:tc>
       </w:tr>
@@ -2158,8 +3750,13 @@
               </w:rPr>
             </w:pPr>
             <w:r>
-              <w:t>SEPR - standard</w:t>
-            </w:r>
+              <w:t xml:space="preserve">SEPR - </w:t>
+            </w:r>
+            <w:proofErr w:type="spellStart"/>
+            <w:r>
+              <w:t>standard</w:t>
+            </w:r>
+            <w:proofErr w:type="spellEnd"/>
           </w:p>
         </w:tc>
         <w:tc>
@@ -2407,8 +4004,13 @@
               </w:rPr>
             </w:pPr>
             <w:r>
-              <w:t>SEPR - pitch oddball</w:t>
-            </w:r>
+              <w:t xml:space="preserve">SEPR - pitch </w:t>
+            </w:r>
+            <w:proofErr w:type="spellStart"/>
+            <w:r>
+              <w:t>oddball</w:t>
+            </w:r>
+            <w:proofErr w:type="spellEnd"/>
           </w:p>
         </w:tc>
         <w:tc>
@@ -2656,8 +4258,21 @@
               </w:rPr>
             </w:pPr>
             <w:r>
-              <w:t>SEPR - length oddball</w:t>
-            </w:r>
+              <w:t xml:space="preserve">SEPR - </w:t>
+            </w:r>
+            <w:proofErr w:type="spellStart"/>
+            <w:r>
+              <w:t>length</w:t>
+            </w:r>
+            <w:proofErr w:type="spellEnd"/>
+            <w:r>
+              <w:t xml:space="preserve"> </w:t>
+            </w:r>
+            <w:proofErr w:type="spellStart"/>
+            <w:r>
+              <w:t>oddball</w:t>
+            </w:r>
+            <w:proofErr w:type="spellEnd"/>
           </w:p>
         </w:tc>
         <w:tc>
@@ -2905,8 +4520,21 @@
               </w:rPr>
             </w:pPr>
             <w:r>
-              <w:t>SEPR - pitch+length oddball</w:t>
-            </w:r>
+              <w:t xml:space="preserve">SEPR - </w:t>
+            </w:r>
+            <w:proofErr w:type="spellStart"/>
+            <w:r>
+              <w:t>pitch+length</w:t>
+            </w:r>
+            <w:proofErr w:type="spellEnd"/>
+            <w:r>
+              <w:t xml:space="preserve"> </w:t>
+            </w:r>
+            <w:proofErr w:type="spellStart"/>
+            <w:r>
+              <w:t>oddball</w:t>
+            </w:r>
+            <w:proofErr w:type="spellEnd"/>
           </w:p>
         </w:tc>
         <w:tc>
@@ -3154,8 +4782,13 @@
               </w:rPr>
             </w:pPr>
             <w:r>
-              <w:t>MMN - standard</w:t>
-            </w:r>
+              <w:t xml:space="preserve">MMN - </w:t>
+            </w:r>
+            <w:proofErr w:type="spellStart"/>
+            <w:r>
+              <w:t>standard</w:t>
+            </w:r>
+            <w:proofErr w:type="spellEnd"/>
           </w:p>
         </w:tc>
         <w:tc>
@@ -3403,8 +5036,13 @@
               </w:rPr>
             </w:pPr>
             <w:r>
-              <w:t>MMN - pitch oddball</w:t>
-            </w:r>
+              <w:t xml:space="preserve">MMN - pitch </w:t>
+            </w:r>
+            <w:proofErr w:type="spellStart"/>
+            <w:r>
+              <w:t>oddball</w:t>
+            </w:r>
+            <w:proofErr w:type="spellEnd"/>
           </w:p>
         </w:tc>
         <w:tc>
@@ -3652,8 +5290,21 @@
               </w:rPr>
             </w:pPr>
             <w:r>
-              <w:t>MMN - length oddball</w:t>
-            </w:r>
+              <w:t xml:space="preserve">MMN - </w:t>
+            </w:r>
+            <w:proofErr w:type="spellStart"/>
+            <w:r>
+              <w:t>length</w:t>
+            </w:r>
+            <w:proofErr w:type="spellEnd"/>
+            <w:r>
+              <w:t xml:space="preserve"> </w:t>
+            </w:r>
+            <w:proofErr w:type="spellStart"/>
+            <w:r>
+              <w:t>oddball</w:t>
+            </w:r>
+            <w:proofErr w:type="spellEnd"/>
           </w:p>
         </w:tc>
         <w:tc>
@@ -3900,8 +5551,21 @@
               </w:rPr>
             </w:pPr>
             <w:r>
-              <w:t>MMN - pitch+length oddball</w:t>
-            </w:r>
+              <w:t xml:space="preserve">MMN - </w:t>
+            </w:r>
+            <w:proofErr w:type="spellStart"/>
+            <w:r>
+              <w:t>pitch+length</w:t>
+            </w:r>
+            <w:proofErr w:type="spellEnd"/>
+            <w:r>
+              <w:t xml:space="preserve"> </w:t>
+            </w:r>
+            <w:proofErr w:type="spellStart"/>
+            <w:r>
+              <w:t>oddball</w:t>
+            </w:r>
+            <w:proofErr w:type="spellEnd"/>
           </w:p>
         </w:tc>
         <w:tc>
@@ -4172,7 +5836,7 @@
           <w14:ligatures w14:val="none"/>
         </w:rPr>
       </w:pPr>
-      <w:bookmarkStart w:id="1" w:name="_Toc177375169"/>
+      <w:bookmarkStart w:id="8" w:name="_Toc188532117"/>
       <w:r>
         <w:rPr>
           <w:rFonts w:eastAsia="Times New Roman" w:cs="Open Sans"/>
@@ -4184,7 +5848,19 @@
           <w14:ligatures w14:val="none"/>
         </w:rPr>
         <w:lastRenderedPageBreak/>
-        <w:t>supplement 2</w:t>
+        <w:t xml:space="preserve">supplement </w:t>
+      </w:r>
+      <w:r>
+        <w:rPr>
+          <w:rFonts w:eastAsia="Times New Roman" w:cs="Open Sans"/>
+          <w:color w:val="444444"/>
+          <w:kern w:val="36"/>
+          <w:sz w:val="40"/>
+          <w:szCs w:val="40"/>
+          <w:lang w:val="en-US" w:eastAsia="de-DE"/>
+          <w14:ligatures w14:val="none"/>
+        </w:rPr>
+        <w:t>9</w:t>
       </w:r>
       <w:r>
         <w:rPr>
@@ -4210,7 +5886,7 @@
         </w:rPr>
         <w:t>- descriptive statistics per trial</w:t>
       </w:r>
-      <w:bookmarkEnd w:id="1"/>
+      <w:bookmarkEnd w:id="8"/>
     </w:p>
     <w:tbl>
       <w:tblPr>
@@ -4228,14 +5904,14 @@
         <w:tblLook w:val="04A0" w:firstRow="1" w:lastRow="0" w:firstColumn="1" w:lastColumn="0" w:noHBand="0" w:noVBand="1"/>
       </w:tblPr>
       <w:tblGrid>
-        <w:gridCol w:w="2256"/>
-        <w:gridCol w:w="1048"/>
-        <w:gridCol w:w="990"/>
-        <w:gridCol w:w="811"/>
-        <w:gridCol w:w="990"/>
-        <w:gridCol w:w="956"/>
-        <w:gridCol w:w="845"/>
-        <w:gridCol w:w="1176"/>
+        <w:gridCol w:w="2204"/>
+        <w:gridCol w:w="1056"/>
+        <w:gridCol w:w="996"/>
+        <w:gridCol w:w="819"/>
+        <w:gridCol w:w="996"/>
+        <w:gridCol w:w="965"/>
+        <w:gridCol w:w="849"/>
+        <w:gridCol w:w="1187"/>
       </w:tblGrid>
       <w:tr>
         <w:trPr>
@@ -4284,7 +5960,105 @@
                 <w:lang w:val="en-US" w:eastAsia="de-DE"/>
                 <w14:ligatures w14:val="none"/>
               </w:rPr>
-              <w:t>Per-trial level: Descriptive statistics of baseline pupil size (BPS), stimulus-evoked pupillary response (SEPR), and mismatch negativity (MMN)</w:t>
+              <w:t>Per-trial level: Descriptive statistics of baseline pupil size (BPS</w:t>
+            </w:r>
+            <w:r>
+              <w:rPr>
+                <w:rFonts w:eastAsia="Times New Roman" w:cs="Times New Roman"/>
+                <w:color w:val="222222"/>
+                <w:kern w:val="0"/>
+                <w:sz w:val="24"/>
+                <w:szCs w:val="24"/>
+                <w:lang w:val="en-US" w:eastAsia="de-DE"/>
+                <w14:ligatures w14:val="none"/>
+              </w:rPr>
+              <w:t xml:space="preserve"> in mm</w:t>
+            </w:r>
+            <w:r>
+              <w:rPr>
+                <w:rFonts w:eastAsia="Times New Roman" w:cs="Times New Roman"/>
+                <w:color w:val="222222"/>
+                <w:kern w:val="0"/>
+                <w:sz w:val="24"/>
+                <w:szCs w:val="24"/>
+                <w:lang w:val="en-US" w:eastAsia="de-DE"/>
+                <w14:ligatures w14:val="none"/>
+              </w:rPr>
+              <w:t>), stimulus-evoked pupillary response (SEPR</w:t>
+            </w:r>
+            <w:r>
+              <w:rPr>
+                <w:rFonts w:eastAsia="Times New Roman" w:cs="Times New Roman"/>
+                <w:color w:val="222222"/>
+                <w:kern w:val="0"/>
+                <w:sz w:val="24"/>
+                <w:szCs w:val="24"/>
+                <w:lang w:val="en-US" w:eastAsia="de-DE"/>
+                <w14:ligatures w14:val="none"/>
+              </w:rPr>
+              <w:t xml:space="preserve"> in mm</w:t>
+            </w:r>
+            <w:r>
+              <w:rPr>
+                <w:rFonts w:eastAsia="Times New Roman" w:cs="Times New Roman"/>
+                <w:color w:val="222222"/>
+                <w:kern w:val="0"/>
+                <w:sz w:val="24"/>
+                <w:szCs w:val="24"/>
+                <w:lang w:val="en-US" w:eastAsia="de-DE"/>
+                <w14:ligatures w14:val="none"/>
+              </w:rPr>
+              <w:t>), and mismatch negativity (MMN</w:t>
+            </w:r>
+            <w:r>
+              <w:rPr>
+                <w:rFonts w:eastAsia="Times New Roman" w:cs="Times New Roman"/>
+                <w:color w:val="222222"/>
+                <w:kern w:val="0"/>
+                <w:sz w:val="24"/>
+                <w:szCs w:val="24"/>
+                <w:lang w:val="en-US" w:eastAsia="de-DE"/>
+                <w14:ligatures w14:val="none"/>
+              </w:rPr>
+              <w:t xml:space="preserve"> in </w:t>
+            </w:r>
+            <w:proofErr w:type="spellStart"/>
+            <w:r>
+              <w:rPr>
+                <w:rFonts w:ascii="Arial" w:eastAsia="Times New Roman" w:hAnsi="Arial" w:cs="Arial"/>
+                <w:color w:val="222222"/>
+                <w:kern w:val="0"/>
+                <w:sz w:val="24"/>
+                <w:szCs w:val="24"/>
+                <w:lang w:val="en-US" w:eastAsia="de-DE"/>
+                <w14:ligatures w14:val="none"/>
+              </w:rPr>
+              <w:t>μ</w:t>
+            </w:r>
+            <w:r>
+              <w:rPr>
+                <w:rFonts w:eastAsia="Times New Roman" w:cs="Times New Roman"/>
+                <w:color w:val="222222"/>
+                <w:kern w:val="0"/>
+                <w:sz w:val="24"/>
+                <w:szCs w:val="24"/>
+                <w:lang w:val="en-US" w:eastAsia="de-DE"/>
+                <w14:ligatures w14:val="none"/>
+              </w:rPr>
+              <w:t>V</w:t>
+            </w:r>
+            <w:proofErr w:type="spellEnd"/>
+            <w:r>
+              <w:rPr>
+                <w:rFonts w:eastAsia="Times New Roman" w:cs="Times New Roman"/>
+                <w:color w:val="222222"/>
+                <w:kern w:val="0"/>
+                <w:sz w:val="24"/>
+                <w:szCs w:val="24"/>
+                <w:lang w:val="en-US" w:eastAsia="de-DE"/>
+                <w14:ligatures w14:val="none"/>
+              </w:rPr>
+              <w:t>)</w:t>
             </w:r>
           </w:p>
         </w:tc>
@@ -4410,6 +6184,7 @@
                 <w14:ligatures w14:val="none"/>
               </w:rPr>
             </w:pPr>
+            <w:proofErr w:type="spellStart"/>
             <w:r>
               <w:rPr>
                 <w:rFonts w:eastAsia="Times New Roman" w:cs="Times New Roman"/>
@@ -4422,6 +6197,7 @@
               </w:rPr>
               <w:t>mean</w:t>
             </w:r>
+            <w:proofErr w:type="spellEnd"/>
           </w:p>
         </w:tc>
         <w:tc>
@@ -4454,6 +6230,7 @@
                 <w14:ligatures w14:val="none"/>
               </w:rPr>
             </w:pPr>
+            <w:proofErr w:type="spellStart"/>
             <w:r>
               <w:rPr>
                 <w:rFonts w:eastAsia="Times New Roman" w:cs="Times New Roman"/>
@@ -4466,6 +6243,7 @@
               </w:rPr>
               <w:t>sd</w:t>
             </w:r>
+            <w:proofErr w:type="spellEnd"/>
           </w:p>
         </w:tc>
         <w:tc>
@@ -4542,6 +6320,7 @@
                 <w14:ligatures w14:val="none"/>
               </w:rPr>
             </w:pPr>
+            <w:proofErr w:type="spellStart"/>
             <w:r>
               <w:rPr>
                 <w:rFonts w:eastAsia="Times New Roman" w:cs="Times New Roman"/>
@@ -4554,6 +6333,7 @@
               </w:rPr>
               <w:t>max</w:t>
             </w:r>
+            <w:proofErr w:type="spellEnd"/>
           </w:p>
         </w:tc>
         <w:tc>
@@ -4586,6 +6366,7 @@
                 <w14:ligatures w14:val="none"/>
               </w:rPr>
             </w:pPr>
+            <w:proofErr w:type="spellStart"/>
             <w:r>
               <w:rPr>
                 <w:rFonts w:eastAsia="Times New Roman" w:cs="Times New Roman"/>
@@ -4598,6 +6379,7 @@
               </w:rPr>
               <w:t>skew</w:t>
             </w:r>
+            <w:proofErr w:type="spellEnd"/>
           </w:p>
         </w:tc>
         <w:tc>
@@ -4630,6 +6412,7 @@
                 <w14:ligatures w14:val="none"/>
               </w:rPr>
             </w:pPr>
+            <w:proofErr w:type="spellStart"/>
             <w:r>
               <w:rPr>
                 <w:rFonts w:eastAsia="Times New Roman" w:cs="Times New Roman"/>
@@ -4642,6 +6425,7 @@
               </w:rPr>
               <w:t>kurtosis</w:t>
             </w:r>
+            <w:proofErr w:type="spellEnd"/>
           </w:p>
         </w:tc>
       </w:tr>
@@ -4957,8 +6741,16 @@
               <w:rPr>
                 <w:color w:val="222222"/>
               </w:rPr>
-              <w:t>SEPR - standard</w:t>
-            </w:r>
+              <w:t xml:space="preserve">SEPR - </w:t>
+            </w:r>
+            <w:proofErr w:type="spellStart"/>
+            <w:r>
+              <w:rPr>
+                <w:color w:val="222222"/>
+              </w:rPr>
+              <w:t>standard</w:t>
+            </w:r>
+            <w:proofErr w:type="spellEnd"/>
           </w:p>
         </w:tc>
         <w:tc>
@@ -5238,8 +7030,16 @@
               <w:rPr>
                 <w:color w:val="222222"/>
               </w:rPr>
-              <w:t>SEPR - pitch oddball</w:t>
-            </w:r>
+              <w:t xml:space="preserve">SEPR - pitch </w:t>
+            </w:r>
+            <w:proofErr w:type="spellStart"/>
+            <w:r>
+              <w:rPr>
+                <w:color w:val="222222"/>
+              </w:rPr>
+              <w:t>oddball</w:t>
+            </w:r>
+            <w:proofErr w:type="spellEnd"/>
           </w:p>
         </w:tc>
         <w:tc>
@@ -5519,8 +7319,30 @@
               <w:rPr>
                 <w:color w:val="222222"/>
               </w:rPr>
-              <w:t>SEPR - length oddball</w:t>
-            </w:r>
+              <w:t xml:space="preserve">SEPR - </w:t>
+            </w:r>
+            <w:proofErr w:type="spellStart"/>
+            <w:r>
+              <w:rPr>
+                <w:color w:val="222222"/>
+              </w:rPr>
+              <w:t>length</w:t>
+            </w:r>
+            <w:proofErr w:type="spellEnd"/>
+            <w:r>
+              <w:rPr>
+                <w:color w:val="222222"/>
+              </w:rPr>
+              <w:t xml:space="preserve"> </w:t>
+            </w:r>
+            <w:proofErr w:type="spellStart"/>
+            <w:r>
+              <w:rPr>
+                <w:color w:val="222222"/>
+              </w:rPr>
+              <w:t>oddball</w:t>
+            </w:r>
+            <w:proofErr w:type="spellEnd"/>
           </w:p>
         </w:tc>
         <w:tc>
@@ -5800,8 +7622,30 @@
               <w:rPr>
                 <w:color w:val="222222"/>
               </w:rPr>
-              <w:t>SEPR - pitch+length oddball</w:t>
-            </w:r>
+              <w:t xml:space="preserve">SEPR - </w:t>
+            </w:r>
+            <w:proofErr w:type="spellStart"/>
+            <w:r>
+              <w:rPr>
+                <w:color w:val="222222"/>
+              </w:rPr>
+              <w:t>pitch+length</w:t>
+            </w:r>
+            <w:proofErr w:type="spellEnd"/>
+            <w:r>
+              <w:rPr>
+                <w:color w:val="222222"/>
+              </w:rPr>
+              <w:t xml:space="preserve"> </w:t>
+            </w:r>
+            <w:proofErr w:type="spellStart"/>
+            <w:r>
+              <w:rPr>
+                <w:color w:val="222222"/>
+              </w:rPr>
+              <w:t>oddball</w:t>
+            </w:r>
+            <w:proofErr w:type="spellEnd"/>
           </w:p>
         </w:tc>
         <w:tc>
@@ -6081,8 +7925,16 @@
               <w:rPr>
                 <w:color w:val="222222"/>
               </w:rPr>
-              <w:t>MMN - standard</w:t>
-            </w:r>
+              <w:t xml:space="preserve">MMN - </w:t>
+            </w:r>
+            <w:proofErr w:type="spellStart"/>
+            <w:r>
+              <w:rPr>
+                <w:color w:val="222222"/>
+              </w:rPr>
+              <w:t>standard</w:t>
+            </w:r>
+            <w:proofErr w:type="spellEnd"/>
           </w:p>
         </w:tc>
         <w:tc>
@@ -6362,8 +8214,16 @@
               <w:rPr>
                 <w:color w:val="222222"/>
               </w:rPr>
-              <w:t>MMN - pitch oddball</w:t>
-            </w:r>
+              <w:t xml:space="preserve">MMN - pitch </w:t>
+            </w:r>
+            <w:proofErr w:type="spellStart"/>
+            <w:r>
+              <w:rPr>
+                <w:color w:val="222222"/>
+              </w:rPr>
+              <w:t>oddball</w:t>
+            </w:r>
+            <w:proofErr w:type="spellEnd"/>
           </w:p>
         </w:tc>
         <w:tc>
@@ -6643,8 +8503,30 @@
               <w:rPr>
                 <w:color w:val="222222"/>
               </w:rPr>
-              <w:t>MMN - length oddball</w:t>
-            </w:r>
+              <w:t xml:space="preserve">MMN - </w:t>
+            </w:r>
+            <w:proofErr w:type="spellStart"/>
+            <w:r>
+              <w:rPr>
+                <w:color w:val="222222"/>
+              </w:rPr>
+              <w:t>length</w:t>
+            </w:r>
+            <w:proofErr w:type="spellEnd"/>
+            <w:r>
+              <w:rPr>
+                <w:color w:val="222222"/>
+              </w:rPr>
+              <w:t xml:space="preserve"> </w:t>
+            </w:r>
+            <w:proofErr w:type="spellStart"/>
+            <w:r>
+              <w:rPr>
+                <w:color w:val="222222"/>
+              </w:rPr>
+              <w:t>oddball</w:t>
+            </w:r>
+            <w:proofErr w:type="spellEnd"/>
           </w:p>
         </w:tc>
         <w:tc>
@@ -6924,8 +8806,30 @@
               <w:rPr>
                 <w:color w:val="222222"/>
               </w:rPr>
-              <w:t>MMN - pitch+length oddball</w:t>
-            </w:r>
+              <w:t xml:space="preserve">MMN - </w:t>
+            </w:r>
+            <w:proofErr w:type="spellStart"/>
+            <w:r>
+              <w:rPr>
+                <w:color w:val="222222"/>
+              </w:rPr>
+              <w:t>pitch+length</w:t>
+            </w:r>
+            <w:proofErr w:type="spellEnd"/>
+            <w:r>
+              <w:rPr>
+                <w:color w:val="222222"/>
+              </w:rPr>
+              <w:t xml:space="preserve"> </w:t>
+            </w:r>
+            <w:proofErr w:type="spellStart"/>
+            <w:r>
+              <w:rPr>
+                <w:color w:val="222222"/>
+              </w:rPr>
+              <w:t>oddball</w:t>
+            </w:r>
+            <w:proofErr w:type="spellEnd"/>
           </w:p>
         </w:tc>
         <w:tc>
@@ -7231,7 +9135,7 @@
           <w14:ligatures w14:val="none"/>
         </w:rPr>
       </w:pPr>
-      <w:bookmarkStart w:id="2" w:name="_Toc177375170"/>
+      <w:bookmarkStart w:id="9" w:name="_Toc188532118"/>
       <w:r>
         <w:rPr>
           <w:rFonts w:eastAsia="Times New Roman" w:cs="Open Sans"/>
@@ -7243,7 +9147,19 @@
           <w14:ligatures w14:val="none"/>
         </w:rPr>
         <w:lastRenderedPageBreak/>
-        <w:t>supplement 3</w:t>
+        <w:t xml:space="preserve">supplement </w:t>
+      </w:r>
+      <w:r>
+        <w:rPr>
+          <w:rFonts w:eastAsia="Times New Roman" w:cs="Open Sans"/>
+          <w:color w:val="444444"/>
+          <w:kern w:val="36"/>
+          <w:sz w:val="40"/>
+          <w:szCs w:val="40"/>
+          <w:lang w:val="en-US" w:eastAsia="de-DE"/>
+          <w14:ligatures w14:val="none"/>
+        </w:rPr>
+        <w:t>10</w:t>
       </w:r>
       <w:r>
         <w:rPr>
@@ -7269,7 +9185,7 @@
         </w:rPr>
         <w:t>- group comparisons on per-participant estimates</w:t>
       </w:r>
-      <w:bookmarkEnd w:id="2"/>
+      <w:bookmarkEnd w:id="9"/>
     </w:p>
     <w:tbl>
       <w:tblPr>
@@ -7607,18 +9523,46 @@
                 <w14:ligatures w14:val="none"/>
               </w:rPr>
             </w:pPr>
-            <w:r>
-              <w:rPr>
-                <w:rFonts w:eastAsia="Times New Roman" w:cs="Times New Roman"/>
-                <w:color w:val="222222"/>
-                <w:kern w:val="0"/>
-                <w:sz w:val="24"/>
-                <w:szCs w:val="24"/>
-                <w:lang w:eastAsia="de-DE"/>
-                <w14:ligatures w14:val="none"/>
-              </w:rPr>
-              <w:t>std. error</w:t>
-            </w:r>
+            <w:proofErr w:type="spellStart"/>
+            <w:r>
+              <w:rPr>
+                <w:rFonts w:eastAsia="Times New Roman" w:cs="Times New Roman"/>
+                <w:color w:val="222222"/>
+                <w:kern w:val="0"/>
+                <w:sz w:val="24"/>
+                <w:szCs w:val="24"/>
+                <w:lang w:eastAsia="de-DE"/>
+                <w14:ligatures w14:val="none"/>
+              </w:rPr>
+              <w:t>std.</w:t>
+            </w:r>
+            <w:proofErr w:type="spellEnd"/>
+            <w:r>
+              <w:rPr>
+                <w:rFonts w:eastAsia="Times New Roman" w:cs="Times New Roman"/>
+                <w:color w:val="222222"/>
+                <w:kern w:val="0"/>
+                <w:sz w:val="24"/>
+                <w:szCs w:val="24"/>
+                <w:lang w:eastAsia="de-DE"/>
+                <w14:ligatures w14:val="none"/>
+              </w:rPr>
+              <w:t xml:space="preserve"> </w:t>
+            </w:r>
+            <w:proofErr w:type="spellStart"/>
+            <w:r>
+              <w:rPr>
+                <w:rFonts w:eastAsia="Times New Roman" w:cs="Times New Roman"/>
+                <w:color w:val="222222"/>
+                <w:kern w:val="0"/>
+                <w:sz w:val="24"/>
+                <w:szCs w:val="24"/>
+                <w:lang w:eastAsia="de-DE"/>
+                <w14:ligatures w14:val="none"/>
+              </w:rPr>
+              <w:t>error</w:t>
+            </w:r>
+            <w:proofErr w:type="spellEnd"/>
           </w:p>
         </w:tc>
         <w:tc>
@@ -7692,8 +9636,21 @@
               </w:rPr>
             </w:pPr>
             <w:r>
-              <w:t>BPS - across stimuli</w:t>
-            </w:r>
+              <w:t xml:space="preserve">BPS - </w:t>
+            </w:r>
+            <w:proofErr w:type="spellStart"/>
+            <w:r>
+              <w:t>across</w:t>
+            </w:r>
+            <w:proofErr w:type="spellEnd"/>
+            <w:r>
+              <w:t xml:space="preserve"> </w:t>
+            </w:r>
+            <w:proofErr w:type="spellStart"/>
+            <w:r>
+              <w:t>stimuli</w:t>
+            </w:r>
+            <w:proofErr w:type="spellEnd"/>
           </w:p>
         </w:tc>
         <w:tc>
@@ -7904,8 +9861,13 @@
               </w:rPr>
             </w:pPr>
             <w:r>
-              <w:t>SEPR - standards</w:t>
-            </w:r>
+              <w:t xml:space="preserve">SEPR - </w:t>
+            </w:r>
+            <w:proofErr w:type="spellStart"/>
+            <w:r>
+              <w:t>standards</w:t>
+            </w:r>
+            <w:proofErr w:type="spellEnd"/>
           </w:p>
         </w:tc>
         <w:tc>
@@ -8116,8 +10078,13 @@
               </w:rPr>
             </w:pPr>
             <w:r>
-              <w:t>SEPR - pitch oddball</w:t>
-            </w:r>
+              <w:t xml:space="preserve">SEPR - pitch </w:t>
+            </w:r>
+            <w:proofErr w:type="spellStart"/>
+            <w:r>
+              <w:t>oddball</w:t>
+            </w:r>
+            <w:proofErr w:type="spellEnd"/>
           </w:p>
         </w:tc>
         <w:tc>
@@ -8328,8 +10295,21 @@
               </w:rPr>
             </w:pPr>
             <w:r>
-              <w:t>SEPR - length oddball</w:t>
-            </w:r>
+              <w:t xml:space="preserve">SEPR - </w:t>
+            </w:r>
+            <w:proofErr w:type="spellStart"/>
+            <w:r>
+              <w:t>length</w:t>
+            </w:r>
+            <w:proofErr w:type="spellEnd"/>
+            <w:r>
+              <w:t xml:space="preserve"> </w:t>
+            </w:r>
+            <w:proofErr w:type="spellStart"/>
+            <w:r>
+              <w:t>oddball</w:t>
+            </w:r>
+            <w:proofErr w:type="spellEnd"/>
           </w:p>
         </w:tc>
         <w:tc>
@@ -8540,8 +10520,21 @@
               </w:rPr>
             </w:pPr>
             <w:r>
-              <w:t>SEPR - pitch+length oddball</w:t>
-            </w:r>
+              <w:t xml:space="preserve">SEPR - </w:t>
+            </w:r>
+            <w:proofErr w:type="spellStart"/>
+            <w:r>
+              <w:t>pitch+length</w:t>
+            </w:r>
+            <w:proofErr w:type="spellEnd"/>
+            <w:r>
+              <w:t xml:space="preserve"> </w:t>
+            </w:r>
+            <w:proofErr w:type="spellStart"/>
+            <w:r>
+              <w:t>oddball</w:t>
+            </w:r>
+            <w:proofErr w:type="spellEnd"/>
           </w:p>
         </w:tc>
         <w:tc>
@@ -8752,8 +10745,13 @@
               </w:rPr>
             </w:pPr>
             <w:r>
-              <w:t>MMN - standards</w:t>
-            </w:r>
+              <w:t xml:space="preserve">MMN - </w:t>
+            </w:r>
+            <w:proofErr w:type="spellStart"/>
+            <w:r>
+              <w:t>standards</w:t>
+            </w:r>
+            <w:proofErr w:type="spellEnd"/>
           </w:p>
         </w:tc>
         <w:tc>
@@ -8964,8 +10962,13 @@
               </w:rPr>
             </w:pPr>
             <w:r>
-              <w:t>MMN - pitch oddball</w:t>
-            </w:r>
+              <w:t xml:space="preserve">MMN - pitch </w:t>
+            </w:r>
+            <w:proofErr w:type="spellStart"/>
+            <w:r>
+              <w:t>oddball</w:t>
+            </w:r>
+            <w:proofErr w:type="spellEnd"/>
           </w:p>
         </w:tc>
         <w:tc>
@@ -9176,8 +11179,21 @@
               </w:rPr>
             </w:pPr>
             <w:r>
-              <w:t>MMN - length oddball</w:t>
-            </w:r>
+              <w:t xml:space="preserve">MMN - </w:t>
+            </w:r>
+            <w:proofErr w:type="spellStart"/>
+            <w:r>
+              <w:t>length</w:t>
+            </w:r>
+            <w:proofErr w:type="spellEnd"/>
+            <w:r>
+              <w:t xml:space="preserve"> </w:t>
+            </w:r>
+            <w:proofErr w:type="spellStart"/>
+            <w:r>
+              <w:t>oddball</w:t>
+            </w:r>
+            <w:proofErr w:type="spellEnd"/>
           </w:p>
         </w:tc>
         <w:tc>
@@ -9388,8 +11404,21 @@
               </w:rPr>
             </w:pPr>
             <w:r>
-              <w:t>MMN - pitch+length oddball</w:t>
-            </w:r>
+              <w:t xml:space="preserve">MMN - </w:t>
+            </w:r>
+            <w:proofErr w:type="spellStart"/>
+            <w:r>
+              <w:t>pitch+length</w:t>
+            </w:r>
+            <w:proofErr w:type="spellEnd"/>
+            <w:r>
+              <w:t xml:space="preserve"> </w:t>
+            </w:r>
+            <w:proofErr w:type="spellStart"/>
+            <w:r>
+              <w:t>oddball</w:t>
+            </w:r>
+            <w:proofErr w:type="spellEnd"/>
           </w:p>
         </w:tc>
         <w:tc>
@@ -9630,7 +11659,7 @@
           <w14:ligatures w14:val="none"/>
         </w:rPr>
       </w:pPr>
-      <w:bookmarkStart w:id="3" w:name="_Toc177375171"/>
+      <w:bookmarkStart w:id="10" w:name="_Toc188532119"/>
       <w:r>
         <w:rPr>
           <w:rFonts w:eastAsia="Times New Roman" w:cs="Open Sans"/>
@@ -9642,7 +11671,19 @@
           <w14:ligatures w14:val="none"/>
         </w:rPr>
         <w:lastRenderedPageBreak/>
-        <w:t>supplement 4</w:t>
+        <w:t xml:space="preserve">supplement </w:t>
+      </w:r>
+      <w:r>
+        <w:rPr>
+          <w:rFonts w:eastAsia="Times New Roman" w:cs="Open Sans"/>
+          <w:color w:val="444444"/>
+          <w:kern w:val="36"/>
+          <w:sz w:val="40"/>
+          <w:szCs w:val="40"/>
+          <w:lang w:val="en-US" w:eastAsia="de-DE"/>
+          <w14:ligatures w14:val="none"/>
+        </w:rPr>
+        <w:t>11</w:t>
       </w:r>
       <w:r>
         <w:rPr>
@@ -9668,7 +11709,7 @@
         </w:rPr>
         <w:t>- covariate effects: BPS group difference</w:t>
       </w:r>
-      <w:bookmarkEnd w:id="3"/>
+      <w:bookmarkEnd w:id="10"/>
     </w:p>
     <w:tbl>
       <w:tblPr>
@@ -9809,18 +11850,46 @@
                 <w14:ligatures w14:val="none"/>
               </w:rPr>
             </w:pPr>
-            <w:r>
-              <w:rPr>
-                <w:rFonts w:eastAsia="Times New Roman" w:cs="Times New Roman"/>
-                <w:color w:val="222222"/>
-                <w:kern w:val="0"/>
-                <w:sz w:val="24"/>
-                <w:szCs w:val="24"/>
-                <w:lang w:eastAsia="de-DE"/>
-                <w14:ligatures w14:val="none"/>
-              </w:rPr>
-              <w:t>Sum Sq</w:t>
-            </w:r>
+            <w:proofErr w:type="spellStart"/>
+            <w:r>
+              <w:rPr>
+                <w:rFonts w:eastAsia="Times New Roman" w:cs="Times New Roman"/>
+                <w:color w:val="222222"/>
+                <w:kern w:val="0"/>
+                <w:sz w:val="24"/>
+                <w:szCs w:val="24"/>
+                <w:lang w:eastAsia="de-DE"/>
+                <w14:ligatures w14:val="none"/>
+              </w:rPr>
+              <w:t>Sum</w:t>
+            </w:r>
+            <w:proofErr w:type="spellEnd"/>
+            <w:r>
+              <w:rPr>
+                <w:rFonts w:eastAsia="Times New Roman" w:cs="Times New Roman"/>
+                <w:color w:val="222222"/>
+                <w:kern w:val="0"/>
+                <w:sz w:val="24"/>
+                <w:szCs w:val="24"/>
+                <w:lang w:eastAsia="de-DE"/>
+                <w14:ligatures w14:val="none"/>
+              </w:rPr>
+              <w:t xml:space="preserve"> </w:t>
+            </w:r>
+            <w:proofErr w:type="spellStart"/>
+            <w:r>
+              <w:rPr>
+                <w:rFonts w:eastAsia="Times New Roman" w:cs="Times New Roman"/>
+                <w:color w:val="222222"/>
+                <w:kern w:val="0"/>
+                <w:sz w:val="24"/>
+                <w:szCs w:val="24"/>
+                <w:lang w:eastAsia="de-DE"/>
+                <w14:ligatures w14:val="none"/>
+              </w:rPr>
+              <w:t>Sq</w:t>
+            </w:r>
+            <w:proofErr w:type="spellEnd"/>
           </w:p>
         </w:tc>
         <w:tc>
@@ -9853,6 +11922,7 @@
                 <w14:ligatures w14:val="none"/>
               </w:rPr>
             </w:pPr>
+            <w:proofErr w:type="spellStart"/>
             <w:r>
               <w:rPr>
                 <w:rFonts w:eastAsia="Times New Roman" w:cs="Times New Roman"/>
@@ -9865,6 +11935,7 @@
               </w:rPr>
               <w:t>df</w:t>
             </w:r>
+            <w:proofErr w:type="spellEnd"/>
           </w:p>
         </w:tc>
         <w:tc>
@@ -9982,9 +12053,11 @@
                 <w14:ligatures w14:val="none"/>
               </w:rPr>
             </w:pPr>
+            <w:proofErr w:type="spellStart"/>
             <w:r>
               <w:t>intercept</w:t>
             </w:r>
+            <w:proofErr w:type="spellEnd"/>
           </w:p>
         </w:tc>
         <w:tc>
@@ -10138,9 +12211,11 @@
                 <w14:ligatures w14:val="none"/>
               </w:rPr>
             </w:pPr>
+            <w:proofErr w:type="spellStart"/>
             <w:r>
               <w:t>group</w:t>
             </w:r>
+            <w:proofErr w:type="spellEnd"/>
           </w:p>
         </w:tc>
         <w:tc>
@@ -10294,9 +12369,11 @@
                 <w14:ligatures w14:val="none"/>
               </w:rPr>
             </w:pPr>
+            <w:proofErr w:type="spellStart"/>
             <w:r>
               <w:t>age</w:t>
             </w:r>
+            <w:proofErr w:type="spellEnd"/>
           </w:p>
         </w:tc>
         <w:tc>
@@ -10450,8 +12527,13 @@
                 <w14:ligatures w14:val="none"/>
               </w:rPr>
             </w:pPr>
-            <w:r>
-              <w:t>perceptual IQ</w:t>
+            <w:proofErr w:type="spellStart"/>
+            <w:r>
+              <w:t>perceptual</w:t>
+            </w:r>
+            <w:proofErr w:type="spellEnd"/>
+            <w:r>
+              <w:t xml:space="preserve"> IQ</w:t>
             </w:r>
           </w:p>
         </w:tc>
@@ -10762,8 +12844,13 @@
                 <w14:ligatures w14:val="none"/>
               </w:rPr>
             </w:pPr>
-            <w:r>
-              <w:t>sampling rate</w:t>
+            <w:proofErr w:type="spellStart"/>
+            <w:r>
+              <w:t>sampling</w:t>
+            </w:r>
+            <w:proofErr w:type="spellEnd"/>
+            <w:r>
+              <w:t xml:space="preserve"> rate</w:t>
             </w:r>
           </w:p>
         </w:tc>
@@ -10918,9 +13005,27 @@
                 <w14:ligatures w14:val="none"/>
               </w:rPr>
             </w:pPr>
-            <w:r>
-              <w:t>gaze center deviation</w:t>
-            </w:r>
+            <w:proofErr w:type="spellStart"/>
+            <w:r>
+              <w:t>gaze</w:t>
+            </w:r>
+            <w:proofErr w:type="spellEnd"/>
+            <w:r>
+              <w:t xml:space="preserve"> </w:t>
+            </w:r>
+            <w:proofErr w:type="spellStart"/>
+            <w:r>
+              <w:t>center</w:t>
+            </w:r>
+            <w:proofErr w:type="spellEnd"/>
+            <w:r>
+              <w:t xml:space="preserve"> </w:t>
+            </w:r>
+            <w:proofErr w:type="spellStart"/>
+            <w:r>
+              <w:t>deviation</w:t>
+            </w:r>
+            <w:proofErr w:type="spellEnd"/>
           </w:p>
         </w:tc>
         <w:tc>
@@ -11074,9 +13179,19 @@
                 <w14:ligatures w14:val="none"/>
               </w:rPr>
             </w:pPr>
-            <w:r>
-              <w:t>data quality</w:t>
-            </w:r>
+            <w:proofErr w:type="spellStart"/>
+            <w:r>
+              <w:t>data</w:t>
+            </w:r>
+            <w:proofErr w:type="spellEnd"/>
+            <w:r>
+              <w:t xml:space="preserve"> </w:t>
+            </w:r>
+            <w:proofErr w:type="spellStart"/>
+            <w:r>
+              <w:t>quality</w:t>
+            </w:r>
+            <w:proofErr w:type="spellEnd"/>
           </w:p>
         </w:tc>
         <w:tc>
@@ -11230,9 +13345,11 @@
                 <w14:ligatures w14:val="none"/>
               </w:rPr>
             </w:pPr>
+            <w:proofErr w:type="spellStart"/>
             <w:r>
               <w:t>residuals</w:t>
             </w:r>
+            <w:proofErr w:type="spellEnd"/>
           </w:p>
         </w:tc>
         <w:tc>
@@ -11323,40 +13440,44 @@
                 <w14:ligatures w14:val="none"/>
               </w:rPr>
             </w:pPr>
+            <w:proofErr w:type="gramStart"/>
             <w:r>
               <w:t>NA</w:t>
             </w:r>
-          </w:p>
-        </w:tc>
-        <w:tc>
-          <w:tcPr>
-            <w:tcW w:w="0" w:type="auto"/>
-            <w:shd w:val="clear" w:color="auto" w:fill="auto"/>
-            <w:tcMar>
-              <w:top w:w="0" w:type="dxa"/>
-              <w:left w:w="75" w:type="dxa"/>
-              <w:bottom w:w="0" w:type="dxa"/>
-              <w:right w:w="75" w:type="dxa"/>
-            </w:tcMar>
-            <w:hideMark/>
-          </w:tcPr>
-          <w:p>
-            <w:pPr>
-              <w:spacing w:before="150" w:after="150" w:line="240" w:lineRule="auto"/>
-              <w:jc w:val="right"/>
-              <w:rPr>
-                <w:rFonts w:eastAsia="Times New Roman" w:cs="Times New Roman"/>
-                <w:color w:val="222222"/>
-                <w:kern w:val="0"/>
-                <w:sz w:val="24"/>
-                <w:szCs w:val="24"/>
-                <w:lang w:eastAsia="de-DE"/>
-                <w14:ligatures w14:val="none"/>
-              </w:rPr>
-            </w:pPr>
+            <w:proofErr w:type="gramEnd"/>
+          </w:p>
+        </w:tc>
+        <w:tc>
+          <w:tcPr>
+            <w:tcW w:w="0" w:type="auto"/>
+            <w:shd w:val="clear" w:color="auto" w:fill="auto"/>
+            <w:tcMar>
+              <w:top w:w="0" w:type="dxa"/>
+              <w:left w:w="75" w:type="dxa"/>
+              <w:bottom w:w="0" w:type="dxa"/>
+              <w:right w:w="75" w:type="dxa"/>
+            </w:tcMar>
+            <w:hideMark/>
+          </w:tcPr>
+          <w:p>
+            <w:pPr>
+              <w:spacing w:before="150" w:after="150" w:line="240" w:lineRule="auto"/>
+              <w:jc w:val="right"/>
+              <w:rPr>
+                <w:rFonts w:eastAsia="Times New Roman" w:cs="Times New Roman"/>
+                <w:color w:val="222222"/>
+                <w:kern w:val="0"/>
+                <w:sz w:val="24"/>
+                <w:szCs w:val="24"/>
+                <w:lang w:eastAsia="de-DE"/>
+                <w14:ligatures w14:val="none"/>
+              </w:rPr>
+            </w:pPr>
+            <w:proofErr w:type="gramStart"/>
             <w:r>
               <w:t>NA</w:t>
             </w:r>
+            <w:proofErr w:type="gramEnd"/>
           </w:p>
         </w:tc>
       </w:tr>
@@ -11516,18 +13637,46 @@
                 <w14:ligatures w14:val="none"/>
               </w:rPr>
             </w:pPr>
-            <w:r>
-              <w:rPr>
-                <w:rFonts w:eastAsia="Times New Roman" w:cs="Times New Roman"/>
-                <w:color w:val="222222"/>
-                <w:kern w:val="0"/>
-                <w:sz w:val="24"/>
-                <w:szCs w:val="24"/>
-                <w:lang w:eastAsia="de-DE"/>
-                <w14:ligatures w14:val="none"/>
-              </w:rPr>
-              <w:t>Sum Sq</w:t>
-            </w:r>
+            <w:proofErr w:type="spellStart"/>
+            <w:r>
+              <w:rPr>
+                <w:rFonts w:eastAsia="Times New Roman" w:cs="Times New Roman"/>
+                <w:color w:val="222222"/>
+                <w:kern w:val="0"/>
+                <w:sz w:val="24"/>
+                <w:szCs w:val="24"/>
+                <w:lang w:eastAsia="de-DE"/>
+                <w14:ligatures w14:val="none"/>
+              </w:rPr>
+              <w:t>Sum</w:t>
+            </w:r>
+            <w:proofErr w:type="spellEnd"/>
+            <w:r>
+              <w:rPr>
+                <w:rFonts w:eastAsia="Times New Roman" w:cs="Times New Roman"/>
+                <w:color w:val="222222"/>
+                <w:kern w:val="0"/>
+                <w:sz w:val="24"/>
+                <w:szCs w:val="24"/>
+                <w:lang w:eastAsia="de-DE"/>
+                <w14:ligatures w14:val="none"/>
+              </w:rPr>
+              <w:t xml:space="preserve"> </w:t>
+            </w:r>
+            <w:proofErr w:type="spellStart"/>
+            <w:r>
+              <w:rPr>
+                <w:rFonts w:eastAsia="Times New Roman" w:cs="Times New Roman"/>
+                <w:color w:val="222222"/>
+                <w:kern w:val="0"/>
+                <w:sz w:val="24"/>
+                <w:szCs w:val="24"/>
+                <w:lang w:eastAsia="de-DE"/>
+                <w14:ligatures w14:val="none"/>
+              </w:rPr>
+              <w:t>Sq</w:t>
+            </w:r>
+            <w:proofErr w:type="spellEnd"/>
           </w:p>
         </w:tc>
         <w:tc>
@@ -11560,6 +13709,7 @@
                 <w14:ligatures w14:val="none"/>
               </w:rPr>
             </w:pPr>
+            <w:proofErr w:type="spellStart"/>
             <w:r>
               <w:rPr>
                 <w:rFonts w:eastAsia="Times New Roman" w:cs="Times New Roman"/>
@@ -11572,6 +13722,7 @@
               </w:rPr>
               <w:t>df</w:t>
             </w:r>
+            <w:proofErr w:type="spellEnd"/>
           </w:p>
         </w:tc>
         <w:tc>
@@ -11690,12 +13841,14 @@
                 <w14:ligatures w14:val="none"/>
               </w:rPr>
             </w:pPr>
+            <w:proofErr w:type="spellStart"/>
             <w:r>
               <w:rPr>
                 <w:color w:val="222222"/>
               </w:rPr>
               <w:t>intercept</w:t>
             </w:r>
+            <w:proofErr w:type="spellEnd"/>
           </w:p>
         </w:tc>
         <w:tc>
@@ -11866,12 +14019,14 @@
                 <w14:ligatures w14:val="none"/>
               </w:rPr>
             </w:pPr>
+            <w:proofErr w:type="spellStart"/>
             <w:r>
               <w:rPr>
                 <w:color w:val="222222"/>
               </w:rPr>
               <w:t>group</w:t>
             </w:r>
+            <w:proofErr w:type="spellEnd"/>
           </w:p>
         </w:tc>
         <w:tc>
@@ -12042,12 +14197,14 @@
                 <w14:ligatures w14:val="none"/>
               </w:rPr>
             </w:pPr>
+            <w:proofErr w:type="spellStart"/>
             <w:r>
               <w:rPr>
                 <w:color w:val="222222"/>
               </w:rPr>
               <w:t>age</w:t>
             </w:r>
+            <w:proofErr w:type="spellEnd"/>
           </w:p>
         </w:tc>
         <w:tc>
@@ -12218,12 +14375,42 @@
                 <w14:ligatures w14:val="none"/>
               </w:rPr>
             </w:pPr>
-            <w:r>
-              <w:rPr>
-                <w:color w:val="222222"/>
-              </w:rPr>
-              <w:t>gaze center deviation</w:t>
-            </w:r>
+            <w:proofErr w:type="spellStart"/>
+            <w:r>
+              <w:rPr>
+                <w:color w:val="222222"/>
+              </w:rPr>
+              <w:t>gaze</w:t>
+            </w:r>
+            <w:proofErr w:type="spellEnd"/>
+            <w:r>
+              <w:rPr>
+                <w:color w:val="222222"/>
+              </w:rPr>
+              <w:t xml:space="preserve"> </w:t>
+            </w:r>
+            <w:proofErr w:type="spellStart"/>
+            <w:r>
+              <w:rPr>
+                <w:color w:val="222222"/>
+              </w:rPr>
+              <w:t>center</w:t>
+            </w:r>
+            <w:proofErr w:type="spellEnd"/>
+            <w:r>
+              <w:rPr>
+                <w:color w:val="222222"/>
+              </w:rPr>
+              <w:t xml:space="preserve"> </w:t>
+            </w:r>
+            <w:proofErr w:type="spellStart"/>
+            <w:r>
+              <w:rPr>
+                <w:color w:val="222222"/>
+              </w:rPr>
+              <w:t>deviation</w:t>
+            </w:r>
+            <w:proofErr w:type="spellEnd"/>
           </w:p>
         </w:tc>
         <w:tc>
@@ -12394,12 +14581,14 @@
                 <w14:ligatures w14:val="none"/>
               </w:rPr>
             </w:pPr>
+            <w:proofErr w:type="spellStart"/>
             <w:r>
               <w:rPr>
                 <w:color w:val="222222"/>
               </w:rPr>
               <w:t>residuals</w:t>
             </w:r>
+            <w:proofErr w:type="spellEnd"/>
           </w:p>
         </w:tc>
         <w:tc>
@@ -12499,12 +14688,14 @@
                 <w14:ligatures w14:val="none"/>
               </w:rPr>
             </w:pPr>
+            <w:proofErr w:type="gramStart"/>
             <w:r>
               <w:rPr>
                 <w:color w:val="222222"/>
               </w:rPr>
               <w:t>NA</w:t>
             </w:r>
+            <w:proofErr w:type="gramEnd"/>
           </w:p>
         </w:tc>
         <w:tc>
@@ -12534,12 +14725,14 @@
                 <w14:ligatures w14:val="none"/>
               </w:rPr>
             </w:pPr>
+            <w:proofErr w:type="gramStart"/>
             <w:r>
               <w:rPr>
                 <w:color w:val="222222"/>
               </w:rPr>
               <w:t>NA</w:t>
             </w:r>
+            <w:proofErr w:type="gramEnd"/>
           </w:p>
         </w:tc>
       </w:tr>
@@ -12600,7 +14793,7 @@
           <w14:ligatures w14:val="none"/>
         </w:rPr>
       </w:pPr>
-      <w:bookmarkStart w:id="4" w:name="_Toc177375172"/>
+      <w:bookmarkStart w:id="11" w:name="_Toc188532120"/>
       <w:r>
         <w:rPr>
           <w:rFonts w:eastAsia="Times New Roman" w:cs="Open Sans"/>
@@ -12624,7 +14817,19 @@
           <w:lang w:val="en-US" w:eastAsia="de-DE"/>
           <w14:ligatures w14:val="none"/>
         </w:rPr>
-        <w:t>5</w:t>
+        <w:t>1</w:t>
+      </w:r>
+      <w:r>
+        <w:rPr>
+          <w:rFonts w:eastAsia="Times New Roman" w:cs="Open Sans"/>
+          <w:color w:val="444444"/>
+          <w:kern w:val="36"/>
+          <w:sz w:val="40"/>
+          <w:szCs w:val="40"/>
+          <w:lang w:val="en-US" w:eastAsia="de-DE"/>
+          <w14:ligatures w14:val="none"/>
+        </w:rPr>
+        <w:t>2</w:t>
       </w:r>
       <w:r>
         <w:rPr>
@@ -12650,7 +14855,7 @@
         </w:rPr>
         <w:t>- effect of medication on group differences</w:t>
       </w:r>
-      <w:bookmarkEnd w:id="4"/>
+      <w:bookmarkEnd w:id="11"/>
     </w:p>
     <w:p>
       <w:pPr>
@@ -12797,7 +15002,22 @@
           <w:lang w:val="en-US" w:eastAsia="de-DE"/>
           <w14:ligatures w14:val="none"/>
         </w:rPr>
-        <w:t xml:space="preserve"> non-autistic participants received more than one medication. Medication was primarily related to comorbid symptoms in those receiving medication (melatonin: 23%, methlphenidate: 22%, selective serotonin reuptake inhibitor: 15%, antiepileptics: 11%, risperidone: 7%, atomoxetine: 6%, other: 16%). We calculated a variable whether participants received any medication (yes versus no), which was included as a covariate into models that reported group differences.</w:t>
+        <w:t xml:space="preserve"> non-autistic participants received more than one medication. Medication was primarily related to comorbid symptoms in those receiving medication (melatonin: 23%, </w:t>
+      </w:r>
+      <w:r>
+        <w:rPr>
+          <w:lang w:val="en-US"/>
+        </w:rPr>
+        <w:t>methylphenidate</w:t>
+      </w:r>
+      <w:r>
+        <w:rPr>
+          <w:rFonts w:eastAsia="Times New Roman" w:cs="Open Sans"/>
+          <w:kern w:val="0"/>
+          <w:lang w:val="en-US" w:eastAsia="de-DE"/>
+          <w14:ligatures w14:val="none"/>
+        </w:rPr>
+        <w:t>: 22%, selective serotonin reuptake inhibitor: 15%, antiepileptics: 11%, risperidone: 7%, atomoxetine: 6%, other: 16%). We calculated a variable whether participants received any medication (yes versus no), which was included as a covariate into models that reported group differences.</w:t>
       </w:r>
     </w:p>
     <w:p>
@@ -12819,7 +15039,27 @@
           <w:lang w:val="en-US" w:eastAsia="de-DE"/>
           <w14:ligatures w14:val="none"/>
         </w:rPr>
-        <w:t xml:space="preserve">On a per participant level, the inclusion of medication did not have an effect on baseline pupil size (BPS) and did not alter the group differences (BPS: F(1, </w:t>
+        <w:t xml:space="preserve">On a per participant level, the inclusion of medication did not have an effect on baseline pupil size (BPS) and did not alter the group differences (BPS: </w:t>
+      </w:r>
+      <w:proofErr w:type="gramStart"/>
+      <w:r>
+        <w:rPr>
+          <w:rFonts w:eastAsia="Times New Roman" w:cs="Open Sans"/>
+          <w:kern w:val="0"/>
+          <w:lang w:val="en-US" w:eastAsia="de-DE"/>
+          <w14:ligatures w14:val="none"/>
+        </w:rPr>
+        <w:t>F(</w:t>
+      </w:r>
+      <w:proofErr w:type="gramEnd"/>
+      <w:r>
+        <w:rPr>
+          <w:rFonts w:eastAsia="Times New Roman" w:cs="Open Sans"/>
+          <w:kern w:val="0"/>
+          <w:lang w:val="en-US" w:eastAsia="de-DE"/>
+          <w14:ligatures w14:val="none"/>
+        </w:rPr>
+        <w:t xml:space="preserve">1, </w:t>
       </w:r>
       <w:r>
         <w:rPr>
@@ -12945,7 +15185,27 @@
           <w:lang w:val="en-US" w:eastAsia="de-DE"/>
           <w14:ligatures w14:val="none"/>
         </w:rPr>
-        <w:t xml:space="preserve"> significant effect on the cubic fit of BPS (F(1, </w:t>
+        <w:t xml:space="preserve"> significant effect on the cubic fit of BPS (</w:t>
+      </w:r>
+      <w:proofErr w:type="gramStart"/>
+      <w:r>
+        <w:rPr>
+          <w:rFonts w:eastAsia="Times New Roman" w:cs="Open Sans"/>
+          <w:kern w:val="0"/>
+          <w:lang w:val="en-US" w:eastAsia="de-DE"/>
+          <w14:ligatures w14:val="none"/>
+        </w:rPr>
+        <w:t>F(</w:t>
+      </w:r>
+      <w:proofErr w:type="gramEnd"/>
+      <w:r>
+        <w:rPr>
+          <w:rFonts w:eastAsia="Times New Roman" w:cs="Open Sans"/>
+          <w:kern w:val="0"/>
+          <w:lang w:val="en-US" w:eastAsia="de-DE"/>
+          <w14:ligatures w14:val="none"/>
+        </w:rPr>
+        <w:t xml:space="preserve">1, </w:t>
       </w:r>
       <w:r>
         <w:rPr>
@@ -13089,7 +15349,7 @@
           <w14:ligatures w14:val="none"/>
         </w:rPr>
       </w:pPr>
-      <w:bookmarkStart w:id="5" w:name="_Toc177375173"/>
+      <w:bookmarkStart w:id="12" w:name="_Toc188532121"/>
       <w:r>
         <w:rPr>
           <w:rFonts w:eastAsia="Times New Roman" w:cs="Open Sans"/>
@@ -13113,7 +15373,19 @@
           <w:lang w:val="en-US" w:eastAsia="de-DE"/>
           <w14:ligatures w14:val="none"/>
         </w:rPr>
-        <w:t>6</w:t>
+        <w:t>1</w:t>
+      </w:r>
+      <w:r>
+        <w:rPr>
+          <w:rFonts w:eastAsia="Times New Roman" w:cs="Open Sans"/>
+          <w:color w:val="444444"/>
+          <w:kern w:val="36"/>
+          <w:sz w:val="40"/>
+          <w:szCs w:val="40"/>
+          <w:lang w:val="en-US" w:eastAsia="de-DE"/>
+          <w14:ligatures w14:val="none"/>
+        </w:rPr>
+        <w:t>3</w:t>
       </w:r>
       <w:r>
         <w:rPr>
@@ -13139,7 +15411,7 @@
         </w:rPr>
         <w:t>- BPS association with age, IQ, biological sex</w:t>
       </w:r>
-      <w:bookmarkEnd w:id="5"/>
+      <w:bookmarkEnd w:id="12"/>
     </w:p>
     <w:p>
       <w:pPr>
@@ -13158,7 +15430,7 @@
           <w:noProof/>
         </w:rPr>
         <w:drawing>
-          <wp:inline distT="0" distB="0" distL="0" distR="0" wp14:anchorId="50C1D1AD" wp14:editId="2BF9B862">
+          <wp:inline distT="0" distB="0" distL="0" distR="0" wp14:anchorId="50C1D1AD" wp14:editId="1B7A81D0">
             <wp:extent cx="5760720" cy="4608830"/>
             <wp:effectExtent l="0" t="0" r="0" b="1270"/>
             <wp:docPr id="832466186" name="Grafik 1"/>
@@ -13175,7 +15447,7 @@
                     </pic:cNvPicPr>
                   </pic:nvPicPr>
                   <pic:blipFill>
-                    <a:blip r:embed="rId7" cstate="print">
+                    <a:blip r:embed="rId14" cstate="print">
                       <a:extLst>
                         <a:ext uri="{28A0092B-C50C-407E-A947-70E740481C1C}">
                           <a14:useLocalDpi xmlns:a14="http://schemas.microsoft.com/office/drawing/2010/main" val="0"/>
@@ -13247,7 +15519,7 @@
           <w14:ligatures w14:val="none"/>
         </w:rPr>
       </w:pPr>
-      <w:bookmarkStart w:id="6" w:name="_Toc177375174"/>
+      <w:bookmarkStart w:id="13" w:name="_Toc188532122"/>
       <w:r>
         <w:rPr>
           <w:rFonts w:eastAsia="Times New Roman" w:cs="Open Sans"/>
@@ -13271,7 +15543,19 @@
           <w:lang w:val="en-US" w:eastAsia="de-DE"/>
           <w14:ligatures w14:val="none"/>
         </w:rPr>
-        <w:t>7</w:t>
+        <w:t>1</w:t>
+      </w:r>
+      <w:r>
+        <w:rPr>
+          <w:rFonts w:eastAsia="Times New Roman" w:cs="Open Sans"/>
+          <w:color w:val="444444"/>
+          <w:kern w:val="36"/>
+          <w:sz w:val="40"/>
+          <w:szCs w:val="40"/>
+          <w:lang w:val="en-US" w:eastAsia="de-DE"/>
+          <w14:ligatures w14:val="none"/>
+        </w:rPr>
+        <w:t>4</w:t>
       </w:r>
       <w:r>
         <w:rPr>
@@ -13297,7 +15581,7 @@
         </w:rPr>
         <w:t>- SEPR association with age, IQ, biological sex</w:t>
       </w:r>
-      <w:bookmarkEnd w:id="6"/>
+      <w:bookmarkEnd w:id="13"/>
     </w:p>
     <w:p>
       <w:pPr>
@@ -13318,7 +15602,7 @@
           <w:noProof/>
         </w:rPr>
         <w:drawing>
-          <wp:inline distT="0" distB="0" distL="0" distR="0" wp14:anchorId="77952822" wp14:editId="5AF60A65">
+          <wp:inline distT="0" distB="0" distL="0" distR="0" wp14:anchorId="77952822" wp14:editId="11B302AE">
             <wp:extent cx="5760720" cy="4608830"/>
             <wp:effectExtent l="0" t="0" r="0" b="1270"/>
             <wp:docPr id="1536290918" name="Grafik 2"/>
@@ -13335,7 +15619,7 @@
                     </pic:cNvPicPr>
                   </pic:nvPicPr>
                   <pic:blipFill>
-                    <a:blip r:embed="rId8" cstate="print">
+                    <a:blip r:embed="rId15" cstate="print">
                       <a:extLst>
                         <a:ext uri="{28A0092B-C50C-407E-A947-70E740481C1C}">
                           <a14:useLocalDpi xmlns:a14="http://schemas.microsoft.com/office/drawing/2010/main" val="0"/>
@@ -13407,7 +15691,7 @@
           <w14:ligatures w14:val="none"/>
         </w:rPr>
       </w:pPr>
-      <w:bookmarkStart w:id="7" w:name="_Toc177375175"/>
+      <w:bookmarkStart w:id="14" w:name="_Toc188532123"/>
       <w:r>
         <w:rPr>
           <w:rFonts w:eastAsia="Times New Roman" w:cs="Open Sans"/>
@@ -13431,7 +15715,19 @@
           <w:lang w:val="en-US" w:eastAsia="de-DE"/>
           <w14:ligatures w14:val="none"/>
         </w:rPr>
-        <w:t>8</w:t>
+        <w:t>1</w:t>
+      </w:r>
+      <w:r>
+        <w:rPr>
+          <w:rFonts w:eastAsia="Times New Roman" w:cs="Open Sans"/>
+          <w:color w:val="444444"/>
+          <w:kern w:val="36"/>
+          <w:sz w:val="40"/>
+          <w:szCs w:val="40"/>
+          <w:lang w:val="en-US" w:eastAsia="de-DE"/>
+          <w14:ligatures w14:val="none"/>
+        </w:rPr>
+        <w:t>5</w:t>
       </w:r>
       <w:r>
         <w:rPr>
@@ -13457,7 +15753,7 @@
         </w:rPr>
         <w:t>- MMN-amp association with age, IQ, biological sex</w:t>
       </w:r>
-      <w:bookmarkEnd w:id="7"/>
+      <w:bookmarkEnd w:id="14"/>
     </w:p>
     <w:p>
       <w:pPr>
@@ -13478,7 +15774,7 @@
           <w:noProof/>
         </w:rPr>
         <w:drawing>
-          <wp:inline distT="0" distB="0" distL="0" distR="0" wp14:anchorId="2436FBAE" wp14:editId="0C4555B7">
+          <wp:inline distT="0" distB="0" distL="0" distR="0" wp14:anchorId="2436FBAE" wp14:editId="4CAC868F">
             <wp:extent cx="5760720" cy="4608830"/>
             <wp:effectExtent l="0" t="0" r="0" b="1270"/>
             <wp:docPr id="373699394" name="Grafik 3"/>
@@ -13495,7 +15791,7 @@
                     </pic:cNvPicPr>
                   </pic:nvPicPr>
                   <pic:blipFill>
-                    <a:blip r:embed="rId9" cstate="print">
+                    <a:blip r:embed="rId16" cstate="print">
                       <a:extLst>
                         <a:ext uri="{28A0092B-C50C-407E-A947-70E740481C1C}">
                           <a14:useLocalDpi xmlns:a14="http://schemas.microsoft.com/office/drawing/2010/main" val="0"/>
@@ -13567,7 +15863,7 @@
           <w14:ligatures w14:val="none"/>
         </w:rPr>
       </w:pPr>
-      <w:bookmarkStart w:id="8" w:name="_Toc177375176"/>
+      <w:bookmarkStart w:id="15" w:name="_Toc188532124"/>
       <w:r>
         <w:rPr>
           <w:rFonts w:eastAsia="Times New Roman" w:cs="Open Sans"/>
@@ -13579,7 +15875,31 @@
           <w14:ligatures w14:val="none"/>
         </w:rPr>
         <w:lastRenderedPageBreak/>
-        <w:t>supplement 10</w:t>
+        <w:t xml:space="preserve">supplement </w:t>
+      </w:r>
+      <w:r>
+        <w:rPr>
+          <w:rFonts w:eastAsia="Times New Roman" w:cs="Open Sans"/>
+          <w:color w:val="444444"/>
+          <w:kern w:val="36"/>
+          <w:sz w:val="40"/>
+          <w:szCs w:val="40"/>
+          <w:lang w:val="en-US" w:eastAsia="de-DE"/>
+          <w14:ligatures w14:val="none"/>
+        </w:rPr>
+        <w:t>1</w:t>
+      </w:r>
+      <w:r>
+        <w:rPr>
+          <w:rFonts w:eastAsia="Times New Roman" w:cs="Open Sans"/>
+          <w:color w:val="444444"/>
+          <w:kern w:val="36"/>
+          <w:sz w:val="40"/>
+          <w:szCs w:val="40"/>
+          <w:lang w:val="en-US" w:eastAsia="de-DE"/>
+          <w14:ligatures w14:val="none"/>
+        </w:rPr>
+        <w:t>6</w:t>
       </w:r>
       <w:r>
         <w:rPr>
@@ -13605,7 +15925,7 @@
         </w:rPr>
         <w:t>- correlation table of BPS, SEPR, MMN-amp, NG</w:t>
       </w:r>
-      <w:bookmarkEnd w:id="8"/>
+      <w:bookmarkEnd w:id="15"/>
     </w:p>
     <w:tbl>
       <w:tblPr>
@@ -13737,6 +16057,7 @@
                 <w14:ligatures w14:val="none"/>
               </w:rPr>
             </w:pPr>
+            <w:proofErr w:type="spellStart"/>
             <w:r>
               <w:rPr>
                 <w:rFonts w:eastAsia="Times New Roman" w:cs="Times New Roman"/>
@@ -13749,6 +16070,7 @@
               </w:rPr>
               <w:t>correlation</w:t>
             </w:r>
+            <w:proofErr w:type="spellEnd"/>
           </w:p>
         </w:tc>
         <w:tc>
@@ -13781,17 +16103,31 @@
                 <w14:ligatures w14:val="none"/>
               </w:rPr>
             </w:pPr>
-            <w:r>
-              <w:rPr>
-                <w:rFonts w:eastAsia="Times New Roman" w:cs="Times New Roman"/>
-                <w:color w:val="222222"/>
-                <w:kern w:val="0"/>
-                <w:sz w:val="24"/>
-                <w:szCs w:val="24"/>
-                <w:lang w:eastAsia="de-DE"/>
-                <w14:ligatures w14:val="none"/>
-              </w:rPr>
-              <w:t>coefficient (r)</w:t>
+            <w:proofErr w:type="spellStart"/>
+            <w:r>
+              <w:rPr>
+                <w:rFonts w:eastAsia="Times New Roman" w:cs="Times New Roman"/>
+                <w:color w:val="222222"/>
+                <w:kern w:val="0"/>
+                <w:sz w:val="24"/>
+                <w:szCs w:val="24"/>
+                <w:lang w:eastAsia="de-DE"/>
+                <w14:ligatures w14:val="none"/>
+              </w:rPr>
+              <w:t>coefficient</w:t>
+            </w:r>
+            <w:proofErr w:type="spellEnd"/>
+            <w:r>
+              <w:rPr>
+                <w:rFonts w:eastAsia="Times New Roman" w:cs="Times New Roman"/>
+                <w:color w:val="222222"/>
+                <w:kern w:val="0"/>
+                <w:sz w:val="24"/>
+                <w:szCs w:val="24"/>
+                <w:lang w:eastAsia="de-DE"/>
+                <w14:ligatures w14:val="none"/>
+              </w:rPr>
+              <w:t xml:space="preserve"> (r)</w:t>
             </w:r>
           </w:p>
         </w:tc>
@@ -13879,8 +16215,22 @@
                 <w:lang w:eastAsia="de-DE"/>
                 <w14:ligatures w14:val="none"/>
               </w:rPr>
-              <w:t>p adjusted</w:t>
-            </w:r>
+              <w:t xml:space="preserve">p </w:t>
+            </w:r>
+            <w:proofErr w:type="spellStart"/>
+            <w:r>
+              <w:rPr>
+                <w:rFonts w:eastAsia="Times New Roman" w:cs="Times New Roman"/>
+                <w:color w:val="222222"/>
+                <w:kern w:val="0"/>
+                <w:sz w:val="24"/>
+                <w:szCs w:val="24"/>
+                <w:lang w:eastAsia="de-DE"/>
+                <w14:ligatures w14:val="none"/>
+              </w:rPr>
+              <w:t>adjusted</w:t>
+            </w:r>
+            <w:proofErr w:type="spellEnd"/>
           </w:p>
         </w:tc>
       </w:tr>
@@ -13911,7 +16261,15 @@
               </w:rPr>
             </w:pPr>
             <w:r>
-              <w:t>SEPR (standard) and BPS</w:t>
+              <w:t>SEPR (</w:t>
+            </w:r>
+            <w:proofErr w:type="spellStart"/>
+            <w:r>
+              <w:t>standard</w:t>
+            </w:r>
+            <w:proofErr w:type="spellEnd"/>
+            <w:r>
+              <w:t>) and BPS</w:t>
             </w:r>
           </w:p>
         </w:tc>
@@ -14295,7 +16653,21 @@
               <w:rPr>
                 <w:lang w:val="en-US"/>
               </w:rPr>
-              <w:t>SEPR (pitch+length oddball) and BPS</w:t>
+              <w:t>SEPR (</w:t>
+            </w:r>
+            <w:proofErr w:type="spellStart"/>
+            <w:r>
+              <w:rPr>
+                <w:lang w:val="en-US"/>
+              </w:rPr>
+              <w:t>pitch+length</w:t>
+            </w:r>
+            <w:proofErr w:type="spellEnd"/>
+            <w:r>
+              <w:rPr>
+                <w:lang w:val="en-US"/>
+              </w:rPr>
+              <w:t xml:space="preserve"> oddball) and BPS</w:t>
             </w:r>
           </w:p>
         </w:tc>
@@ -14420,7 +16792,23 @@
               </w:rPr>
             </w:pPr>
             <w:r>
-              <w:t>SEPR (standard) and MMN (standard)</w:t>
+              <w:t>SEPR (</w:t>
+            </w:r>
+            <w:proofErr w:type="spellStart"/>
+            <w:r>
+              <w:t>standard</w:t>
+            </w:r>
+            <w:proofErr w:type="spellEnd"/>
+            <w:r>
+              <w:t>) and MMN (</w:t>
+            </w:r>
+            <w:proofErr w:type="spellStart"/>
+            <w:r>
+              <w:t>standard</w:t>
+            </w:r>
+            <w:proofErr w:type="spellEnd"/>
+            <w:r>
+              <w:t>)</w:t>
             </w:r>
           </w:p>
         </w:tc>
@@ -14804,7 +17192,35 @@
               <w:rPr>
                 <w:lang w:val="en-US"/>
               </w:rPr>
-              <w:t>SEPR (pitch+length oddball) and MMN (pitch+length oddball)</w:t>
+              <w:t>SEPR (</w:t>
+            </w:r>
+            <w:proofErr w:type="spellStart"/>
+            <w:r>
+              <w:rPr>
+                <w:lang w:val="en-US"/>
+              </w:rPr>
+              <w:t>pitch+length</w:t>
+            </w:r>
+            <w:proofErr w:type="spellEnd"/>
+            <w:r>
+              <w:rPr>
+                <w:lang w:val="en-US"/>
+              </w:rPr>
+              <w:t xml:space="preserve"> oddball) and MMN (</w:t>
+            </w:r>
+            <w:proofErr w:type="spellStart"/>
+            <w:r>
+              <w:rPr>
+                <w:lang w:val="en-US"/>
+              </w:rPr>
+              <w:t>pitch+length</w:t>
+            </w:r>
+            <w:proofErr w:type="spellEnd"/>
+            <w:r>
+              <w:rPr>
+                <w:lang w:val="en-US"/>
+              </w:rPr>
+              <w:t xml:space="preserve"> oddball)</w:t>
             </w:r>
           </w:p>
         </w:tc>
@@ -14929,7 +17345,15 @@
               </w:rPr>
             </w:pPr>
             <w:r>
-              <w:t>BPS and MMN (standard)</w:t>
+              <w:t>BPS and MMN (</w:t>
+            </w:r>
+            <w:proofErr w:type="spellStart"/>
+            <w:r>
+              <w:t>standard</w:t>
+            </w:r>
+            <w:proofErr w:type="spellEnd"/>
+            <w:r>
+              <w:t>)</w:t>
             </w:r>
           </w:p>
         </w:tc>
@@ -15313,7 +17737,21 @@
               <w:rPr>
                 <w:lang w:val="en-US"/>
               </w:rPr>
-              <w:t>BPS and MMN (pitch+length oddball)</w:t>
+              <w:t>BPS and MMN (</w:t>
+            </w:r>
+            <w:proofErr w:type="spellStart"/>
+            <w:r>
+              <w:rPr>
+                <w:lang w:val="en-US"/>
+              </w:rPr>
+              <w:t>pitch+length</w:t>
+            </w:r>
+            <w:proofErr w:type="spellEnd"/>
+            <w:r>
+              <w:rPr>
+                <w:lang w:val="en-US"/>
+              </w:rPr>
+              <w:t xml:space="preserve"> oddball)</w:t>
             </w:r>
           </w:p>
         </w:tc>
@@ -15468,7 +17906,7 @@
           <w14:ligatures w14:val="none"/>
         </w:rPr>
       </w:pPr>
-      <w:bookmarkStart w:id="9" w:name="_Toc177375177"/>
+      <w:bookmarkStart w:id="16" w:name="_Toc188532125"/>
       <w:r>
         <w:rPr>
           <w:rFonts w:eastAsia="Times New Roman" w:cs="Open Sans"/>
@@ -15480,7 +17918,31 @@
           <w14:ligatures w14:val="none"/>
         </w:rPr>
         <w:lastRenderedPageBreak/>
-        <w:t>supplement 11</w:t>
+        <w:t xml:space="preserve">supplement </w:t>
+      </w:r>
+      <w:r>
+        <w:rPr>
+          <w:rFonts w:eastAsia="Times New Roman" w:cs="Open Sans"/>
+          <w:color w:val="444444"/>
+          <w:kern w:val="36"/>
+          <w:sz w:val="40"/>
+          <w:szCs w:val="40"/>
+          <w:lang w:val="en-US" w:eastAsia="de-DE"/>
+          <w14:ligatures w14:val="none"/>
+        </w:rPr>
+        <w:t>1</w:t>
+      </w:r>
+      <w:r>
+        <w:rPr>
+          <w:rFonts w:eastAsia="Times New Roman" w:cs="Open Sans"/>
+          <w:color w:val="444444"/>
+          <w:kern w:val="36"/>
+          <w:sz w:val="40"/>
+          <w:szCs w:val="40"/>
+          <w:lang w:val="en-US" w:eastAsia="de-DE"/>
+          <w14:ligatures w14:val="none"/>
+        </w:rPr>
+        <w:t>7</w:t>
       </w:r>
       <w:r>
         <w:rPr>
@@ -15506,7 +17968,7 @@
         </w:rPr>
         <w:t>polynomial fit comparison for BPS, SEPR; MMN-amp</w:t>
       </w:r>
-      <w:bookmarkEnd w:id="9"/>
+      <w:bookmarkEnd w:id="16"/>
     </w:p>
     <w:tbl>
       <w:tblPr>
@@ -15651,18 +18113,72 @@
                 <w14:ligatures w14:val="none"/>
               </w:rPr>
             </w:pPr>
-            <w:r>
-              <w:rPr>
-                <w:rFonts w:eastAsia="Times New Roman" w:cs="Times New Roman"/>
-                <w:color w:val="222222"/>
-                <w:kern w:val="0"/>
-                <w:sz w:val="20"/>
-                <w:szCs w:val="20"/>
-                <w:lang w:eastAsia="de-DE"/>
-                <w14:ligatures w14:val="none"/>
-              </w:rPr>
-              <w:t>number of parameters</w:t>
-            </w:r>
+            <w:proofErr w:type="spellStart"/>
+            <w:r>
+              <w:rPr>
+                <w:rFonts w:eastAsia="Times New Roman" w:cs="Times New Roman"/>
+                <w:color w:val="222222"/>
+                <w:kern w:val="0"/>
+                <w:sz w:val="20"/>
+                <w:szCs w:val="20"/>
+                <w:lang w:eastAsia="de-DE"/>
+                <w14:ligatures w14:val="none"/>
+              </w:rPr>
+              <w:t>number</w:t>
+            </w:r>
+            <w:proofErr w:type="spellEnd"/>
+            <w:r>
+              <w:rPr>
+                <w:rFonts w:eastAsia="Times New Roman" w:cs="Times New Roman"/>
+                <w:color w:val="222222"/>
+                <w:kern w:val="0"/>
+                <w:sz w:val="20"/>
+                <w:szCs w:val="20"/>
+                <w:lang w:eastAsia="de-DE"/>
+                <w14:ligatures w14:val="none"/>
+              </w:rPr>
+              <w:t xml:space="preserve"> </w:t>
+            </w:r>
+            <w:proofErr w:type="spellStart"/>
+            <w:r>
+              <w:rPr>
+                <w:rFonts w:eastAsia="Times New Roman" w:cs="Times New Roman"/>
+                <w:color w:val="222222"/>
+                <w:kern w:val="0"/>
+                <w:sz w:val="20"/>
+                <w:szCs w:val="20"/>
+                <w:lang w:eastAsia="de-DE"/>
+                <w14:ligatures w14:val="none"/>
+              </w:rPr>
+              <w:t>of</w:t>
+            </w:r>
+            <w:proofErr w:type="spellEnd"/>
+            <w:r>
+              <w:rPr>
+                <w:rFonts w:eastAsia="Times New Roman" w:cs="Times New Roman"/>
+                <w:color w:val="222222"/>
+                <w:kern w:val="0"/>
+                <w:sz w:val="20"/>
+                <w:szCs w:val="20"/>
+                <w:lang w:eastAsia="de-DE"/>
+                <w14:ligatures w14:val="none"/>
+              </w:rPr>
+              <w:t xml:space="preserve"> </w:t>
+            </w:r>
+            <w:proofErr w:type="spellStart"/>
+            <w:r>
+              <w:rPr>
+                <w:rFonts w:eastAsia="Times New Roman" w:cs="Times New Roman"/>
+                <w:color w:val="222222"/>
+                <w:kern w:val="0"/>
+                <w:sz w:val="20"/>
+                <w:szCs w:val="20"/>
+                <w:lang w:eastAsia="de-DE"/>
+                <w14:ligatures w14:val="none"/>
+              </w:rPr>
+              <w:t>parameters</w:t>
+            </w:r>
+            <w:proofErr w:type="spellEnd"/>
           </w:p>
         </w:tc>
         <w:tc>
@@ -15793,8 +18309,22 @@
                 <w:lang w:eastAsia="de-DE"/>
                 <w14:ligatures w14:val="none"/>
               </w:rPr>
-              <w:t>log likelihood</w:t>
-            </w:r>
+              <w:t xml:space="preserve">log </w:t>
+            </w:r>
+            <w:proofErr w:type="spellStart"/>
+            <w:r>
+              <w:rPr>
+                <w:rFonts w:eastAsia="Times New Roman" w:cs="Times New Roman"/>
+                <w:color w:val="222222"/>
+                <w:kern w:val="0"/>
+                <w:sz w:val="20"/>
+                <w:szCs w:val="20"/>
+                <w:lang w:eastAsia="de-DE"/>
+                <w14:ligatures w14:val="none"/>
+              </w:rPr>
+              <w:t>likelihood</w:t>
+            </w:r>
+            <w:proofErr w:type="spellEnd"/>
           </w:p>
         </w:tc>
         <w:tc>
@@ -15827,6 +18357,7 @@
                 <w14:ligatures w14:val="none"/>
               </w:rPr>
             </w:pPr>
+            <w:proofErr w:type="spellStart"/>
             <w:r>
               <w:rPr>
                 <w:rFonts w:eastAsia="Times New Roman" w:cs="Times New Roman"/>
@@ -15839,6 +18370,7 @@
               </w:rPr>
               <w:t>deviance</w:t>
             </w:r>
+            <w:proofErr w:type="spellEnd"/>
           </w:p>
         </w:tc>
         <w:tc>
@@ -15881,8 +18413,22 @@
                 <w:lang w:eastAsia="de-DE"/>
                 <w14:ligatures w14:val="none"/>
               </w:rPr>
-              <w:t>Chi-squared</w:t>
-            </w:r>
+              <w:t>Chi-</w:t>
+            </w:r>
+            <w:proofErr w:type="spellStart"/>
+            <w:r>
+              <w:rPr>
+                <w:rFonts w:eastAsia="Times New Roman" w:cs="Times New Roman"/>
+                <w:color w:val="222222"/>
+                <w:kern w:val="0"/>
+                <w:sz w:val="20"/>
+                <w:szCs w:val="20"/>
+                <w:lang w:eastAsia="de-DE"/>
+                <w14:ligatures w14:val="none"/>
+              </w:rPr>
+              <w:t>squared</w:t>
+            </w:r>
+            <w:proofErr w:type="spellEnd"/>
           </w:p>
         </w:tc>
         <w:tc>
@@ -15915,6 +18461,7 @@
                 <w14:ligatures w14:val="none"/>
               </w:rPr>
             </w:pPr>
+            <w:proofErr w:type="spellStart"/>
             <w:r>
               <w:rPr>
                 <w:rFonts w:eastAsia="Times New Roman" w:cs="Times New Roman"/>
@@ -15927,6 +18474,7 @@
               </w:rPr>
               <w:t>df</w:t>
             </w:r>
+            <w:proofErr w:type="spellEnd"/>
           </w:p>
         </w:tc>
         <w:tc>
@@ -15969,8 +18517,22 @@
                 <w:lang w:eastAsia="de-DE"/>
                 <w14:ligatures w14:val="none"/>
               </w:rPr>
-              <w:t>p-value</w:t>
-            </w:r>
+              <w:t>p-</w:t>
+            </w:r>
+            <w:proofErr w:type="spellStart"/>
+            <w:r>
+              <w:rPr>
+                <w:rFonts w:eastAsia="Times New Roman" w:cs="Times New Roman"/>
+                <w:color w:val="222222"/>
+                <w:kern w:val="0"/>
+                <w:sz w:val="20"/>
+                <w:szCs w:val="20"/>
+                <w:lang w:eastAsia="de-DE"/>
+                <w14:ligatures w14:val="none"/>
+              </w:rPr>
+              <w:t>value</w:t>
+            </w:r>
+            <w:proofErr w:type="spellEnd"/>
           </w:p>
         </w:tc>
       </w:tr>
@@ -16210,6 +18772,7 @@
                 <w14:ligatures w14:val="none"/>
               </w:rPr>
             </w:pPr>
+            <w:proofErr w:type="gramStart"/>
             <w:r>
               <w:rPr>
                 <w:sz w:val="20"/>
@@ -16217,34 +18780,36 @@
               </w:rPr>
               <w:t>NA</w:t>
             </w:r>
-          </w:p>
-        </w:tc>
-        <w:tc>
-          <w:tcPr>
-            <w:tcW w:w="0" w:type="auto"/>
-            <w:shd w:val="clear" w:color="auto" w:fill="auto"/>
-            <w:tcMar>
-              <w:top w:w="0" w:type="dxa"/>
-              <w:left w:w="75" w:type="dxa"/>
-              <w:bottom w:w="0" w:type="dxa"/>
-              <w:right w:w="75" w:type="dxa"/>
-            </w:tcMar>
-            <w:hideMark/>
-          </w:tcPr>
-          <w:p>
-            <w:pPr>
-              <w:spacing w:before="150" w:after="150" w:line="240" w:lineRule="auto"/>
-              <w:jc w:val="right"/>
-              <w:rPr>
-                <w:rFonts w:eastAsia="Times New Roman" w:cs="Times New Roman"/>
-                <w:color w:val="222222"/>
-                <w:kern w:val="0"/>
-                <w:sz w:val="20"/>
-                <w:szCs w:val="20"/>
-                <w:lang w:eastAsia="de-DE"/>
-                <w14:ligatures w14:val="none"/>
-              </w:rPr>
-            </w:pPr>
+            <w:proofErr w:type="gramEnd"/>
+          </w:p>
+        </w:tc>
+        <w:tc>
+          <w:tcPr>
+            <w:tcW w:w="0" w:type="auto"/>
+            <w:shd w:val="clear" w:color="auto" w:fill="auto"/>
+            <w:tcMar>
+              <w:top w:w="0" w:type="dxa"/>
+              <w:left w:w="75" w:type="dxa"/>
+              <w:bottom w:w="0" w:type="dxa"/>
+              <w:right w:w="75" w:type="dxa"/>
+            </w:tcMar>
+            <w:hideMark/>
+          </w:tcPr>
+          <w:p>
+            <w:pPr>
+              <w:spacing w:before="150" w:after="150" w:line="240" w:lineRule="auto"/>
+              <w:jc w:val="right"/>
+              <w:rPr>
+                <w:rFonts w:eastAsia="Times New Roman" w:cs="Times New Roman"/>
+                <w:color w:val="222222"/>
+                <w:kern w:val="0"/>
+                <w:sz w:val="20"/>
+                <w:szCs w:val="20"/>
+                <w:lang w:eastAsia="de-DE"/>
+                <w14:ligatures w14:val="none"/>
+              </w:rPr>
+            </w:pPr>
+            <w:proofErr w:type="gramStart"/>
             <w:r>
               <w:rPr>
                 <w:sz w:val="20"/>
@@ -16252,34 +18817,36 @@
               </w:rPr>
               <w:t>NA</w:t>
             </w:r>
-          </w:p>
-        </w:tc>
-        <w:tc>
-          <w:tcPr>
-            <w:tcW w:w="0" w:type="auto"/>
-            <w:shd w:val="clear" w:color="auto" w:fill="auto"/>
-            <w:tcMar>
-              <w:top w:w="0" w:type="dxa"/>
-              <w:left w:w="75" w:type="dxa"/>
-              <w:bottom w:w="0" w:type="dxa"/>
-              <w:right w:w="75" w:type="dxa"/>
-            </w:tcMar>
-            <w:hideMark/>
-          </w:tcPr>
-          <w:p>
-            <w:pPr>
-              <w:spacing w:before="150" w:after="150" w:line="240" w:lineRule="auto"/>
-              <w:jc w:val="right"/>
-              <w:rPr>
-                <w:rFonts w:eastAsia="Times New Roman" w:cs="Times New Roman"/>
-                <w:color w:val="222222"/>
-                <w:kern w:val="0"/>
-                <w:sz w:val="20"/>
-                <w:szCs w:val="20"/>
-                <w:lang w:eastAsia="de-DE"/>
-                <w14:ligatures w14:val="none"/>
-              </w:rPr>
-            </w:pPr>
+            <w:proofErr w:type="gramEnd"/>
+          </w:p>
+        </w:tc>
+        <w:tc>
+          <w:tcPr>
+            <w:tcW w:w="0" w:type="auto"/>
+            <w:shd w:val="clear" w:color="auto" w:fill="auto"/>
+            <w:tcMar>
+              <w:top w:w="0" w:type="dxa"/>
+              <w:left w:w="75" w:type="dxa"/>
+              <w:bottom w:w="0" w:type="dxa"/>
+              <w:right w:w="75" w:type="dxa"/>
+            </w:tcMar>
+            <w:hideMark/>
+          </w:tcPr>
+          <w:p>
+            <w:pPr>
+              <w:spacing w:before="150" w:after="150" w:line="240" w:lineRule="auto"/>
+              <w:jc w:val="right"/>
+              <w:rPr>
+                <w:rFonts w:eastAsia="Times New Roman" w:cs="Times New Roman"/>
+                <w:color w:val="222222"/>
+                <w:kern w:val="0"/>
+                <w:sz w:val="20"/>
+                <w:szCs w:val="20"/>
+                <w:lang w:eastAsia="de-DE"/>
+                <w14:ligatures w14:val="none"/>
+              </w:rPr>
+            </w:pPr>
+            <w:proofErr w:type="gramStart"/>
             <w:r>
               <w:rPr>
                 <w:sz w:val="20"/>
@@ -16287,6 +18854,7 @@
               </w:rPr>
               <w:t>NA</w:t>
             </w:r>
+            <w:proofErr w:type="gramEnd"/>
           </w:p>
         </w:tc>
       </w:tr>
@@ -16316,12 +18884,21 @@
                 <w14:ligatures w14:val="none"/>
               </w:rPr>
             </w:pPr>
-            <w:r>
-              <w:rPr>
-                <w:sz w:val="20"/>
-                <w:szCs w:val="20"/>
-              </w:rPr>
-              <w:t>quadratic fit</w:t>
+            <w:proofErr w:type="spellStart"/>
+            <w:r>
+              <w:rPr>
+                <w:sz w:val="20"/>
+                <w:szCs w:val="20"/>
+              </w:rPr>
+              <w:t>quadratic</w:t>
+            </w:r>
+            <w:proofErr w:type="spellEnd"/>
+            <w:r>
+              <w:rPr>
+                <w:sz w:val="20"/>
+                <w:szCs w:val="20"/>
+              </w:rPr>
+              <w:t xml:space="preserve"> fit</w:t>
             </w:r>
           </w:p>
         </w:tc>
@@ -16632,12 +19209,21 @@
                 <w14:ligatures w14:val="none"/>
               </w:rPr>
             </w:pPr>
-            <w:r>
-              <w:rPr>
-                <w:sz w:val="20"/>
-                <w:szCs w:val="20"/>
-              </w:rPr>
-              <w:t>cubic fit</w:t>
+            <w:proofErr w:type="spellStart"/>
+            <w:r>
+              <w:rPr>
+                <w:sz w:val="20"/>
+                <w:szCs w:val="20"/>
+              </w:rPr>
+              <w:t>cubic</w:t>
+            </w:r>
+            <w:proofErr w:type="spellEnd"/>
+            <w:r>
+              <w:rPr>
+                <w:sz w:val="20"/>
+                <w:szCs w:val="20"/>
+              </w:rPr>
+              <w:t xml:space="preserve"> fit</w:t>
             </w:r>
           </w:p>
         </w:tc>
@@ -16955,15 +19541,15 @@
         <w:tblLook w:val="04A0" w:firstRow="1" w:lastRow="0" w:firstColumn="1" w:lastColumn="0" w:noHBand="0" w:noVBand="1"/>
       </w:tblPr>
       <w:tblGrid>
-        <w:gridCol w:w="1056"/>
-        <w:gridCol w:w="1506"/>
+        <w:gridCol w:w="1108"/>
+        <w:gridCol w:w="1711"/>
         <w:gridCol w:w="926"/>
         <w:gridCol w:w="926"/>
-        <w:gridCol w:w="1126"/>
+        <w:gridCol w:w="1193"/>
         <w:gridCol w:w="926"/>
-        <w:gridCol w:w="1122"/>
+        <w:gridCol w:w="1146"/>
         <w:gridCol w:w="407"/>
-        <w:gridCol w:w="1077"/>
+        <w:gridCol w:w="729"/>
       </w:tblGrid>
       <w:tr>
         <w:trPr>
@@ -17082,18 +19668,72 @@
                 <w14:ligatures w14:val="none"/>
               </w:rPr>
             </w:pPr>
-            <w:r>
-              <w:rPr>
-                <w:rFonts w:eastAsia="Times New Roman" w:cs="Times New Roman"/>
-                <w:color w:val="222222"/>
-                <w:kern w:val="0"/>
-                <w:sz w:val="20"/>
-                <w:szCs w:val="20"/>
-                <w:lang w:eastAsia="de-DE"/>
-                <w14:ligatures w14:val="none"/>
-              </w:rPr>
-              <w:t>number of parameters</w:t>
-            </w:r>
+            <w:proofErr w:type="spellStart"/>
+            <w:r>
+              <w:rPr>
+                <w:rFonts w:eastAsia="Times New Roman" w:cs="Times New Roman"/>
+                <w:color w:val="222222"/>
+                <w:kern w:val="0"/>
+                <w:sz w:val="20"/>
+                <w:szCs w:val="20"/>
+                <w:lang w:eastAsia="de-DE"/>
+                <w14:ligatures w14:val="none"/>
+              </w:rPr>
+              <w:t>number</w:t>
+            </w:r>
+            <w:proofErr w:type="spellEnd"/>
+            <w:r>
+              <w:rPr>
+                <w:rFonts w:eastAsia="Times New Roman" w:cs="Times New Roman"/>
+                <w:color w:val="222222"/>
+                <w:kern w:val="0"/>
+                <w:sz w:val="20"/>
+                <w:szCs w:val="20"/>
+                <w:lang w:eastAsia="de-DE"/>
+                <w14:ligatures w14:val="none"/>
+              </w:rPr>
+              <w:t xml:space="preserve"> </w:t>
+            </w:r>
+            <w:proofErr w:type="spellStart"/>
+            <w:r>
+              <w:rPr>
+                <w:rFonts w:eastAsia="Times New Roman" w:cs="Times New Roman"/>
+                <w:color w:val="222222"/>
+                <w:kern w:val="0"/>
+                <w:sz w:val="20"/>
+                <w:szCs w:val="20"/>
+                <w:lang w:eastAsia="de-DE"/>
+                <w14:ligatures w14:val="none"/>
+              </w:rPr>
+              <w:t>of</w:t>
+            </w:r>
+            <w:proofErr w:type="spellEnd"/>
+            <w:r>
+              <w:rPr>
+                <w:rFonts w:eastAsia="Times New Roman" w:cs="Times New Roman"/>
+                <w:color w:val="222222"/>
+                <w:kern w:val="0"/>
+                <w:sz w:val="20"/>
+                <w:szCs w:val="20"/>
+                <w:lang w:eastAsia="de-DE"/>
+                <w14:ligatures w14:val="none"/>
+              </w:rPr>
+              <w:t xml:space="preserve"> </w:t>
+            </w:r>
+            <w:proofErr w:type="spellStart"/>
+            <w:r>
+              <w:rPr>
+                <w:rFonts w:eastAsia="Times New Roman" w:cs="Times New Roman"/>
+                <w:color w:val="222222"/>
+                <w:kern w:val="0"/>
+                <w:sz w:val="20"/>
+                <w:szCs w:val="20"/>
+                <w:lang w:eastAsia="de-DE"/>
+                <w14:ligatures w14:val="none"/>
+              </w:rPr>
+              <w:t>parameters</w:t>
+            </w:r>
+            <w:proofErr w:type="spellEnd"/>
           </w:p>
         </w:tc>
         <w:tc>
@@ -17224,8 +19864,22 @@
                 <w:lang w:eastAsia="de-DE"/>
                 <w14:ligatures w14:val="none"/>
               </w:rPr>
-              <w:t>log likelihood</w:t>
-            </w:r>
+              <w:t xml:space="preserve">log </w:t>
+            </w:r>
+            <w:proofErr w:type="spellStart"/>
+            <w:r>
+              <w:rPr>
+                <w:rFonts w:eastAsia="Times New Roman" w:cs="Times New Roman"/>
+                <w:color w:val="222222"/>
+                <w:kern w:val="0"/>
+                <w:sz w:val="20"/>
+                <w:szCs w:val="20"/>
+                <w:lang w:eastAsia="de-DE"/>
+                <w14:ligatures w14:val="none"/>
+              </w:rPr>
+              <w:t>likelihood</w:t>
+            </w:r>
+            <w:proofErr w:type="spellEnd"/>
           </w:p>
         </w:tc>
         <w:tc>
@@ -17258,6 +19912,7 @@
                 <w14:ligatures w14:val="none"/>
               </w:rPr>
             </w:pPr>
+            <w:proofErr w:type="spellStart"/>
             <w:r>
               <w:rPr>
                 <w:rFonts w:eastAsia="Times New Roman" w:cs="Times New Roman"/>
@@ -17270,6 +19925,7 @@
               </w:rPr>
               <w:t>deviance</w:t>
             </w:r>
+            <w:proofErr w:type="spellEnd"/>
           </w:p>
         </w:tc>
         <w:tc>
@@ -17312,8 +19968,22 @@
                 <w:lang w:eastAsia="de-DE"/>
                 <w14:ligatures w14:val="none"/>
               </w:rPr>
-              <w:t>Chi-squared</w:t>
-            </w:r>
+              <w:t>Chi-</w:t>
+            </w:r>
+            <w:proofErr w:type="spellStart"/>
+            <w:r>
+              <w:rPr>
+                <w:rFonts w:eastAsia="Times New Roman" w:cs="Times New Roman"/>
+                <w:color w:val="222222"/>
+                <w:kern w:val="0"/>
+                <w:sz w:val="20"/>
+                <w:szCs w:val="20"/>
+                <w:lang w:eastAsia="de-DE"/>
+                <w14:ligatures w14:val="none"/>
+              </w:rPr>
+              <w:t>squared</w:t>
+            </w:r>
+            <w:proofErr w:type="spellEnd"/>
           </w:p>
         </w:tc>
         <w:tc>
@@ -17346,6 +20016,7 @@
                 <w14:ligatures w14:val="none"/>
               </w:rPr>
             </w:pPr>
+            <w:proofErr w:type="spellStart"/>
             <w:r>
               <w:rPr>
                 <w:rFonts w:eastAsia="Times New Roman" w:cs="Times New Roman"/>
@@ -17358,6 +20029,7 @@
               </w:rPr>
               <w:t>df</w:t>
             </w:r>
+            <w:proofErr w:type="spellEnd"/>
           </w:p>
         </w:tc>
         <w:tc>
@@ -17400,8 +20072,22 @@
                 <w:lang w:eastAsia="de-DE"/>
                 <w14:ligatures w14:val="none"/>
               </w:rPr>
-              <w:t>p-value</w:t>
-            </w:r>
+              <w:t>p-</w:t>
+            </w:r>
+            <w:proofErr w:type="spellStart"/>
+            <w:r>
+              <w:rPr>
+                <w:rFonts w:eastAsia="Times New Roman" w:cs="Times New Roman"/>
+                <w:color w:val="222222"/>
+                <w:kern w:val="0"/>
+                <w:sz w:val="20"/>
+                <w:szCs w:val="20"/>
+                <w:lang w:eastAsia="de-DE"/>
+                <w14:ligatures w14:val="none"/>
+              </w:rPr>
+              <w:t>value</w:t>
+            </w:r>
+            <w:proofErr w:type="spellEnd"/>
           </w:p>
         </w:tc>
       </w:tr>
@@ -17641,6 +20327,7 @@
                 <w14:ligatures w14:val="none"/>
               </w:rPr>
             </w:pPr>
+            <w:proofErr w:type="gramStart"/>
             <w:r>
               <w:rPr>
                 <w:sz w:val="20"/>
@@ -17648,34 +20335,36 @@
               </w:rPr>
               <w:t>NA</w:t>
             </w:r>
-          </w:p>
-        </w:tc>
-        <w:tc>
-          <w:tcPr>
-            <w:tcW w:w="0" w:type="auto"/>
-            <w:shd w:val="clear" w:color="auto" w:fill="auto"/>
-            <w:tcMar>
-              <w:top w:w="0" w:type="dxa"/>
-              <w:left w:w="75" w:type="dxa"/>
-              <w:bottom w:w="0" w:type="dxa"/>
-              <w:right w:w="75" w:type="dxa"/>
-            </w:tcMar>
-            <w:hideMark/>
-          </w:tcPr>
-          <w:p>
-            <w:pPr>
-              <w:spacing w:before="150" w:after="150" w:line="240" w:lineRule="auto"/>
-              <w:jc w:val="right"/>
-              <w:rPr>
-                <w:rFonts w:eastAsia="Times New Roman" w:cs="Times New Roman"/>
-                <w:color w:val="222222"/>
-                <w:kern w:val="0"/>
-                <w:sz w:val="20"/>
-                <w:szCs w:val="20"/>
-                <w:lang w:eastAsia="de-DE"/>
-                <w14:ligatures w14:val="none"/>
-              </w:rPr>
-            </w:pPr>
+            <w:proofErr w:type="gramEnd"/>
+          </w:p>
+        </w:tc>
+        <w:tc>
+          <w:tcPr>
+            <w:tcW w:w="0" w:type="auto"/>
+            <w:shd w:val="clear" w:color="auto" w:fill="auto"/>
+            <w:tcMar>
+              <w:top w:w="0" w:type="dxa"/>
+              <w:left w:w="75" w:type="dxa"/>
+              <w:bottom w:w="0" w:type="dxa"/>
+              <w:right w:w="75" w:type="dxa"/>
+            </w:tcMar>
+            <w:hideMark/>
+          </w:tcPr>
+          <w:p>
+            <w:pPr>
+              <w:spacing w:before="150" w:after="150" w:line="240" w:lineRule="auto"/>
+              <w:jc w:val="right"/>
+              <w:rPr>
+                <w:rFonts w:eastAsia="Times New Roman" w:cs="Times New Roman"/>
+                <w:color w:val="222222"/>
+                <w:kern w:val="0"/>
+                <w:sz w:val="20"/>
+                <w:szCs w:val="20"/>
+                <w:lang w:eastAsia="de-DE"/>
+                <w14:ligatures w14:val="none"/>
+              </w:rPr>
+            </w:pPr>
+            <w:proofErr w:type="gramStart"/>
             <w:r>
               <w:rPr>
                 <w:sz w:val="20"/>
@@ -17683,34 +20372,36 @@
               </w:rPr>
               <w:t>NA</w:t>
             </w:r>
-          </w:p>
-        </w:tc>
-        <w:tc>
-          <w:tcPr>
-            <w:tcW w:w="0" w:type="auto"/>
-            <w:shd w:val="clear" w:color="auto" w:fill="auto"/>
-            <w:tcMar>
-              <w:top w:w="0" w:type="dxa"/>
-              <w:left w:w="75" w:type="dxa"/>
-              <w:bottom w:w="0" w:type="dxa"/>
-              <w:right w:w="75" w:type="dxa"/>
-            </w:tcMar>
-            <w:hideMark/>
-          </w:tcPr>
-          <w:p>
-            <w:pPr>
-              <w:spacing w:before="150" w:after="150" w:line="240" w:lineRule="auto"/>
-              <w:jc w:val="right"/>
-              <w:rPr>
-                <w:rFonts w:eastAsia="Times New Roman" w:cs="Times New Roman"/>
-                <w:color w:val="222222"/>
-                <w:kern w:val="0"/>
-                <w:sz w:val="20"/>
-                <w:szCs w:val="20"/>
-                <w:lang w:eastAsia="de-DE"/>
-                <w14:ligatures w14:val="none"/>
-              </w:rPr>
-            </w:pPr>
+            <w:proofErr w:type="gramEnd"/>
+          </w:p>
+        </w:tc>
+        <w:tc>
+          <w:tcPr>
+            <w:tcW w:w="0" w:type="auto"/>
+            <w:shd w:val="clear" w:color="auto" w:fill="auto"/>
+            <w:tcMar>
+              <w:top w:w="0" w:type="dxa"/>
+              <w:left w:w="75" w:type="dxa"/>
+              <w:bottom w:w="0" w:type="dxa"/>
+              <w:right w:w="75" w:type="dxa"/>
+            </w:tcMar>
+            <w:hideMark/>
+          </w:tcPr>
+          <w:p>
+            <w:pPr>
+              <w:spacing w:before="150" w:after="150" w:line="240" w:lineRule="auto"/>
+              <w:jc w:val="right"/>
+              <w:rPr>
+                <w:rFonts w:eastAsia="Times New Roman" w:cs="Times New Roman"/>
+                <w:color w:val="222222"/>
+                <w:kern w:val="0"/>
+                <w:sz w:val="20"/>
+                <w:szCs w:val="20"/>
+                <w:lang w:eastAsia="de-DE"/>
+                <w14:ligatures w14:val="none"/>
+              </w:rPr>
+            </w:pPr>
+            <w:proofErr w:type="gramStart"/>
             <w:r>
               <w:rPr>
                 <w:sz w:val="20"/>
@@ -17718,6 +20409,7 @@
               </w:rPr>
               <w:t>NA</w:t>
             </w:r>
+            <w:proofErr w:type="gramEnd"/>
           </w:p>
         </w:tc>
       </w:tr>
@@ -17747,12 +20439,21 @@
                 <w14:ligatures w14:val="none"/>
               </w:rPr>
             </w:pPr>
-            <w:r>
-              <w:rPr>
-                <w:sz w:val="20"/>
-                <w:szCs w:val="20"/>
-              </w:rPr>
-              <w:t>quadratic fit</w:t>
+            <w:proofErr w:type="spellStart"/>
+            <w:r>
+              <w:rPr>
+                <w:sz w:val="20"/>
+                <w:szCs w:val="20"/>
+              </w:rPr>
+              <w:t>quadratic</w:t>
+            </w:r>
+            <w:proofErr w:type="spellEnd"/>
+            <w:r>
+              <w:rPr>
+                <w:sz w:val="20"/>
+                <w:szCs w:val="20"/>
+              </w:rPr>
+              <w:t xml:space="preserve"> fit</w:t>
             </w:r>
           </w:p>
         </w:tc>
@@ -18032,7 +20733,14 @@
                 <w:sz w:val="20"/>
                 <w:szCs w:val="20"/>
               </w:rPr>
-              <w:t>0.3885088</w:t>
+              <w:t>0.38</w:t>
+            </w:r>
+            <w:r>
+              <w:rPr>
+                <w:sz w:val="20"/>
+                <w:szCs w:val="20"/>
+              </w:rPr>
+              <w:t>9</w:t>
             </w:r>
           </w:p>
         </w:tc>
@@ -18063,12 +20771,21 @@
                 <w14:ligatures w14:val="none"/>
               </w:rPr>
             </w:pPr>
-            <w:r>
-              <w:rPr>
-                <w:sz w:val="20"/>
-                <w:szCs w:val="20"/>
-              </w:rPr>
-              <w:t>cubic fit</w:t>
+            <w:proofErr w:type="spellStart"/>
+            <w:r>
+              <w:rPr>
+                <w:sz w:val="20"/>
+                <w:szCs w:val="20"/>
+              </w:rPr>
+              <w:t>cubic</w:t>
+            </w:r>
+            <w:proofErr w:type="spellEnd"/>
+            <w:r>
+              <w:rPr>
+                <w:sz w:val="20"/>
+                <w:szCs w:val="20"/>
+              </w:rPr>
+              <w:t xml:space="preserve"> fit</w:t>
             </w:r>
           </w:p>
         </w:tc>
@@ -18348,7 +21065,7 @@
                 <w:sz w:val="20"/>
                 <w:szCs w:val="20"/>
               </w:rPr>
-              <w:t>0.0030716</w:t>
+              <w:t>0.003</w:t>
             </w:r>
           </w:p>
         </w:tc>
@@ -18386,15 +21103,15 @@
         <w:tblLook w:val="04A0" w:firstRow="1" w:lastRow="0" w:firstColumn="1" w:lastColumn="0" w:noHBand="0" w:noVBand="1"/>
       </w:tblPr>
       <w:tblGrid>
-        <w:gridCol w:w="1049"/>
-        <w:gridCol w:w="1475"/>
+        <w:gridCol w:w="1097"/>
+        <w:gridCol w:w="1671"/>
         <w:gridCol w:w="967"/>
         <w:gridCol w:w="967"/>
-        <w:gridCol w:w="1116"/>
+        <w:gridCol w:w="1180"/>
         <w:gridCol w:w="967"/>
-        <w:gridCol w:w="1047"/>
+        <w:gridCol w:w="1094"/>
         <w:gridCol w:w="407"/>
-        <w:gridCol w:w="1077"/>
+        <w:gridCol w:w="722"/>
       </w:tblGrid>
       <w:tr>
         <w:trPr>
@@ -18513,18 +21230,72 @@
                 <w14:ligatures w14:val="none"/>
               </w:rPr>
             </w:pPr>
-            <w:r>
-              <w:rPr>
-                <w:rFonts w:eastAsia="Times New Roman" w:cs="Times New Roman"/>
-                <w:color w:val="222222"/>
-                <w:kern w:val="0"/>
-                <w:sz w:val="20"/>
-                <w:szCs w:val="20"/>
-                <w:lang w:eastAsia="de-DE"/>
-                <w14:ligatures w14:val="none"/>
-              </w:rPr>
-              <w:t>number of parameters</w:t>
-            </w:r>
+            <w:proofErr w:type="spellStart"/>
+            <w:r>
+              <w:rPr>
+                <w:rFonts w:eastAsia="Times New Roman" w:cs="Times New Roman"/>
+                <w:color w:val="222222"/>
+                <w:kern w:val="0"/>
+                <w:sz w:val="20"/>
+                <w:szCs w:val="20"/>
+                <w:lang w:eastAsia="de-DE"/>
+                <w14:ligatures w14:val="none"/>
+              </w:rPr>
+              <w:t>number</w:t>
+            </w:r>
+            <w:proofErr w:type="spellEnd"/>
+            <w:r>
+              <w:rPr>
+                <w:rFonts w:eastAsia="Times New Roman" w:cs="Times New Roman"/>
+                <w:color w:val="222222"/>
+                <w:kern w:val="0"/>
+                <w:sz w:val="20"/>
+                <w:szCs w:val="20"/>
+                <w:lang w:eastAsia="de-DE"/>
+                <w14:ligatures w14:val="none"/>
+              </w:rPr>
+              <w:t xml:space="preserve"> </w:t>
+            </w:r>
+            <w:proofErr w:type="spellStart"/>
+            <w:r>
+              <w:rPr>
+                <w:rFonts w:eastAsia="Times New Roman" w:cs="Times New Roman"/>
+                <w:color w:val="222222"/>
+                <w:kern w:val="0"/>
+                <w:sz w:val="20"/>
+                <w:szCs w:val="20"/>
+                <w:lang w:eastAsia="de-DE"/>
+                <w14:ligatures w14:val="none"/>
+              </w:rPr>
+              <w:t>of</w:t>
+            </w:r>
+            <w:proofErr w:type="spellEnd"/>
+            <w:r>
+              <w:rPr>
+                <w:rFonts w:eastAsia="Times New Roman" w:cs="Times New Roman"/>
+                <w:color w:val="222222"/>
+                <w:kern w:val="0"/>
+                <w:sz w:val="20"/>
+                <w:szCs w:val="20"/>
+                <w:lang w:eastAsia="de-DE"/>
+                <w14:ligatures w14:val="none"/>
+              </w:rPr>
+              <w:t xml:space="preserve"> </w:t>
+            </w:r>
+            <w:proofErr w:type="spellStart"/>
+            <w:r>
+              <w:rPr>
+                <w:rFonts w:eastAsia="Times New Roman" w:cs="Times New Roman"/>
+                <w:color w:val="222222"/>
+                <w:kern w:val="0"/>
+                <w:sz w:val="20"/>
+                <w:szCs w:val="20"/>
+                <w:lang w:eastAsia="de-DE"/>
+                <w14:ligatures w14:val="none"/>
+              </w:rPr>
+              <w:t>parameters</w:t>
+            </w:r>
+            <w:proofErr w:type="spellEnd"/>
           </w:p>
         </w:tc>
         <w:tc>
@@ -18655,8 +21426,22 @@
                 <w:lang w:eastAsia="de-DE"/>
                 <w14:ligatures w14:val="none"/>
               </w:rPr>
-              <w:t>log likelihood</w:t>
-            </w:r>
+              <w:t xml:space="preserve">log </w:t>
+            </w:r>
+            <w:proofErr w:type="spellStart"/>
+            <w:r>
+              <w:rPr>
+                <w:rFonts w:eastAsia="Times New Roman" w:cs="Times New Roman"/>
+                <w:color w:val="222222"/>
+                <w:kern w:val="0"/>
+                <w:sz w:val="20"/>
+                <w:szCs w:val="20"/>
+                <w:lang w:eastAsia="de-DE"/>
+                <w14:ligatures w14:val="none"/>
+              </w:rPr>
+              <w:t>likelihood</w:t>
+            </w:r>
+            <w:proofErr w:type="spellEnd"/>
           </w:p>
         </w:tc>
         <w:tc>
@@ -18689,6 +21474,7 @@
                 <w14:ligatures w14:val="none"/>
               </w:rPr>
             </w:pPr>
+            <w:proofErr w:type="spellStart"/>
             <w:r>
               <w:rPr>
                 <w:rFonts w:eastAsia="Times New Roman" w:cs="Times New Roman"/>
@@ -18701,6 +21487,7 @@
               </w:rPr>
               <w:t>deviance</w:t>
             </w:r>
+            <w:proofErr w:type="spellEnd"/>
           </w:p>
         </w:tc>
         <w:tc>
@@ -18743,8 +21530,22 @@
                 <w:lang w:eastAsia="de-DE"/>
                 <w14:ligatures w14:val="none"/>
               </w:rPr>
-              <w:t>Chi-squared</w:t>
-            </w:r>
+              <w:t>Chi-</w:t>
+            </w:r>
+            <w:proofErr w:type="spellStart"/>
+            <w:r>
+              <w:rPr>
+                <w:rFonts w:eastAsia="Times New Roman" w:cs="Times New Roman"/>
+                <w:color w:val="222222"/>
+                <w:kern w:val="0"/>
+                <w:sz w:val="20"/>
+                <w:szCs w:val="20"/>
+                <w:lang w:eastAsia="de-DE"/>
+                <w14:ligatures w14:val="none"/>
+              </w:rPr>
+              <w:t>squared</w:t>
+            </w:r>
+            <w:proofErr w:type="spellEnd"/>
           </w:p>
         </w:tc>
         <w:tc>
@@ -18777,6 +21578,7 @@
                 <w14:ligatures w14:val="none"/>
               </w:rPr>
             </w:pPr>
+            <w:proofErr w:type="spellStart"/>
             <w:r>
               <w:rPr>
                 <w:rFonts w:eastAsia="Times New Roman" w:cs="Times New Roman"/>
@@ -18789,6 +21591,7 @@
               </w:rPr>
               <w:t>df</w:t>
             </w:r>
+            <w:proofErr w:type="spellEnd"/>
           </w:p>
         </w:tc>
         <w:tc>
@@ -18831,8 +21634,22 @@
                 <w:lang w:eastAsia="de-DE"/>
                 <w14:ligatures w14:val="none"/>
               </w:rPr>
-              <w:t>p-value</w:t>
-            </w:r>
+              <w:t>p-</w:t>
+            </w:r>
+            <w:proofErr w:type="spellStart"/>
+            <w:r>
+              <w:rPr>
+                <w:rFonts w:eastAsia="Times New Roman" w:cs="Times New Roman"/>
+                <w:color w:val="222222"/>
+                <w:kern w:val="0"/>
+                <w:sz w:val="20"/>
+                <w:szCs w:val="20"/>
+                <w:lang w:eastAsia="de-DE"/>
+                <w14:ligatures w14:val="none"/>
+              </w:rPr>
+              <w:t>value</w:t>
+            </w:r>
+            <w:proofErr w:type="spellEnd"/>
           </w:p>
         </w:tc>
       </w:tr>
@@ -19072,6 +21889,7 @@
                 <w14:ligatures w14:val="none"/>
               </w:rPr>
             </w:pPr>
+            <w:proofErr w:type="gramStart"/>
             <w:r>
               <w:rPr>
                 <w:sz w:val="20"/>
@@ -19079,34 +21897,36 @@
               </w:rPr>
               <w:t>NA</w:t>
             </w:r>
-          </w:p>
-        </w:tc>
-        <w:tc>
-          <w:tcPr>
-            <w:tcW w:w="0" w:type="auto"/>
-            <w:shd w:val="clear" w:color="auto" w:fill="auto"/>
-            <w:tcMar>
-              <w:top w:w="0" w:type="dxa"/>
-              <w:left w:w="75" w:type="dxa"/>
-              <w:bottom w:w="0" w:type="dxa"/>
-              <w:right w:w="75" w:type="dxa"/>
-            </w:tcMar>
-            <w:hideMark/>
-          </w:tcPr>
-          <w:p>
-            <w:pPr>
-              <w:spacing w:before="150" w:after="150" w:line="240" w:lineRule="auto"/>
-              <w:jc w:val="right"/>
-              <w:rPr>
-                <w:rFonts w:eastAsia="Times New Roman" w:cs="Times New Roman"/>
-                <w:color w:val="222222"/>
-                <w:kern w:val="0"/>
-                <w:sz w:val="20"/>
-                <w:szCs w:val="20"/>
-                <w:lang w:eastAsia="de-DE"/>
-                <w14:ligatures w14:val="none"/>
-              </w:rPr>
-            </w:pPr>
+            <w:proofErr w:type="gramEnd"/>
+          </w:p>
+        </w:tc>
+        <w:tc>
+          <w:tcPr>
+            <w:tcW w:w="0" w:type="auto"/>
+            <w:shd w:val="clear" w:color="auto" w:fill="auto"/>
+            <w:tcMar>
+              <w:top w:w="0" w:type="dxa"/>
+              <w:left w:w="75" w:type="dxa"/>
+              <w:bottom w:w="0" w:type="dxa"/>
+              <w:right w:w="75" w:type="dxa"/>
+            </w:tcMar>
+            <w:hideMark/>
+          </w:tcPr>
+          <w:p>
+            <w:pPr>
+              <w:spacing w:before="150" w:after="150" w:line="240" w:lineRule="auto"/>
+              <w:jc w:val="right"/>
+              <w:rPr>
+                <w:rFonts w:eastAsia="Times New Roman" w:cs="Times New Roman"/>
+                <w:color w:val="222222"/>
+                <w:kern w:val="0"/>
+                <w:sz w:val="20"/>
+                <w:szCs w:val="20"/>
+                <w:lang w:eastAsia="de-DE"/>
+                <w14:ligatures w14:val="none"/>
+              </w:rPr>
+            </w:pPr>
+            <w:proofErr w:type="gramStart"/>
             <w:r>
               <w:rPr>
                 <w:sz w:val="20"/>
@@ -19114,34 +21934,36 @@
               </w:rPr>
               <w:t>NA</w:t>
             </w:r>
-          </w:p>
-        </w:tc>
-        <w:tc>
-          <w:tcPr>
-            <w:tcW w:w="0" w:type="auto"/>
-            <w:shd w:val="clear" w:color="auto" w:fill="auto"/>
-            <w:tcMar>
-              <w:top w:w="0" w:type="dxa"/>
-              <w:left w:w="75" w:type="dxa"/>
-              <w:bottom w:w="0" w:type="dxa"/>
-              <w:right w:w="75" w:type="dxa"/>
-            </w:tcMar>
-            <w:hideMark/>
-          </w:tcPr>
-          <w:p>
-            <w:pPr>
-              <w:spacing w:before="150" w:after="150" w:line="240" w:lineRule="auto"/>
-              <w:jc w:val="right"/>
-              <w:rPr>
-                <w:rFonts w:eastAsia="Times New Roman" w:cs="Times New Roman"/>
-                <w:color w:val="222222"/>
-                <w:kern w:val="0"/>
-                <w:sz w:val="20"/>
-                <w:szCs w:val="20"/>
-                <w:lang w:eastAsia="de-DE"/>
-                <w14:ligatures w14:val="none"/>
-              </w:rPr>
-            </w:pPr>
+            <w:proofErr w:type="gramEnd"/>
+          </w:p>
+        </w:tc>
+        <w:tc>
+          <w:tcPr>
+            <w:tcW w:w="0" w:type="auto"/>
+            <w:shd w:val="clear" w:color="auto" w:fill="auto"/>
+            <w:tcMar>
+              <w:top w:w="0" w:type="dxa"/>
+              <w:left w:w="75" w:type="dxa"/>
+              <w:bottom w:w="0" w:type="dxa"/>
+              <w:right w:w="75" w:type="dxa"/>
+            </w:tcMar>
+            <w:hideMark/>
+          </w:tcPr>
+          <w:p>
+            <w:pPr>
+              <w:spacing w:before="150" w:after="150" w:line="240" w:lineRule="auto"/>
+              <w:jc w:val="right"/>
+              <w:rPr>
+                <w:rFonts w:eastAsia="Times New Roman" w:cs="Times New Roman"/>
+                <w:color w:val="222222"/>
+                <w:kern w:val="0"/>
+                <w:sz w:val="20"/>
+                <w:szCs w:val="20"/>
+                <w:lang w:eastAsia="de-DE"/>
+                <w14:ligatures w14:val="none"/>
+              </w:rPr>
+            </w:pPr>
+            <w:proofErr w:type="gramStart"/>
             <w:r>
               <w:rPr>
                 <w:sz w:val="20"/>
@@ -19149,6 +21971,7 @@
               </w:rPr>
               <w:t>NA</w:t>
             </w:r>
+            <w:proofErr w:type="gramEnd"/>
           </w:p>
         </w:tc>
       </w:tr>
@@ -19178,12 +22001,21 @@
                 <w14:ligatures w14:val="none"/>
               </w:rPr>
             </w:pPr>
-            <w:r>
-              <w:rPr>
-                <w:sz w:val="20"/>
-                <w:szCs w:val="20"/>
-              </w:rPr>
-              <w:t>quadratic fit</w:t>
+            <w:proofErr w:type="spellStart"/>
+            <w:r>
+              <w:rPr>
+                <w:sz w:val="20"/>
+                <w:szCs w:val="20"/>
+              </w:rPr>
+              <w:t>quadratic</w:t>
+            </w:r>
+            <w:proofErr w:type="spellEnd"/>
+            <w:r>
+              <w:rPr>
+                <w:sz w:val="20"/>
+                <w:szCs w:val="20"/>
+              </w:rPr>
+              <w:t xml:space="preserve"> fit</w:t>
             </w:r>
           </w:p>
         </w:tc>
@@ -19463,7 +22295,14 @@
                 <w:sz w:val="20"/>
                 <w:szCs w:val="20"/>
               </w:rPr>
-              <w:t>0.0232686</w:t>
+              <w:t>0.02</w:t>
+            </w:r>
+            <w:r>
+              <w:rPr>
+                <w:sz w:val="20"/>
+                <w:szCs w:val="20"/>
+              </w:rPr>
+              <w:t>3</w:t>
             </w:r>
           </w:p>
         </w:tc>
@@ -19494,12 +22333,21 @@
                 <w14:ligatures w14:val="none"/>
               </w:rPr>
             </w:pPr>
-            <w:r>
-              <w:rPr>
-                <w:sz w:val="20"/>
-                <w:szCs w:val="20"/>
-              </w:rPr>
-              <w:t>cubic fit</w:t>
+            <w:proofErr w:type="spellStart"/>
+            <w:r>
+              <w:rPr>
+                <w:sz w:val="20"/>
+                <w:szCs w:val="20"/>
+              </w:rPr>
+              <w:t>cubic</w:t>
+            </w:r>
+            <w:proofErr w:type="spellEnd"/>
+            <w:r>
+              <w:rPr>
+                <w:sz w:val="20"/>
+                <w:szCs w:val="20"/>
+              </w:rPr>
+              <w:t xml:space="preserve"> fit</w:t>
             </w:r>
           </w:p>
         </w:tc>
@@ -19779,7 +22627,7 @@
                 <w:sz w:val="20"/>
                 <w:szCs w:val="20"/>
               </w:rPr>
-              <w:t>0.0144964</w:t>
+              <w:t>0.014</w:t>
             </w:r>
           </w:p>
         </w:tc>
@@ -19841,7 +22689,7 @@
           <w14:ligatures w14:val="none"/>
         </w:rPr>
       </w:pPr>
-      <w:bookmarkStart w:id="10" w:name="_Toc177375178"/>
+      <w:bookmarkStart w:id="17" w:name="_Toc188532126"/>
       <w:r>
         <w:rPr>
           <w:rFonts w:eastAsia="Times New Roman" w:cs="Open Sans"/>
@@ -19853,7 +22701,31 @@
           <w14:ligatures w14:val="none"/>
         </w:rPr>
         <w:lastRenderedPageBreak/>
-        <w:t>supplement 12</w:t>
+        <w:t xml:space="preserve">supplement </w:t>
+      </w:r>
+      <w:r>
+        <w:rPr>
+          <w:rFonts w:eastAsia="Times New Roman" w:cs="Open Sans"/>
+          <w:color w:val="444444"/>
+          <w:kern w:val="36"/>
+          <w:sz w:val="40"/>
+          <w:szCs w:val="40"/>
+          <w:lang w:val="en-US" w:eastAsia="de-DE"/>
+          <w14:ligatures w14:val="none"/>
+        </w:rPr>
+        <w:t>1</w:t>
+      </w:r>
+      <w:r>
+        <w:rPr>
+          <w:rFonts w:eastAsia="Times New Roman" w:cs="Open Sans"/>
+          <w:color w:val="444444"/>
+          <w:kern w:val="36"/>
+          <w:sz w:val="40"/>
+          <w:szCs w:val="40"/>
+          <w:lang w:val="en-US" w:eastAsia="de-DE"/>
+          <w14:ligatures w14:val="none"/>
+        </w:rPr>
+        <w:t>8</w:t>
       </w:r>
       <w:r>
         <w:rPr>
@@ -19879,7 +22751,7 @@
         </w:rPr>
         <w:t>BPS linear mixed model - task progression</w:t>
       </w:r>
-      <w:bookmarkEnd w:id="10"/>
+      <w:bookmarkEnd w:id="17"/>
     </w:p>
     <w:tbl>
       <w:tblPr>
@@ -20014,16 +22886,40 @@
                 <w14:ligatures w14:val="none"/>
               </w:rPr>
             </w:pPr>
-            <w:r>
-              <w:rPr>
-                <w:rFonts w:eastAsia="Times New Roman" w:cs="Times New Roman"/>
-                <w:color w:val="222222"/>
-                <w:kern w:val="0"/>
-                <w:lang w:eastAsia="de-DE"/>
-                <w14:ligatures w14:val="none"/>
-              </w:rPr>
-              <w:t>Sum Sq</w:t>
-            </w:r>
+            <w:proofErr w:type="spellStart"/>
+            <w:r>
+              <w:rPr>
+                <w:rFonts w:eastAsia="Times New Roman" w:cs="Times New Roman"/>
+                <w:color w:val="222222"/>
+                <w:kern w:val="0"/>
+                <w:lang w:eastAsia="de-DE"/>
+                <w14:ligatures w14:val="none"/>
+              </w:rPr>
+              <w:t>Sum</w:t>
+            </w:r>
+            <w:proofErr w:type="spellEnd"/>
+            <w:r>
+              <w:rPr>
+                <w:rFonts w:eastAsia="Times New Roman" w:cs="Times New Roman"/>
+                <w:color w:val="222222"/>
+                <w:kern w:val="0"/>
+                <w:lang w:eastAsia="de-DE"/>
+                <w14:ligatures w14:val="none"/>
+              </w:rPr>
+              <w:t xml:space="preserve"> </w:t>
+            </w:r>
+            <w:proofErr w:type="spellStart"/>
+            <w:r>
+              <w:rPr>
+                <w:rFonts w:eastAsia="Times New Roman" w:cs="Times New Roman"/>
+                <w:color w:val="222222"/>
+                <w:kern w:val="0"/>
+                <w:lang w:eastAsia="de-DE"/>
+                <w14:ligatures w14:val="none"/>
+              </w:rPr>
+              <w:t>Sq</w:t>
+            </w:r>
+            <w:proofErr w:type="spellEnd"/>
           </w:p>
         </w:tc>
         <w:tc>
@@ -20062,8 +22958,20 @@
                 <w:lang w:eastAsia="de-DE"/>
                 <w14:ligatures w14:val="none"/>
               </w:rPr>
-              <w:t>Mean Sq</w:t>
-            </w:r>
+              <w:t xml:space="preserve">Mean </w:t>
+            </w:r>
+            <w:proofErr w:type="spellStart"/>
+            <w:r>
+              <w:rPr>
+                <w:rFonts w:eastAsia="Times New Roman" w:cs="Times New Roman"/>
+                <w:color w:val="222222"/>
+                <w:kern w:val="0"/>
+                <w:lang w:eastAsia="de-DE"/>
+                <w14:ligatures w14:val="none"/>
+              </w:rPr>
+              <w:t>Sq</w:t>
+            </w:r>
+            <w:proofErr w:type="spellEnd"/>
           </w:p>
         </w:tc>
         <w:tc>
@@ -20222,8 +23130,20 @@
                 <w:lang w:eastAsia="de-DE"/>
                 <w14:ligatures w14:val="none"/>
               </w:rPr>
-              <w:t>p adjusted</w:t>
-            </w:r>
+              <w:t xml:space="preserve">p </w:t>
+            </w:r>
+            <w:proofErr w:type="spellStart"/>
+            <w:r>
+              <w:rPr>
+                <w:rFonts w:eastAsia="Times New Roman" w:cs="Times New Roman"/>
+                <w:color w:val="222222"/>
+                <w:kern w:val="0"/>
+                <w:lang w:eastAsia="de-DE"/>
+                <w14:ligatures w14:val="none"/>
+              </w:rPr>
+              <w:t>adjusted</w:t>
+            </w:r>
+            <w:proofErr w:type="spellEnd"/>
           </w:p>
         </w:tc>
       </w:tr>
@@ -20253,12 +23173,21 @@
                 <w14:ligatures w14:val="none"/>
               </w:rPr>
             </w:pPr>
-            <w:r>
-              <w:rPr>
-                <w:sz w:val="20"/>
-                <w:szCs w:val="20"/>
-              </w:rPr>
-              <w:t>stimulus (S)</w:t>
+            <w:proofErr w:type="spellStart"/>
+            <w:r>
+              <w:rPr>
+                <w:sz w:val="20"/>
+                <w:szCs w:val="20"/>
+              </w:rPr>
+              <w:t>stimulus</w:t>
+            </w:r>
+            <w:proofErr w:type="spellEnd"/>
+            <w:r>
+              <w:rPr>
+                <w:sz w:val="20"/>
+                <w:szCs w:val="20"/>
+              </w:rPr>
+              <w:t xml:space="preserve"> (S)</w:t>
             </w:r>
           </w:p>
         </w:tc>
@@ -20499,6 +23428,7 @@
                 <w14:ligatures w14:val="none"/>
               </w:rPr>
             </w:pPr>
+            <w:proofErr w:type="spellStart"/>
             <w:r>
               <w:rPr>
                 <w:sz w:val="20"/>
@@ -20506,6 +23436,7 @@
               </w:rPr>
               <w:t>group</w:t>
             </w:r>
+            <w:proofErr w:type="spellEnd"/>
           </w:p>
         </w:tc>
         <w:tc>
@@ -20745,12 +23676,37 @@
                 <w14:ligatures w14:val="none"/>
               </w:rPr>
             </w:pPr>
-            <w:r>
-              <w:rPr>
-                <w:sz w:val="20"/>
-                <w:szCs w:val="20"/>
-              </w:rPr>
-              <w:t>task progression (TP)</w:t>
+            <w:proofErr w:type="spellStart"/>
+            <w:r>
+              <w:rPr>
+                <w:sz w:val="20"/>
+                <w:szCs w:val="20"/>
+              </w:rPr>
+              <w:t>task</w:t>
+            </w:r>
+            <w:proofErr w:type="spellEnd"/>
+            <w:r>
+              <w:rPr>
+                <w:sz w:val="20"/>
+                <w:szCs w:val="20"/>
+              </w:rPr>
+              <w:t xml:space="preserve"> </w:t>
+            </w:r>
+            <w:proofErr w:type="spellStart"/>
+            <w:r>
+              <w:rPr>
+                <w:sz w:val="20"/>
+                <w:szCs w:val="20"/>
+              </w:rPr>
+              <w:t>progression</w:t>
+            </w:r>
+            <w:proofErr w:type="spellEnd"/>
+            <w:r>
+              <w:rPr>
+                <w:sz w:val="20"/>
+                <w:szCs w:val="20"/>
+              </w:rPr>
+              <w:t xml:space="preserve"> (TP)</w:t>
             </w:r>
           </w:p>
         </w:tc>
@@ -20991,13 +23947,31 @@
                 <w14:ligatures w14:val="none"/>
               </w:rPr>
             </w:pPr>
-            <w:r>
-              <w:rPr>
-                <w:sz w:val="20"/>
-                <w:szCs w:val="20"/>
-              </w:rPr>
-              <w:t>video luminance</w:t>
-            </w:r>
+            <w:proofErr w:type="spellStart"/>
+            <w:r>
+              <w:rPr>
+                <w:sz w:val="20"/>
+                <w:szCs w:val="20"/>
+              </w:rPr>
+              <w:t>video</w:t>
+            </w:r>
+            <w:proofErr w:type="spellEnd"/>
+            <w:r>
+              <w:rPr>
+                <w:sz w:val="20"/>
+                <w:szCs w:val="20"/>
+              </w:rPr>
+              <w:t xml:space="preserve"> </w:t>
+            </w:r>
+            <w:proofErr w:type="spellStart"/>
+            <w:r>
+              <w:rPr>
+                <w:sz w:val="20"/>
+                <w:szCs w:val="20"/>
+              </w:rPr>
+              <w:t>luminance</w:t>
+            </w:r>
+            <w:proofErr w:type="spellEnd"/>
           </w:p>
         </w:tc>
         <w:tc>
@@ -21236,6 +24210,7 @@
                 <w14:ligatures w14:val="none"/>
               </w:rPr>
             </w:pPr>
+            <w:proofErr w:type="spellStart"/>
             <w:r>
               <w:rPr>
                 <w:sz w:val="20"/>
@@ -21243,6 +24218,7 @@
               </w:rPr>
               <w:t>age</w:t>
             </w:r>
+            <w:proofErr w:type="spellEnd"/>
           </w:p>
         </w:tc>
         <w:tc>
@@ -21476,12 +24452,21 @@
                 <w14:ligatures w14:val="none"/>
               </w:rPr>
             </w:pPr>
-            <w:r>
-              <w:rPr>
-                <w:sz w:val="20"/>
-                <w:szCs w:val="20"/>
-              </w:rPr>
-              <w:t>perceptual IQ</w:t>
+            <w:proofErr w:type="spellStart"/>
+            <w:r>
+              <w:rPr>
+                <w:sz w:val="20"/>
+                <w:szCs w:val="20"/>
+              </w:rPr>
+              <w:t>perceptual</w:t>
+            </w:r>
+            <w:proofErr w:type="spellEnd"/>
+            <w:r>
+              <w:rPr>
+                <w:sz w:val="20"/>
+                <w:szCs w:val="20"/>
+              </w:rPr>
+              <w:t xml:space="preserve"> IQ</w:t>
             </w:r>
           </w:p>
         </w:tc>
@@ -21968,12 +24953,21 @@
                 <w14:ligatures w14:val="none"/>
               </w:rPr>
             </w:pPr>
-            <w:r>
-              <w:rPr>
-                <w:sz w:val="20"/>
-                <w:szCs w:val="20"/>
-              </w:rPr>
-              <w:t>sampling rate</w:t>
+            <w:proofErr w:type="spellStart"/>
+            <w:r>
+              <w:rPr>
+                <w:sz w:val="20"/>
+                <w:szCs w:val="20"/>
+              </w:rPr>
+              <w:t>sampling</w:t>
+            </w:r>
+            <w:proofErr w:type="spellEnd"/>
+            <w:r>
+              <w:rPr>
+                <w:sz w:val="20"/>
+                <w:szCs w:val="20"/>
+              </w:rPr>
+              <w:t xml:space="preserve"> rate</w:t>
             </w:r>
           </w:p>
         </w:tc>
@@ -22214,13 +25208,47 @@
                 <w14:ligatures w14:val="none"/>
               </w:rPr>
             </w:pPr>
-            <w:r>
-              <w:rPr>
-                <w:sz w:val="20"/>
-                <w:szCs w:val="20"/>
-              </w:rPr>
-              <w:t>gaze center deviation</w:t>
-            </w:r>
+            <w:proofErr w:type="spellStart"/>
+            <w:r>
+              <w:rPr>
+                <w:sz w:val="20"/>
+                <w:szCs w:val="20"/>
+              </w:rPr>
+              <w:t>gaze</w:t>
+            </w:r>
+            <w:proofErr w:type="spellEnd"/>
+            <w:r>
+              <w:rPr>
+                <w:sz w:val="20"/>
+                <w:szCs w:val="20"/>
+              </w:rPr>
+              <w:t xml:space="preserve"> </w:t>
+            </w:r>
+            <w:proofErr w:type="spellStart"/>
+            <w:r>
+              <w:rPr>
+                <w:sz w:val="20"/>
+                <w:szCs w:val="20"/>
+              </w:rPr>
+              <w:t>center</w:t>
+            </w:r>
+            <w:proofErr w:type="spellEnd"/>
+            <w:r>
+              <w:rPr>
+                <w:sz w:val="20"/>
+                <w:szCs w:val="20"/>
+              </w:rPr>
+              <w:t xml:space="preserve"> </w:t>
+            </w:r>
+            <w:proofErr w:type="spellStart"/>
+            <w:r>
+              <w:rPr>
+                <w:sz w:val="20"/>
+                <w:szCs w:val="20"/>
+              </w:rPr>
+              <w:t>deviation</w:t>
+            </w:r>
+            <w:proofErr w:type="spellEnd"/>
           </w:p>
         </w:tc>
         <w:tc>
@@ -22460,13 +25488,31 @@
                 <w14:ligatures w14:val="none"/>
               </w:rPr>
             </w:pPr>
-            <w:r>
-              <w:rPr>
-                <w:sz w:val="20"/>
-                <w:szCs w:val="20"/>
-              </w:rPr>
-              <w:t>data quality</w:t>
-            </w:r>
+            <w:proofErr w:type="spellStart"/>
+            <w:r>
+              <w:rPr>
+                <w:sz w:val="20"/>
+                <w:szCs w:val="20"/>
+              </w:rPr>
+              <w:t>data</w:t>
+            </w:r>
+            <w:proofErr w:type="spellEnd"/>
+            <w:r>
+              <w:rPr>
+                <w:sz w:val="20"/>
+                <w:szCs w:val="20"/>
+              </w:rPr>
+              <w:t xml:space="preserve"> </w:t>
+            </w:r>
+            <w:proofErr w:type="spellStart"/>
+            <w:r>
+              <w:rPr>
+                <w:sz w:val="20"/>
+                <w:szCs w:val="20"/>
+              </w:rPr>
+              <w:t>quality</w:t>
+            </w:r>
+            <w:proofErr w:type="spellEnd"/>
           </w:p>
         </w:tc>
         <w:tc>
@@ -22711,8 +25757,17 @@
                 <w:sz w:val="20"/>
                 <w:szCs w:val="20"/>
               </w:rPr>
-              <w:t>S x group</w:t>
-            </w:r>
+              <w:t xml:space="preserve">S x </w:t>
+            </w:r>
+            <w:proofErr w:type="spellStart"/>
+            <w:r>
+              <w:rPr>
+                <w:sz w:val="20"/>
+                <w:szCs w:val="20"/>
+              </w:rPr>
+              <w:t>group</w:t>
+            </w:r>
+            <w:proofErr w:type="spellEnd"/>
           </w:p>
         </w:tc>
         <w:tc>
@@ -23198,12 +26253,21 @@
                 <w14:ligatures w14:val="none"/>
               </w:rPr>
             </w:pPr>
-            <w:r>
-              <w:rPr>
-                <w:sz w:val="20"/>
-                <w:szCs w:val="20"/>
-              </w:rPr>
-              <w:t>group x TP</w:t>
+            <w:proofErr w:type="spellStart"/>
+            <w:r>
+              <w:rPr>
+                <w:sz w:val="20"/>
+                <w:szCs w:val="20"/>
+              </w:rPr>
+              <w:t>group</w:t>
+            </w:r>
+            <w:proofErr w:type="spellEnd"/>
+            <w:r>
+              <w:rPr>
+                <w:sz w:val="20"/>
+                <w:szCs w:val="20"/>
+              </w:rPr>
+              <w:t xml:space="preserve"> x TP</w:t>
             </w:r>
           </w:p>
         </w:tc>
@@ -23782,6 +26846,7 @@
                 <w14:ligatures w14:val="none"/>
               </w:rPr>
             </w:pPr>
+            <w:proofErr w:type="spellStart"/>
             <w:r>
               <w:rPr>
                 <w:rFonts w:eastAsia="Times New Roman" w:cs="Times New Roman"/>
@@ -23792,6 +26857,7 @@
               </w:rPr>
               <w:t>covariate</w:t>
             </w:r>
+            <w:proofErr w:type="spellEnd"/>
           </w:p>
         </w:tc>
         <w:tc>
@@ -23821,6 +26887,7 @@
                 <w14:ligatures w14:val="none"/>
               </w:rPr>
             </w:pPr>
+            <w:proofErr w:type="spellStart"/>
             <w:r>
               <w:rPr>
                 <w:rFonts w:eastAsia="Times New Roman" w:cs="Times New Roman"/>
@@ -23831,6 +26898,7 @@
               </w:rPr>
               <w:t>estimate</w:t>
             </w:r>
+            <w:proofErr w:type="spellEnd"/>
           </w:p>
         </w:tc>
         <w:tc>
@@ -23860,15 +26928,49 @@
                 <w14:ligatures w14:val="none"/>
               </w:rPr>
             </w:pPr>
-            <w:r>
-              <w:rPr>
-                <w:rFonts w:eastAsia="Times New Roman" w:cs="Times New Roman"/>
-                <w:color w:val="222222"/>
-                <w:kern w:val="0"/>
-                <w:lang w:eastAsia="de-DE"/>
-                <w14:ligatures w14:val="none"/>
-              </w:rPr>
-              <w:t>lower bound (2.5%)</w:t>
+            <w:proofErr w:type="spellStart"/>
+            <w:r>
+              <w:rPr>
+                <w:rFonts w:eastAsia="Times New Roman" w:cs="Times New Roman"/>
+                <w:color w:val="222222"/>
+                <w:kern w:val="0"/>
+                <w:lang w:eastAsia="de-DE"/>
+                <w14:ligatures w14:val="none"/>
+              </w:rPr>
+              <w:t>lower</w:t>
+            </w:r>
+            <w:proofErr w:type="spellEnd"/>
+            <w:r>
+              <w:rPr>
+                <w:rFonts w:eastAsia="Times New Roman" w:cs="Times New Roman"/>
+                <w:color w:val="222222"/>
+                <w:kern w:val="0"/>
+                <w:lang w:eastAsia="de-DE"/>
+                <w14:ligatures w14:val="none"/>
+              </w:rPr>
+              <w:t xml:space="preserve"> </w:t>
+            </w:r>
+            <w:proofErr w:type="spellStart"/>
+            <w:r>
+              <w:rPr>
+                <w:rFonts w:eastAsia="Times New Roman" w:cs="Times New Roman"/>
+                <w:color w:val="222222"/>
+                <w:kern w:val="0"/>
+                <w:lang w:eastAsia="de-DE"/>
+                <w14:ligatures w14:val="none"/>
+              </w:rPr>
+              <w:t>bound</w:t>
+            </w:r>
+            <w:proofErr w:type="spellEnd"/>
+            <w:r>
+              <w:rPr>
+                <w:rFonts w:eastAsia="Times New Roman" w:cs="Times New Roman"/>
+                <w:color w:val="222222"/>
+                <w:kern w:val="0"/>
+                <w:lang w:eastAsia="de-DE"/>
+                <w14:ligatures w14:val="none"/>
+              </w:rPr>
+              <w:t xml:space="preserve"> (2.5%)</w:t>
             </w:r>
           </w:p>
         </w:tc>
@@ -23899,15 +27001,49 @@
                 <w14:ligatures w14:val="none"/>
               </w:rPr>
             </w:pPr>
-            <w:r>
-              <w:rPr>
-                <w:rFonts w:eastAsia="Times New Roman" w:cs="Times New Roman"/>
-                <w:color w:val="222222"/>
-                <w:kern w:val="0"/>
-                <w:lang w:eastAsia="de-DE"/>
-                <w14:ligatures w14:val="none"/>
-              </w:rPr>
-              <w:t>upper bound (97.5%)</w:t>
+            <w:proofErr w:type="spellStart"/>
+            <w:r>
+              <w:rPr>
+                <w:rFonts w:eastAsia="Times New Roman" w:cs="Times New Roman"/>
+                <w:color w:val="222222"/>
+                <w:kern w:val="0"/>
+                <w:lang w:eastAsia="de-DE"/>
+                <w14:ligatures w14:val="none"/>
+              </w:rPr>
+              <w:t>upper</w:t>
+            </w:r>
+            <w:proofErr w:type="spellEnd"/>
+            <w:r>
+              <w:rPr>
+                <w:rFonts w:eastAsia="Times New Roman" w:cs="Times New Roman"/>
+                <w:color w:val="222222"/>
+                <w:kern w:val="0"/>
+                <w:lang w:eastAsia="de-DE"/>
+                <w14:ligatures w14:val="none"/>
+              </w:rPr>
+              <w:t xml:space="preserve"> </w:t>
+            </w:r>
+            <w:proofErr w:type="spellStart"/>
+            <w:r>
+              <w:rPr>
+                <w:rFonts w:eastAsia="Times New Roman" w:cs="Times New Roman"/>
+                <w:color w:val="222222"/>
+                <w:kern w:val="0"/>
+                <w:lang w:eastAsia="de-DE"/>
+                <w14:ligatures w14:val="none"/>
+              </w:rPr>
+              <w:t>bound</w:t>
+            </w:r>
+            <w:proofErr w:type="spellEnd"/>
+            <w:r>
+              <w:rPr>
+                <w:rFonts w:eastAsia="Times New Roman" w:cs="Times New Roman"/>
+                <w:color w:val="222222"/>
+                <w:kern w:val="0"/>
+                <w:lang w:eastAsia="de-DE"/>
+                <w14:ligatures w14:val="none"/>
+              </w:rPr>
+              <w:t xml:space="preserve"> (97.5%)</w:t>
             </w:r>
           </w:p>
         </w:tc>
@@ -23936,16 +27072,40 @@
                 <w14:ligatures w14:val="none"/>
               </w:rPr>
             </w:pPr>
-            <w:r>
-              <w:rPr>
-                <w:rFonts w:eastAsia="Times New Roman" w:cs="Times New Roman"/>
-                <w:color w:val="222222"/>
-                <w:kern w:val="0"/>
-                <w:lang w:eastAsia="de-DE"/>
-                <w14:ligatures w14:val="none"/>
-              </w:rPr>
-              <w:t>video luminance</w:t>
-            </w:r>
+            <w:proofErr w:type="spellStart"/>
+            <w:r>
+              <w:rPr>
+                <w:rFonts w:eastAsia="Times New Roman" w:cs="Times New Roman"/>
+                <w:color w:val="222222"/>
+                <w:kern w:val="0"/>
+                <w:lang w:eastAsia="de-DE"/>
+                <w14:ligatures w14:val="none"/>
+              </w:rPr>
+              <w:t>video</w:t>
+            </w:r>
+            <w:proofErr w:type="spellEnd"/>
+            <w:r>
+              <w:rPr>
+                <w:rFonts w:eastAsia="Times New Roman" w:cs="Times New Roman"/>
+                <w:color w:val="222222"/>
+                <w:kern w:val="0"/>
+                <w:lang w:eastAsia="de-DE"/>
+                <w14:ligatures w14:val="none"/>
+              </w:rPr>
+              <w:t xml:space="preserve"> </w:t>
+            </w:r>
+            <w:proofErr w:type="spellStart"/>
+            <w:r>
+              <w:rPr>
+                <w:rFonts w:eastAsia="Times New Roman" w:cs="Times New Roman"/>
+                <w:color w:val="222222"/>
+                <w:kern w:val="0"/>
+                <w:lang w:eastAsia="de-DE"/>
+                <w14:ligatures w14:val="none"/>
+              </w:rPr>
+              <w:t>luminance</w:t>
+            </w:r>
+            <w:proofErr w:type="spellEnd"/>
           </w:p>
         </w:tc>
         <w:tc>
@@ -24078,6 +27238,7 @@
                 <w14:ligatures w14:val="none"/>
               </w:rPr>
             </w:pPr>
+            <w:proofErr w:type="spellStart"/>
             <w:r>
               <w:rPr>
                 <w:rFonts w:eastAsia="Times New Roman" w:cs="Times New Roman"/>
@@ -24088,6 +27249,7 @@
               </w:rPr>
               <w:t>age</w:t>
             </w:r>
+            <w:proofErr w:type="spellEnd"/>
           </w:p>
         </w:tc>
         <w:tc>
@@ -24427,16 +27589,62 @@
                 <w14:ligatures w14:val="none"/>
               </w:rPr>
             </w:pPr>
-            <w:r>
-              <w:rPr>
-                <w:rFonts w:eastAsia="Times New Roman" w:cs="Times New Roman"/>
-                <w:color w:val="222222"/>
-                <w:kern w:val="0"/>
-                <w:lang w:eastAsia="de-DE"/>
-                <w14:ligatures w14:val="none"/>
-              </w:rPr>
-              <w:t>gaze center deviation</w:t>
-            </w:r>
+            <w:proofErr w:type="spellStart"/>
+            <w:r>
+              <w:rPr>
+                <w:rFonts w:eastAsia="Times New Roman" w:cs="Times New Roman"/>
+                <w:color w:val="222222"/>
+                <w:kern w:val="0"/>
+                <w:lang w:eastAsia="de-DE"/>
+                <w14:ligatures w14:val="none"/>
+              </w:rPr>
+              <w:t>gaze</w:t>
+            </w:r>
+            <w:proofErr w:type="spellEnd"/>
+            <w:r>
+              <w:rPr>
+                <w:rFonts w:eastAsia="Times New Roman" w:cs="Times New Roman"/>
+                <w:color w:val="222222"/>
+                <w:kern w:val="0"/>
+                <w:lang w:eastAsia="de-DE"/>
+                <w14:ligatures w14:val="none"/>
+              </w:rPr>
+              <w:t xml:space="preserve"> </w:t>
+            </w:r>
+            <w:proofErr w:type="spellStart"/>
+            <w:r>
+              <w:rPr>
+                <w:rFonts w:eastAsia="Times New Roman" w:cs="Times New Roman"/>
+                <w:color w:val="222222"/>
+                <w:kern w:val="0"/>
+                <w:lang w:eastAsia="de-DE"/>
+                <w14:ligatures w14:val="none"/>
+              </w:rPr>
+              <w:t>center</w:t>
+            </w:r>
+            <w:proofErr w:type="spellEnd"/>
+            <w:r>
+              <w:rPr>
+                <w:rFonts w:eastAsia="Times New Roman" w:cs="Times New Roman"/>
+                <w:color w:val="222222"/>
+                <w:kern w:val="0"/>
+                <w:lang w:eastAsia="de-DE"/>
+                <w14:ligatures w14:val="none"/>
+              </w:rPr>
+              <w:t xml:space="preserve"> </w:t>
+            </w:r>
+            <w:proofErr w:type="spellStart"/>
+            <w:r>
+              <w:rPr>
+                <w:rFonts w:eastAsia="Times New Roman" w:cs="Times New Roman"/>
+                <w:color w:val="222222"/>
+                <w:kern w:val="0"/>
+                <w:lang w:eastAsia="de-DE"/>
+                <w14:ligatures w14:val="none"/>
+              </w:rPr>
+              <w:t>deviation</w:t>
+            </w:r>
+            <w:proofErr w:type="spellEnd"/>
           </w:p>
         </w:tc>
         <w:tc>
@@ -24771,451 +27979,6 @@
         </w:tc>
       </w:tr>
     </w:tbl>
-    <w:p>
-      <w:pPr>
-        <w:shd w:val="clear" w:color="auto" w:fill="FCFCFC"/>
-        <w:spacing w:after="135" w:line="240" w:lineRule="auto"/>
-        <w:outlineLvl w:val="0"/>
-        <w:rPr>
-          <w:rFonts w:eastAsia="Times New Roman" w:cs="Open Sans"/>
-          <w:color w:val="444444"/>
-          <w:kern w:val="36"/>
-          <w:sz w:val="40"/>
-          <w:szCs w:val="40"/>
-          <w:lang w:val="en-US" w:eastAsia="de-DE"/>
-          <w14:ligatures w14:val="none"/>
-        </w:rPr>
-      </w:pPr>
-    </w:p>
-    <w:p>
-      <w:pPr>
-        <w:rPr>
-          <w:rFonts w:eastAsia="Times New Roman" w:cs="Open Sans"/>
-          <w:color w:val="444444"/>
-          <w:kern w:val="36"/>
-          <w:sz w:val="51"/>
-          <w:szCs w:val="51"/>
-          <w:lang w:eastAsia="de-DE"/>
-          <w14:ligatures w14:val="none"/>
-        </w:rPr>
-        <w:sectPr>
-          <w:pgSz w:w="11906" w:h="16838"/>
-          <w:pgMar w:top="1417" w:right="1417" w:bottom="1134" w:left="1417" w:header="708" w:footer="708" w:gutter="0"/>
-          <w:cols w:space="708"/>
-          <w:docGrid w:linePitch="360"/>
-        </w:sectPr>
-      </w:pPr>
-    </w:p>
-    <w:p>
-      <w:pPr>
-        <w:shd w:val="clear" w:color="auto" w:fill="FCFCFC"/>
-        <w:spacing w:after="135" w:line="240" w:lineRule="auto"/>
-        <w:outlineLvl w:val="0"/>
-        <w:rPr>
-          <w:rFonts w:eastAsia="Times New Roman" w:cs="Open Sans"/>
-          <w:color w:val="444444"/>
-          <w:kern w:val="36"/>
-          <w:sz w:val="40"/>
-          <w:szCs w:val="40"/>
-          <w:lang w:val="en-US" w:eastAsia="de-DE"/>
-          <w14:ligatures w14:val="none"/>
-        </w:rPr>
-      </w:pPr>
-      <w:bookmarkStart w:id="11" w:name="_Toc177375179"/>
-      <w:r>
-        <w:rPr>
-          <w:rFonts w:eastAsia="Times New Roman" w:cs="Open Sans"/>
-          <w:color w:val="444444"/>
-          <w:kern w:val="36"/>
-          <w:sz w:val="40"/>
-          <w:szCs w:val="40"/>
-          <w:lang w:val="en-US" w:eastAsia="de-DE"/>
-          <w14:ligatures w14:val="none"/>
-        </w:rPr>
-        <w:lastRenderedPageBreak/>
-        <w:t>supplement 19</w:t>
-      </w:r>
-      <w:r>
-        <w:rPr>
-          <w:rFonts w:eastAsia="Times New Roman" w:cs="Open Sans"/>
-          <w:color w:val="444444"/>
-          <w:kern w:val="36"/>
-          <w:sz w:val="40"/>
-          <w:szCs w:val="40"/>
-          <w:lang w:val="en-US" w:eastAsia="de-DE"/>
-          <w14:ligatures w14:val="none"/>
-        </w:rPr>
-        <w:t xml:space="preserve"> - </w:t>
-      </w:r>
-      <w:r>
-        <w:rPr>
-          <w:rFonts w:eastAsia="Times New Roman" w:cs="Open Sans"/>
-          <w:color w:val="444444"/>
-          <w:kern w:val="36"/>
-          <w:sz w:val="40"/>
-          <w:szCs w:val="40"/>
-          <w:lang w:val="en-US" w:eastAsia="de-DE"/>
-          <w14:ligatures w14:val="none"/>
-        </w:rPr>
-        <w:t>Bayesian posterior estimate MCMC chain convergence</w:t>
-      </w:r>
-      <w:bookmarkEnd w:id="11"/>
-    </w:p>
-    <w:p>
-      <w:pPr>
-        <w:shd w:val="clear" w:color="auto" w:fill="FCFCFC"/>
-        <w:spacing w:after="135" w:line="240" w:lineRule="auto"/>
-        <w:outlineLvl w:val="0"/>
-        <w:rPr>
-          <w:rFonts w:eastAsia="Times New Roman" w:cs="Open Sans"/>
-          <w:color w:val="444444"/>
-          <w:kern w:val="36"/>
-          <w:sz w:val="40"/>
-          <w:szCs w:val="40"/>
-          <w:lang w:val="en-US" w:eastAsia="de-DE"/>
-          <w14:ligatures w14:val="none"/>
-        </w:rPr>
-      </w:pPr>
-      <w:bookmarkStart w:id="12" w:name="_Toc164864734"/>
-      <w:bookmarkStart w:id="13" w:name="_Toc177035617"/>
-      <w:bookmarkStart w:id="14" w:name="_Toc177375180"/>
-      <w:r>
-        <w:rPr>
-          <w:rFonts w:eastAsia="Times New Roman" w:cs="Open Sans"/>
-          <w:noProof/>
-          <w:color w:val="444444"/>
-          <w:kern w:val="36"/>
-          <w:sz w:val="40"/>
-          <w:szCs w:val="40"/>
-          <w:lang w:val="en-US" w:eastAsia="de-DE"/>
-        </w:rPr>
-        <w:drawing>
-          <wp:inline distT="0" distB="0" distL="0" distR="0" wp14:anchorId="29A2C694" wp14:editId="6E5349DB">
-            <wp:extent cx="8110330" cy="4866426"/>
-            <wp:effectExtent l="0" t="0" r="5080" b="0"/>
-            <wp:docPr id="588613369" name="Grafik 8" descr="Ein Bild, das Text, Schrift, Screenshot, Design enthält.&#10;&#10;Automatisch generierte Beschreibung"/>
-            <wp:cNvGraphicFramePr>
-              <a:graphicFrameLocks xmlns:a="http://schemas.openxmlformats.org/drawingml/2006/main" noChangeAspect="1"/>
-            </wp:cNvGraphicFramePr>
-            <a:graphic xmlns:a="http://schemas.openxmlformats.org/drawingml/2006/main">
-              <a:graphicData uri="http://schemas.openxmlformats.org/drawingml/2006/picture">
-                <pic:pic xmlns:pic="http://schemas.openxmlformats.org/drawingml/2006/picture">
-                  <pic:nvPicPr>
-                    <pic:cNvPr id="588613369" name="Grafik 8" descr="Ein Bild, das Text, Schrift, Screenshot, Design enthält.&#10;&#10;Automatisch generierte Beschreibung"/>
-                    <pic:cNvPicPr/>
-                  </pic:nvPicPr>
-                  <pic:blipFill>
-                    <a:blip r:embed="rId10" cstate="print">
-                      <a:extLst>
-                        <a:ext uri="{28A0092B-C50C-407E-A947-70E740481C1C}">
-                          <a14:useLocalDpi xmlns:a14="http://schemas.microsoft.com/office/drawing/2010/main" val="0"/>
-                        </a:ext>
-                      </a:extLst>
-                    </a:blip>
-                    <a:stretch>
-                      <a:fillRect/>
-                    </a:stretch>
-                  </pic:blipFill>
-                  <pic:spPr>
-                    <a:xfrm>
-                      <a:off x="0" y="0"/>
-                      <a:ext cx="8120890" cy="4872763"/>
-                    </a:xfrm>
-                    <a:prstGeom prst="rect">
-                      <a:avLst/>
-                    </a:prstGeom>
-                  </pic:spPr>
-                </pic:pic>
-              </a:graphicData>
-            </a:graphic>
-          </wp:inline>
-        </w:drawing>
-      </w:r>
-      <w:bookmarkEnd w:id="12"/>
-      <w:bookmarkEnd w:id="13"/>
-      <w:bookmarkEnd w:id="14"/>
-    </w:p>
-    <w:p>
-      <w:pPr>
-        <w:shd w:val="clear" w:color="auto" w:fill="FCFCFC"/>
-        <w:spacing w:after="135" w:line="240" w:lineRule="auto"/>
-        <w:rPr>
-          <w:rFonts w:eastAsia="Times New Roman" w:cs="Open Sans"/>
-          <w:color w:val="777777"/>
-          <w:kern w:val="0"/>
-          <w:sz w:val="20"/>
-          <w:szCs w:val="20"/>
-          <w:lang w:eastAsia="de-DE"/>
-          <w14:ligatures w14:val="none"/>
-        </w:rPr>
-        <w:sectPr>
-          <w:pgSz w:w="16838" w:h="11906" w:orient="landscape"/>
-          <w:pgMar w:top="1418" w:right="1418" w:bottom="1418" w:left="1134" w:header="708" w:footer="708" w:gutter="0"/>
-          <w:cols w:space="708"/>
-          <w:docGrid w:linePitch="360"/>
-        </w:sectPr>
-      </w:pPr>
-    </w:p>
-    <w:p>
-      <w:pPr>
-        <w:shd w:val="clear" w:color="auto" w:fill="FCFCFC"/>
-        <w:spacing w:after="135" w:line="240" w:lineRule="auto"/>
-        <w:outlineLvl w:val="0"/>
-        <w:rPr>
-          <w:rFonts w:eastAsia="Times New Roman" w:cs="Open Sans"/>
-          <w:color w:val="444444"/>
-          <w:kern w:val="36"/>
-          <w:sz w:val="40"/>
-          <w:szCs w:val="40"/>
-          <w:lang w:val="en-US" w:eastAsia="de-DE"/>
-          <w14:ligatures w14:val="none"/>
-        </w:rPr>
-      </w:pPr>
-      <w:bookmarkStart w:id="15" w:name="_Toc177375181"/>
-      <w:r>
-        <w:rPr>
-          <w:rFonts w:eastAsia="Times New Roman" w:cs="Open Sans"/>
-          <w:color w:val="444444"/>
-          <w:kern w:val="36"/>
-          <w:sz w:val="40"/>
-          <w:szCs w:val="40"/>
-          <w:lang w:val="en-US" w:eastAsia="de-DE"/>
-          <w14:ligatures w14:val="none"/>
-        </w:rPr>
-        <w:lastRenderedPageBreak/>
-        <w:t>supplement 20</w:t>
-      </w:r>
-      <w:r>
-        <w:rPr>
-          <w:rFonts w:eastAsia="Times New Roman" w:cs="Open Sans"/>
-          <w:color w:val="444444"/>
-          <w:kern w:val="36"/>
-          <w:sz w:val="40"/>
-          <w:szCs w:val="40"/>
-          <w:lang w:val="en-US" w:eastAsia="de-DE"/>
-          <w14:ligatures w14:val="none"/>
-        </w:rPr>
-        <w:t xml:space="preserve"> - </w:t>
-      </w:r>
-      <w:r>
-        <w:rPr>
-          <w:rFonts w:eastAsia="Times New Roman" w:cs="Open Sans"/>
-          <w:color w:val="444444"/>
-          <w:kern w:val="36"/>
-          <w:sz w:val="40"/>
-          <w:szCs w:val="40"/>
-          <w:lang w:val="en-US" w:eastAsia="de-DE"/>
-          <w14:ligatures w14:val="none"/>
-        </w:rPr>
-        <w:t>histograms of per-participant estimates</w:t>
-      </w:r>
-      <w:bookmarkEnd w:id="15"/>
-    </w:p>
-    <w:p>
-      <w:pPr>
-        <w:shd w:val="clear" w:color="auto" w:fill="FCFCFC"/>
-        <w:spacing w:after="135" w:line="240" w:lineRule="auto"/>
-        <w:rPr>
-          <w:rFonts w:eastAsia="Times New Roman" w:cs="Open Sans"/>
-          <w:color w:val="777777"/>
-          <w:kern w:val="0"/>
-          <w:sz w:val="20"/>
-          <w:szCs w:val="20"/>
-          <w:lang w:eastAsia="de-DE"/>
-          <w14:ligatures w14:val="none"/>
-        </w:rPr>
-      </w:pPr>
-      <w:r>
-        <w:rPr>
-          <w:rFonts w:eastAsia="Times New Roman" w:cs="Open Sans"/>
-          <w:noProof/>
-          <w:color w:val="777777"/>
-          <w:kern w:val="0"/>
-          <w:sz w:val="20"/>
-          <w:szCs w:val="20"/>
-          <w:lang w:eastAsia="de-DE"/>
-          <w14:ligatures w14:val="none"/>
-        </w:rPr>
-        <w:drawing>
-          <wp:inline distT="0" distB="0" distL="0" distR="0" wp14:anchorId="772C298C" wp14:editId="561FE410">
-            <wp:extent cx="5385435" cy="8078155"/>
-            <wp:effectExtent l="0" t="0" r="5715" b="0"/>
-            <wp:docPr id="2" name="Bild 2" descr="Ein Bild, das Diagramm, Text enthält.&#10;&#10;Automatisch generierte Beschreibung"/>
-            <wp:cNvGraphicFramePr>
-              <a:graphicFrameLocks xmlns:a="http://schemas.openxmlformats.org/drawingml/2006/main" noChangeAspect="1"/>
-            </wp:cNvGraphicFramePr>
-            <a:graphic xmlns:a="http://schemas.openxmlformats.org/drawingml/2006/main">
-              <a:graphicData uri="http://schemas.openxmlformats.org/drawingml/2006/picture">
-                <pic:pic xmlns:pic="http://schemas.openxmlformats.org/drawingml/2006/picture">
-                  <pic:nvPicPr>
-                    <pic:cNvPr id="2" name="Bild 2" descr="Ein Bild, das Diagramm, Text enthält.&#10;&#10;Automatisch generierte Beschreibung"/>
-                    <pic:cNvPicPr>
-                      <a:picLocks noChangeAspect="1" noChangeArrowheads="1"/>
-                    </pic:cNvPicPr>
-                  </pic:nvPicPr>
-                  <pic:blipFill>
-                    <a:blip r:embed="rId11" cstate="print">
-                      <a:extLst>
-                        <a:ext uri="{28A0092B-C50C-407E-A947-70E740481C1C}">
-                          <a14:useLocalDpi xmlns:a14="http://schemas.microsoft.com/office/drawing/2010/main" val="0"/>
-                        </a:ext>
-                      </a:extLst>
-                    </a:blip>
-                    <a:srcRect/>
-                    <a:stretch>
-                      <a:fillRect/>
-                    </a:stretch>
-                  </pic:blipFill>
-                  <pic:spPr bwMode="auto">
-                    <a:xfrm>
-                      <a:off x="0" y="0"/>
-                      <a:ext cx="5408867" cy="8113303"/>
-                    </a:xfrm>
-                    <a:prstGeom prst="rect">
-                      <a:avLst/>
-                    </a:prstGeom>
-                    <a:noFill/>
-                    <a:ln>
-                      <a:noFill/>
-                    </a:ln>
-                  </pic:spPr>
-                </pic:pic>
-              </a:graphicData>
-            </a:graphic>
-          </wp:inline>
-        </w:drawing>
-      </w:r>
-    </w:p>
-    <w:p>
-      <w:pPr>
-        <w:shd w:val="clear" w:color="auto" w:fill="FCFCFC"/>
-        <w:spacing w:after="135" w:line="240" w:lineRule="auto"/>
-        <w:outlineLvl w:val="0"/>
-        <w:rPr>
-          <w:rFonts w:eastAsia="Times New Roman" w:cs="Open Sans"/>
-          <w:color w:val="444444"/>
-          <w:kern w:val="36"/>
-          <w:sz w:val="40"/>
-          <w:szCs w:val="40"/>
-          <w:lang w:val="en-US" w:eastAsia="de-DE"/>
-          <w14:ligatures w14:val="none"/>
-        </w:rPr>
-      </w:pPr>
-      <w:bookmarkStart w:id="16" w:name="_Toc177375182"/>
-      <w:r>
-        <w:rPr>
-          <w:rFonts w:eastAsia="Times New Roman" w:cs="Open Sans"/>
-          <w:color w:val="444444"/>
-          <w:kern w:val="36"/>
-          <w:sz w:val="40"/>
-          <w:szCs w:val="40"/>
-          <w:lang w:val="en-US" w:eastAsia="de-DE"/>
-          <w14:ligatures w14:val="none"/>
-        </w:rPr>
-        <w:lastRenderedPageBreak/>
-        <w:t>supplement 21</w:t>
-      </w:r>
-      <w:r>
-        <w:rPr>
-          <w:rFonts w:eastAsia="Times New Roman" w:cs="Open Sans"/>
-          <w:color w:val="444444"/>
-          <w:kern w:val="36"/>
-          <w:sz w:val="40"/>
-          <w:szCs w:val="40"/>
-          <w:lang w:val="en-US" w:eastAsia="de-DE"/>
-          <w14:ligatures w14:val="none"/>
-        </w:rPr>
-        <w:t xml:space="preserve">- </w:t>
-      </w:r>
-      <w:r>
-        <w:rPr>
-          <w:rFonts w:eastAsia="Times New Roman" w:cs="Open Sans"/>
-          <w:color w:val="444444"/>
-          <w:kern w:val="36"/>
-          <w:sz w:val="40"/>
-          <w:szCs w:val="40"/>
-          <w:lang w:val="en-US" w:eastAsia="de-DE"/>
-          <w14:ligatures w14:val="none"/>
-        </w:rPr>
-        <w:t>histograms of per-trial estimates</w:t>
-      </w:r>
-      <w:bookmarkEnd w:id="16"/>
-    </w:p>
-    <w:p>
-      <w:pPr>
-        <w:shd w:val="clear" w:color="auto" w:fill="FCFCFC"/>
-        <w:spacing w:after="135" w:line="240" w:lineRule="auto"/>
-        <w:rPr>
-          <w:rFonts w:eastAsia="Times New Roman" w:cs="Open Sans"/>
-          <w:color w:val="777777"/>
-          <w:kern w:val="0"/>
-          <w:sz w:val="20"/>
-          <w:szCs w:val="20"/>
-          <w:lang w:eastAsia="de-DE"/>
-          <w14:ligatures w14:val="none"/>
-        </w:rPr>
-      </w:pPr>
-      <w:r>
-        <w:rPr>
-          <w:rFonts w:eastAsia="Times New Roman" w:cs="Open Sans"/>
-          <w:noProof/>
-          <w:color w:val="777777"/>
-          <w:kern w:val="0"/>
-          <w:sz w:val="20"/>
-          <w:szCs w:val="20"/>
-          <w:lang w:eastAsia="de-DE"/>
-          <w14:ligatures w14:val="none"/>
-        </w:rPr>
-        <w:drawing>
-          <wp:inline distT="0" distB="0" distL="0" distR="0" wp14:anchorId="40AC84D3" wp14:editId="58E6B567">
-            <wp:extent cx="5343276" cy="8014915"/>
-            <wp:effectExtent l="0" t="0" r="0" b="5715"/>
-            <wp:docPr id="3" name="Bild 3" descr="Ein Bild, das Diagramm, Text enthält.&#10;&#10;Automatisch generierte Beschreibung"/>
-            <wp:cNvGraphicFramePr>
-              <a:graphicFrameLocks xmlns:a="http://schemas.openxmlformats.org/drawingml/2006/main" noChangeAspect="1"/>
-            </wp:cNvGraphicFramePr>
-            <a:graphic xmlns:a="http://schemas.openxmlformats.org/drawingml/2006/main">
-              <a:graphicData uri="http://schemas.openxmlformats.org/drawingml/2006/picture">
-                <pic:pic xmlns:pic="http://schemas.openxmlformats.org/drawingml/2006/picture">
-                  <pic:nvPicPr>
-                    <pic:cNvPr id="3" name="Bild 3" descr="Ein Bild, das Diagramm, Text enthält.&#10;&#10;Automatisch generierte Beschreibung"/>
-                    <pic:cNvPicPr>
-                      <a:picLocks noChangeAspect="1" noChangeArrowheads="1"/>
-                    </pic:cNvPicPr>
-                  </pic:nvPicPr>
-                  <pic:blipFill>
-                    <a:blip r:embed="rId12" cstate="print">
-                      <a:extLst>
-                        <a:ext uri="{28A0092B-C50C-407E-A947-70E740481C1C}">
-                          <a14:useLocalDpi xmlns:a14="http://schemas.microsoft.com/office/drawing/2010/main" val="0"/>
-                        </a:ext>
-                      </a:extLst>
-                    </a:blip>
-                    <a:srcRect/>
-                    <a:stretch>
-                      <a:fillRect/>
-                    </a:stretch>
-                  </pic:blipFill>
-                  <pic:spPr bwMode="auto">
-                    <a:xfrm>
-                      <a:off x="0" y="0"/>
-                      <a:ext cx="5374852" cy="8062278"/>
-                    </a:xfrm>
-                    <a:prstGeom prst="rect">
-                      <a:avLst/>
-                    </a:prstGeom>
-                    <a:noFill/>
-                    <a:ln>
-                      <a:noFill/>
-                    </a:ln>
-                  </pic:spPr>
-                </pic:pic>
-              </a:graphicData>
-            </a:graphic>
-          </wp:inline>
-        </w:drawing>
-      </w:r>
-    </w:p>
     <w:p>
       <w:pPr>
         <w:pStyle w:val="berschrift1"/>
@@ -25243,7 +28006,7 @@
 </file>
 
 <file path=word/numbering.xml><?xml version="1.0" encoding="utf-8"?>
-<w:numbering xmlns:wpc="http://schemas.microsoft.com/office/word/2010/wordprocessingCanvas" xmlns:cx="http://schemas.microsoft.com/office/drawing/2014/chartex" xmlns:cx1="http://schemas.microsoft.com/office/drawing/2015/9/8/chartex" xmlns:cx2="http://schemas.microsoft.com/office/drawing/2015/10/21/chartex" xmlns:cx3="http://schemas.microsoft.com/office/drawing/2016/5/9/chartex" xmlns:cx4="http://schemas.microsoft.com/office/drawing/2016/5/10/chartex" xmlns:cx5="http://schemas.microsoft.com/office/drawing/2016/5/11/chartex" xmlns:cx6="http://schemas.microsoft.com/office/drawing/2016/5/12/chartex" xmlns:cx7="http://schemas.microsoft.com/office/drawing/2016/5/13/chartex" xmlns:cx8="http://schemas.microsoft.com/office/drawing/2016/5/14/chartex" xmlns:mc="http://schemas.openxmlformats.org/markup-compatibility/2006" xmlns:aink="http://schemas.microsoft.com/office/drawing/2016/ink" xmlns:am3d="http://schemas.microsoft.com/office/drawing/2017/model3d" xmlns:o="urn:schemas-microsoft-com:office:office" xmlns:oel="http://schemas.microsoft.com/office/2019/extlst" xmlns:r="http://schemas.openxmlformats.org/officeDocument/2006/relationships" xmlns:m="http://schemas.openxmlformats.org/officeDocument/2006/math" xmlns:v="urn:schemas-microsoft-com:vml" xmlns:wp14="http://schemas.microsoft.com/office/word/2010/wordprocessingDrawing" xmlns:wp="http://schemas.openxmlformats.org/drawingml/2006/wordprocessingDrawing" xmlns:w10="urn:schemas-microsoft-com:office:word" xmlns:w="http://schemas.openxmlformats.org/wordprocessingml/2006/main" xmlns:w14="http://schemas.microsoft.com/office/word/2010/wordml" xmlns:w15="http://schemas.microsoft.com/office/word/2012/wordml" xmlns:w16cex="http://schemas.microsoft.com/office/word/2018/wordml/cex" xmlns:w16cid="http://schemas.microsoft.com/office/word/2016/wordml/cid" xmlns:w16="http://schemas.microsoft.com/office/word/2018/wordml" xmlns:w16du="http://schemas.microsoft.com/office/word/2023/wordml/word16du" xmlns:w16sdtdh="http://schemas.microsoft.com/office/word/2020/wordml/sdtdatahash" xmlns:w16se="http://schemas.microsoft.com/office/word/2015/wordml/symex" xmlns:wpg="http://schemas.microsoft.com/office/word/2010/wordprocessingGroup" xmlns:wpi="http://schemas.microsoft.com/office/word/2010/wordprocessingInk" xmlns:wne="http://schemas.microsoft.com/office/word/2006/wordml" xmlns:wps="http://schemas.microsoft.com/office/word/2010/wordprocessingShape" mc:Ignorable="w14 w15 w16se w16cid w16 w16cex w16sdtdh w16du wp14">
+<w:numbering xmlns:wpc="http://schemas.microsoft.com/office/word/2010/wordprocessingCanvas" xmlns:cx="http://schemas.microsoft.com/office/drawing/2014/chartex" xmlns:cx1="http://schemas.microsoft.com/office/drawing/2015/9/8/chartex" xmlns:cx2="http://schemas.microsoft.com/office/drawing/2015/10/21/chartex" xmlns:cx3="http://schemas.microsoft.com/office/drawing/2016/5/9/chartex" xmlns:cx4="http://schemas.microsoft.com/office/drawing/2016/5/10/chartex" xmlns:cx5="http://schemas.microsoft.com/office/drawing/2016/5/11/chartex" xmlns:cx6="http://schemas.microsoft.com/office/drawing/2016/5/12/chartex" xmlns:cx7="http://schemas.microsoft.com/office/drawing/2016/5/13/chartex" xmlns:cx8="http://schemas.microsoft.com/office/drawing/2016/5/14/chartex" xmlns:mc="http://schemas.openxmlformats.org/markup-compatibility/2006" xmlns:aink="http://schemas.microsoft.com/office/drawing/2016/ink" xmlns:am3d="http://schemas.microsoft.com/office/drawing/2017/model3d" xmlns:o="urn:schemas-microsoft-com:office:office" xmlns:oel="http://schemas.microsoft.com/office/2019/extlst" xmlns:r="http://schemas.openxmlformats.org/officeDocument/2006/relationships" xmlns:m="http://schemas.openxmlformats.org/officeDocument/2006/math" xmlns:v="urn:schemas-microsoft-com:vml" xmlns:wp14="http://schemas.microsoft.com/office/word/2010/wordprocessingDrawing" xmlns:wp="http://schemas.openxmlformats.org/drawingml/2006/wordprocessingDrawing" xmlns:w10="urn:schemas-microsoft-com:office:word" xmlns:w="http://schemas.openxmlformats.org/wordprocessingml/2006/main" xmlns:w14="http://schemas.microsoft.com/office/word/2010/wordml" xmlns:w15="http://schemas.microsoft.com/office/word/2012/wordml" xmlns:w16cex="http://schemas.microsoft.com/office/word/2018/wordml/cex" xmlns:w16cid="http://schemas.microsoft.com/office/word/2016/wordml/cid" xmlns:w16="http://schemas.microsoft.com/office/word/2018/wordml" xmlns:w16du="http://schemas.microsoft.com/office/word/2023/wordml/word16du" xmlns:w16sdtdh="http://schemas.microsoft.com/office/word/2020/wordml/sdtdatahash" xmlns:w16sdtfl="http://schemas.microsoft.com/office/word/2024/wordml/sdtformatlock" xmlns:w16se="http://schemas.microsoft.com/office/word/2015/wordml/symex" xmlns:wpg="http://schemas.microsoft.com/office/word/2010/wordprocessingGroup" xmlns:wpi="http://schemas.microsoft.com/office/word/2010/wordprocessingInk" xmlns:wne="http://schemas.microsoft.com/office/word/2006/wordml" xmlns:wps="http://schemas.microsoft.com/office/word/2010/wordprocessingShape" mc:Ignorable="w14 w15 w16se w16cid w16 w16cex w16sdtdh w16sdtfl w16du wp14">
   <w:abstractNum w:abstractNumId="0" w15:restartNumberingAfterBreak="0">
     <w:nsid w:val="7609070C"/>
     <w:multiLevelType w:val="multilevel"/>
@@ -25400,7 +28163,7 @@
 </file>
 
 <file path=word/styles.xml><?xml version="1.0" encoding="utf-8"?>
-<w:styles xmlns:mc="http://schemas.openxmlformats.org/markup-compatibility/2006" xmlns:r="http://schemas.openxmlformats.org/officeDocument/2006/relationships" xmlns:w="http://schemas.openxmlformats.org/wordprocessingml/2006/main" xmlns:w14="http://schemas.microsoft.com/office/word/2010/wordml" xmlns:w15="http://schemas.microsoft.com/office/word/2012/wordml" xmlns:w16cex="http://schemas.microsoft.com/office/word/2018/wordml/cex" xmlns:w16cid="http://schemas.microsoft.com/office/word/2016/wordml/cid" xmlns:w16="http://schemas.microsoft.com/office/word/2018/wordml" xmlns:w16du="http://schemas.microsoft.com/office/word/2023/wordml/word16du" xmlns:w16sdtdh="http://schemas.microsoft.com/office/word/2020/wordml/sdtdatahash" xmlns:w16se="http://schemas.microsoft.com/office/word/2015/wordml/symex" mc:Ignorable="w14 w15 w16se w16cid w16 w16cex w16sdtdh w16du">
+<w:styles xmlns:mc="http://schemas.openxmlformats.org/markup-compatibility/2006" xmlns:r="http://schemas.openxmlformats.org/officeDocument/2006/relationships" xmlns:w="http://schemas.openxmlformats.org/wordprocessingml/2006/main" xmlns:w14="http://schemas.microsoft.com/office/word/2010/wordml" xmlns:w15="http://schemas.microsoft.com/office/word/2012/wordml" xmlns:w16cex="http://schemas.microsoft.com/office/word/2018/wordml/cex" xmlns:w16cid="http://schemas.microsoft.com/office/word/2016/wordml/cid" xmlns:w16="http://schemas.microsoft.com/office/word/2018/wordml" xmlns:w16du="http://schemas.microsoft.com/office/word/2023/wordml/word16du" xmlns:w16sdtdh="http://schemas.microsoft.com/office/word/2020/wordml/sdtdatahash" xmlns:w16sdtfl="http://schemas.microsoft.com/office/word/2024/wordml/sdtformatlock" xmlns:w16se="http://schemas.microsoft.com/office/word/2015/wordml/symex" mc:Ignorable="w14 w15 w16se w16cid w16 w16cex w16sdtdh w16sdtfl w16du">
   <w:docDefaults>
     <w:rPrDefault>
       <w:rPr>
@@ -25799,7 +28562,7 @@
   <w:style w:type="paragraph" w:default="1" w:styleId="Standard">
     <w:name w:val="Normal"/>
     <w:qFormat/>
-    <w:rsid w:val="000E0D74"/>
+    <w:rsid w:val="00637F71"/>
     <w:rPr>
       <w:rFonts w:ascii="Cambria" w:hAnsi="Cambria"/>
     </w:rPr>
@@ -26410,7 +29173,6 @@
     <w:basedOn w:val="Standard"/>
     <w:next w:val="Standard"/>
     <w:uiPriority w:val="35"/>
-    <w:semiHidden/>
     <w:unhideWhenUsed/>
     <w:qFormat/>
     <w:rsid w:val="00B916DC"/>
@@ -26423,6 +29185,28 @@
       <w:color w:val="0E2841" w:themeColor="text2"/>
       <w:sz w:val="18"/>
       <w:szCs w:val="18"/>
+    </w:rPr>
+  </w:style>
+  <w:style w:type="character" w:styleId="NichtaufgelsteErwhnung">
+    <w:name w:val="Unresolved Mention"/>
+    <w:basedOn w:val="Absatz-Standardschriftart"/>
+    <w:uiPriority w:val="99"/>
+    <w:semiHidden/>
+    <w:unhideWhenUsed/>
+    <w:rsid w:val="007B7787"/>
+    <w:rPr>
+      <w:color w:val="605E5C"/>
+      <w:shd w:val="clear" w:color="auto" w:fill="E1DFDD"/>
+    </w:rPr>
+  </w:style>
+  <w:style w:type="character" w:styleId="Platzhaltertext">
+    <w:name w:val="Placeholder Text"/>
+    <w:basedOn w:val="Absatz-Standardschriftart"/>
+    <w:uiPriority w:val="99"/>
+    <w:semiHidden/>
+    <w:rsid w:val="009C2957"/>
+    <w:rPr>
+      <w:color w:val="666666"/>
     </w:rPr>
   </w:style>
 </w:styles>
